--- a/web_fred_26_27/GM/documents_gm/omf_map22c_presentacio.docx
+++ b/web_fred_26_27/GM/documents_gm/omf_map22c_presentacio.docx
@@ -1,23 +1,37 @@
 
 <file path=word/document.xml><?xml version="1.0" encoding="utf-8"?>
-<w:document xmlns:o="urn:schemas-microsoft-com:office:office" xmlns:r="http://schemas.openxmlformats.org/officeDocument/2006/relationships" xmlns:v="urn:schemas-microsoft-com:vml" xmlns:w="http://schemas.openxmlformats.org/wordprocessingml/2006/main" xmlns:w10="urn:schemas-microsoft-com:office:word" xmlns:wp="http://schemas.openxmlformats.org/drawingml/2006/wordprocessingDrawing">
+<w:document xmlns:o="urn:schemas-microsoft-com:office:office" xmlns:r="http://schemas.openxmlformats.org/officeDocument/2006/relationships" xmlns:v="urn:schemas-microsoft-com:vml" xmlns:w="http://schemas.openxmlformats.org/wordprocessingml/2006/main" xmlns:w10="urn:schemas-microsoft-com:office:word" xmlns:wp="http://schemas.openxmlformats.org/drawingml/2006/wordprocessingDrawing" xmlns:wps="http://schemas.microsoft.com/office/word/2010/wordprocessingShape" xmlns:wpg="http://schemas.microsoft.com/office/word/2010/wordprocessingGroup" xmlns:mc="http://schemas.openxmlformats.org/markup-compatibility/2006" xmlns:wp14="http://schemas.microsoft.com/office/word/2010/wordprocessingDrawing" xmlns:w14="http://schemas.microsoft.com/office/word/2010/wordml" xmlns:w15="http://schemas.microsoft.com/office/word/2012/wordml" mc:Ignorable="w14 wp14 w15">
   <w:body>
     <w:p>
       <w:pPr>
         <w:pStyle w:val="Normal"/>
-        <w:keepNext/>
+        <w:keepNext w:val="true"/>
         <w:keepLines w:val="false"/>
         <w:widowControl w:val="false"/>
-        <w:pBdr>
-          <w:top w:val="nil"/>
-          <w:left w:val="nil"/>
-          <w:bottom w:val="nil"/>
-          <w:right w:val="nil"/>
-        </w:pBdr>
-        <w:shd w:fill="FFFFFF" w:val="clear"/>
+        <w:shd w:val="clear" w:fill="FFFFFF"/>
         <w:spacing w:lineRule="auto" w:line="276" w:before="0" w:after="0"/>
-        <w:ind w:left="0" w:right="0" w:hanging="0"/>
+        <w:ind w:hanging="0" w:left="0" w:right="0"/>
         <w:jc w:val="left"/>
+        <w:rPr>
+          <w:rFonts w:eastAsia="Arial" w:cs="Arial"/>
+          <w:b w:val="false"/>
+          <w:i w:val="false"/>
+          <w:i w:val="false"/>
+          <w:caps w:val="false"/>
+          <w:smallCaps w:val="false"/>
+          <w:strike w:val="false"/>
+          <w:dstrike w:val="false"/>
+          <w:color w:val="000000"/>
+          <w:position w:val="0"/>
+          <w:sz w:val="22"/>
+          <w:sz w:val="22"/>
+          <w:szCs w:val="22"/>
+          <w:u w:val="none"/>
+          <w:shd w:fill="FFFFFF" w:val="clear"/>
+          <w:vertAlign w:val="baseline"/>
+        </w:rPr>
+      </w:pPr>
+      <w:r>
         <w:rPr>
           <w:rFonts w:eastAsia="Arial" w:cs="Arial"/>
           <w:b w:val="false"/>
@@ -35,39 +49,14 @@
           <w:shd w:fill="FFFFFF" w:val="clear"/>
           <w:vertAlign w:val="baseline"/>
         </w:rPr>
-      </w:pPr>
-      <w:r>
-        <w:rPr>
-          <w:rFonts w:eastAsia="Arial" w:cs="Arial"/>
-          <w:b w:val="false"/>
-          <w:i w:val="false"/>
-          <w:caps w:val="false"/>
-          <w:smallCaps w:val="false"/>
-          <w:strike w:val="false"/>
-          <w:dstrike w:val="false"/>
-          <w:color w:val="000000"/>
-          <w:position w:val="0"/>
-          <w:sz w:val="22"/>
-          <w:sz w:val="22"/>
-          <w:szCs w:val="22"/>
-          <w:u w:val="none"/>
-          <w:shd w:fill="FFFFFF" w:val="clear"/>
-          <w:vertAlign w:val="baseline"/>
-        </w:rPr>
       </w:r>
     </w:p>
     <w:tbl>
       <w:tblPr>
+        <w:tblW w:w="10191" w:type="dxa"/>
         <w:jc w:val="center"/>
         <w:tblInd w:w="0" w:type="dxa"/>
-        <w:tblBorders>
-          <w:top w:val="single" w:sz="4" w:space="0" w:color="000001"/>
-          <w:left w:val="single" w:sz="4" w:space="0" w:color="000001"/>
-          <w:bottom w:val="single" w:sz="4" w:space="0" w:color="000001"/>
-          <w:insideH w:val="single" w:sz="4" w:space="0" w:color="000001"/>
-          <w:right w:val="single" w:sz="4" w:space="0" w:color="000001"/>
-          <w:insideV w:val="single" w:sz="4" w:space="0" w:color="000001"/>
-        </w:tblBorders>
+        <w:tblLayout w:type="fixed"/>
         <w:tblCellMar>
           <w:top w:w="0" w:type="dxa"/>
           <w:left w:w="88" w:type="dxa"/>
@@ -83,7 +72,6 @@
       <w:tr>
         <w:trPr>
           <w:trHeight w:val="372" w:hRule="atLeast"/>
-          <w:cantSplit w:val="false"/>
         </w:trPr>
         <w:tc>
           <w:tcPr>
@@ -93,28 +81,23 @@
               <w:top w:val="single" w:sz="4" w:space="0" w:color="000001"/>
               <w:left w:val="single" w:sz="4" w:space="0" w:color="000001"/>
               <w:bottom w:val="single" w:sz="4" w:space="0" w:color="000001"/>
-              <w:insideH w:val="single" w:sz="4" w:space="0" w:color="000001"/>
               <w:right w:val="single" w:sz="4" w:space="0" w:color="000001"/>
-              <w:insideV w:val="single" w:sz="4" w:space="0" w:color="000001"/>
-            </w:tcBorders>
-            <w:shd w:fill="FFFFFF" w:val="clear"/>
-            <w:tcMar>
-              <w:left w:w="88" w:type="dxa"/>
-            </w:tcMar>
+            </w:tcBorders>
+            <w:shd w:fill="FFFFFF" w:val="clear"/>
             <w:vAlign w:val="center"/>
           </w:tcPr>
           <w:p>
             <w:pPr>
               <w:pStyle w:val="Normal"/>
               <w:rPr>
-                <w:rFonts w:eastAsia="Tahoma" w:cs="Tahoma" w:ascii="Tahoma" w:hAnsi="Tahoma"/>
+                <w:rFonts w:ascii="Tahoma" w:hAnsi="Tahoma" w:eastAsia="Tahoma" w:cs="Tahoma"/>
                 <w:sz w:val="20"/>
                 <w:szCs w:val="20"/>
                 <w:lang w:val="ca-ES"/>
               </w:rPr>
             </w:pPr>
-            <w:bookmarkStart w:id="0" w:name="bookmark=id.g3lhin4gwb6d"/>
-            <w:bookmarkStart w:id="1" w:name="bookmark=id.iq6y5kp6a4fb"/>
+            <w:bookmarkStart w:id="0" w:name="bookmark=id.iq6y5kp6a4fb"/>
+            <w:bookmarkStart w:id="1" w:name="bookmark=id.g3lhin4gwb6d"/>
             <w:bookmarkEnd w:id="0"/>
             <w:bookmarkEnd w:id="1"/>
             <w:r>
@@ -161,21 +144,16 @@
               <w:top w:val="single" w:sz="4" w:space="0" w:color="000001"/>
               <w:left w:val="single" w:sz="4" w:space="0" w:color="000001"/>
               <w:bottom w:val="single" w:sz="4" w:space="0" w:color="000001"/>
-              <w:insideH w:val="single" w:sz="4" w:space="0" w:color="000001"/>
               <w:right w:val="single" w:sz="4" w:space="0" w:color="000001"/>
-              <w:insideV w:val="single" w:sz="4" w:space="0" w:color="000001"/>
-            </w:tcBorders>
-            <w:shd w:fill="FFFFFF" w:val="clear"/>
-            <w:tcMar>
-              <w:left w:w="88" w:type="dxa"/>
-            </w:tcMar>
+            </w:tcBorders>
+            <w:shd w:fill="FFFFFF" w:val="clear"/>
             <w:vAlign w:val="center"/>
           </w:tcPr>
           <w:p>
             <w:pPr>
               <w:pStyle w:val="Normal"/>
               <w:rPr>
-                <w:rFonts w:eastAsia="Tahoma" w:cs="Tahoma" w:ascii="Tahoma" w:hAnsi="Tahoma"/>
+                <w:rFonts w:ascii="Tahoma" w:hAnsi="Tahoma" w:eastAsia="Tahoma" w:cs="Tahoma"/>
                 <w:sz w:val="20"/>
                 <w:szCs w:val="20"/>
               </w:rPr>
@@ -213,7 +191,6 @@
       <w:tr>
         <w:trPr>
           <w:trHeight w:val="419" w:hRule="atLeast"/>
-          <w:cantSplit w:val="false"/>
         </w:trPr>
         <w:tc>
           <w:tcPr>
@@ -223,21 +200,16 @@
               <w:top w:val="single" w:sz="4" w:space="0" w:color="000001"/>
               <w:left w:val="single" w:sz="4" w:space="0" w:color="000001"/>
               <w:bottom w:val="single" w:sz="4" w:space="0" w:color="000001"/>
-              <w:insideH w:val="single" w:sz="4" w:space="0" w:color="000001"/>
               <w:right w:val="single" w:sz="4" w:space="0" w:color="000001"/>
-              <w:insideV w:val="single" w:sz="4" w:space="0" w:color="000001"/>
             </w:tcBorders>
             <w:shd w:fill="E6E6E6" w:val="clear"/>
-            <w:tcMar>
-              <w:left w:w="88" w:type="dxa"/>
-            </w:tcMar>
             <w:vAlign w:val="center"/>
           </w:tcPr>
           <w:p>
             <w:pPr>
               <w:pStyle w:val="Normal"/>
               <w:rPr>
-                <w:rFonts w:eastAsia="Tahoma" w:cs="Tahoma" w:ascii="Tahoma" w:hAnsi="Tahoma"/>
+                <w:rFonts w:ascii="Tahoma" w:hAnsi="Tahoma" w:eastAsia="Tahoma" w:cs="Tahoma"/>
                 <w:b w:val="false"/>
                 <w:bCs w:val="false"/>
                 <w:color w:val="000000"/>
@@ -296,7 +268,6 @@
       <w:tr>
         <w:trPr>
           <w:trHeight w:val="270" w:hRule="atLeast"/>
-          <w:cantSplit w:val="false"/>
         </w:trPr>
         <w:tc>
           <w:tcPr>
@@ -305,21 +276,16 @@
               <w:top w:val="single" w:sz="4" w:space="0" w:color="000001"/>
               <w:left w:val="single" w:sz="4" w:space="0" w:color="000001"/>
               <w:bottom w:val="single" w:sz="4" w:space="0" w:color="000001"/>
-              <w:insideH w:val="single" w:sz="4" w:space="0" w:color="000001"/>
               <w:right w:val="single" w:sz="4" w:space="0" w:color="000001"/>
-              <w:insideV w:val="single" w:sz="4" w:space="0" w:color="000001"/>
-            </w:tcBorders>
-            <w:shd w:fill="FFFFFF" w:val="clear"/>
-            <w:tcMar>
-              <w:left w:w="88" w:type="dxa"/>
-            </w:tcMar>
+            </w:tcBorders>
+            <w:shd w:fill="FFFFFF" w:val="clear"/>
             <w:vAlign w:val="center"/>
           </w:tcPr>
           <w:p>
             <w:pPr>
               <w:pStyle w:val="Normal"/>
               <w:rPr>
-                <w:rFonts w:eastAsia="Tahoma" w:cs="Tahoma" w:ascii="Tahoma" w:hAnsi="Tahoma"/>
+                <w:rFonts w:ascii="Tahoma" w:hAnsi="Tahoma" w:eastAsia="Tahoma" w:cs="Tahoma"/>
                 <w:sz w:val="20"/>
                 <w:szCs w:val="20"/>
               </w:rPr>
@@ -352,21 +318,16 @@
               <w:top w:val="single" w:sz="4" w:space="0" w:color="000001"/>
               <w:left w:val="single" w:sz="4" w:space="0" w:color="000001"/>
               <w:bottom w:val="single" w:sz="4" w:space="0" w:color="000001"/>
-              <w:insideH w:val="single" w:sz="4" w:space="0" w:color="000001"/>
               <w:right w:val="single" w:sz="4" w:space="0" w:color="000001"/>
-              <w:insideV w:val="single" w:sz="4" w:space="0" w:color="000001"/>
-            </w:tcBorders>
-            <w:shd w:fill="FFFFFF" w:val="clear"/>
-            <w:tcMar>
-              <w:left w:w="88" w:type="dxa"/>
-            </w:tcMar>
+            </w:tcBorders>
+            <w:shd w:fill="FFFFFF" w:val="clear"/>
             <w:vAlign w:val="center"/>
           </w:tcPr>
           <w:p>
             <w:pPr>
               <w:pStyle w:val="Normal"/>
               <w:rPr>
-                <w:rFonts w:eastAsia="Tahoma" w:cs="Tahoma" w:ascii="Tahoma" w:hAnsi="Tahoma"/>
+                <w:rFonts w:ascii="Tahoma" w:hAnsi="Tahoma" w:eastAsia="Tahoma" w:cs="Tahoma"/>
                 <w:sz w:val="20"/>
                 <w:szCs w:val="20"/>
               </w:rPr>
@@ -394,7 +355,6 @@
       <w:tr>
         <w:trPr>
           <w:trHeight w:val="270" w:hRule="atLeast"/>
-          <w:cantSplit w:val="false"/>
         </w:trPr>
         <w:tc>
           <w:tcPr>
@@ -403,21 +363,16 @@
               <w:top w:val="single" w:sz="4" w:space="0" w:color="000001"/>
               <w:left w:val="single" w:sz="4" w:space="0" w:color="000001"/>
               <w:bottom w:val="single" w:sz="4" w:space="0" w:color="000001"/>
-              <w:insideH w:val="single" w:sz="4" w:space="0" w:color="000001"/>
               <w:right w:val="single" w:sz="4" w:space="0" w:color="000001"/>
-              <w:insideV w:val="single" w:sz="4" w:space="0" w:color="000001"/>
-            </w:tcBorders>
-            <w:shd w:fill="FFFFFF" w:val="clear"/>
-            <w:tcMar>
-              <w:left w:w="88" w:type="dxa"/>
-            </w:tcMar>
+            </w:tcBorders>
+            <w:shd w:fill="FFFFFF" w:val="clear"/>
             <w:vAlign w:val="center"/>
           </w:tcPr>
           <w:p>
             <w:pPr>
               <w:pStyle w:val="Normal"/>
               <w:rPr>
-                <w:rFonts w:eastAsia="Tahoma" w:cs="Tahoma" w:ascii="Tahoma" w:hAnsi="Tahoma"/>
+                <w:rFonts w:ascii="Tahoma" w:hAnsi="Tahoma" w:eastAsia="Tahoma" w:cs="Tahoma"/>
                 <w:b/>
                 <w:sz w:val="20"/>
                 <w:szCs w:val="20"/>
@@ -430,7 +385,7 @@
                 <w:sz w:val="20"/>
                 <w:szCs w:val="20"/>
               </w:rPr>
-              <w:t xml:space="preserve">HORES FEMPO: </w:t>
+              <w:t>HORES FEMPO:</w:t>
             </w:r>
           </w:p>
         </w:tc>
@@ -443,34 +398,23 @@
               <w:top w:val="single" w:sz="4" w:space="0" w:color="000001"/>
               <w:left w:val="single" w:sz="4" w:space="0" w:color="000001"/>
               <w:bottom w:val="single" w:sz="4" w:space="0" w:color="000001"/>
-              <w:insideH w:val="single" w:sz="4" w:space="0" w:color="000001"/>
               <w:right w:val="single" w:sz="4" w:space="0" w:color="000001"/>
-              <w:insideV w:val="single" w:sz="4" w:space="0" w:color="000001"/>
-            </w:tcBorders>
-            <w:shd w:fill="FFFFFF" w:val="clear"/>
-            <w:tcMar>
-              <w:left w:w="88" w:type="dxa"/>
-            </w:tcMar>
+            </w:tcBorders>
+            <w:shd w:fill="FFFFFF" w:val="clear"/>
             <w:vAlign w:val="center"/>
           </w:tcPr>
           <w:p>
             <w:pPr>
               <w:pStyle w:val="Normal"/>
-              <w:keepNext/>
+              <w:keepNext w:val="true"/>
               <w:keepLines w:val="false"/>
               <w:widowControl w:val="false"/>
-              <w:pBdr>
-                <w:top w:val="nil"/>
-                <w:left w:val="nil"/>
-                <w:bottom w:val="nil"/>
-                <w:right w:val="nil"/>
-              </w:pBdr>
-              <w:shd w:fill="FFFFFF" w:val="clear"/>
+              <w:shd w:val="clear" w:fill="FFFFFF"/>
               <w:spacing w:lineRule="auto" w:line="276" w:before="0" w:after="0"/>
-              <w:ind w:left="0" w:right="0" w:hanging="0"/>
+              <w:ind w:hanging="0" w:left="0" w:right="0"/>
               <w:jc w:val="left"/>
               <w:rPr>
-                <w:rFonts w:eastAsia="Tahoma" w:cs="Tahoma" w:ascii="Tahoma" w:hAnsi="Tahoma"/>
+                <w:rFonts w:ascii="Tahoma" w:hAnsi="Tahoma" w:eastAsia="Tahoma" w:cs="Tahoma"/>
                 <w:sz w:val="20"/>
                 <w:szCs w:val="20"/>
               </w:rPr>
@@ -491,7 +435,7 @@
         <w:pStyle w:val="Normal"/>
         <w:jc w:val="both"/>
         <w:rPr>
-          <w:rFonts w:eastAsia="Tahoma" w:cs="Tahoma" w:ascii="Tahoma" w:hAnsi="Tahoma"/>
+          <w:rFonts w:ascii="Tahoma" w:hAnsi="Tahoma" w:eastAsia="Tahoma" w:cs="Tahoma"/>
           <w:sz w:val="20"/>
           <w:szCs w:val="20"/>
         </w:rPr>
@@ -511,10 +455,10 @@
           <w:ilvl w:val="0"/>
           <w:numId w:val="1"/>
         </w:numPr>
-        <w:ind w:left="360" w:right="0" w:hanging="360"/>
+        <w:ind w:hanging="360" w:left="360" w:right="0"/>
         <w:jc w:val="both"/>
         <w:rPr>
-          <w:rFonts w:eastAsia="Tahoma" w:cs="Tahoma" w:ascii="Tahoma" w:hAnsi="Tahoma"/>
+          <w:rFonts w:ascii="Tahoma" w:hAnsi="Tahoma" w:eastAsia="Tahoma" w:cs="Tahoma"/>
           <w:b/>
           <w:sz w:val="20"/>
           <w:szCs w:val="20"/>
@@ -535,7 +479,7 @@
         <w:pStyle w:val="Normal"/>
         <w:jc w:val="both"/>
         <w:rPr>
-          <w:rFonts w:eastAsia="Tahoma" w:cs="Tahoma" w:ascii="Tahoma" w:hAnsi="Tahoma"/>
+          <w:rFonts w:ascii="Tahoma" w:hAnsi="Tahoma" w:eastAsia="Tahoma" w:cs="Tahoma"/>
           <w:b/>
           <w:sz w:val="20"/>
           <w:szCs w:val="20"/>
@@ -552,16 +496,10 @@
     </w:p>
     <w:tbl>
       <w:tblPr>
+        <w:tblW w:w="10561" w:type="dxa"/>
         <w:jc w:val="center"/>
         <w:tblInd w:w="0" w:type="dxa"/>
-        <w:tblBorders>
-          <w:top w:val="single" w:sz="4" w:space="0" w:color="000001"/>
-          <w:left w:val="single" w:sz="4" w:space="0" w:color="000001"/>
-          <w:bottom w:val="single" w:sz="4" w:space="0" w:color="000001"/>
-          <w:insideH w:val="single" w:sz="4" w:space="0" w:color="000001"/>
-          <w:right w:val="single" w:sz="4" w:space="0" w:color="000001"/>
-          <w:insideV w:val="single" w:sz="4" w:space="0" w:color="000001"/>
-        </w:tblBorders>
+        <w:tblLayout w:type="fixed"/>
         <w:tblCellMar>
           <w:top w:w="0" w:type="dxa"/>
           <w:left w:w="88" w:type="dxa"/>
@@ -571,16 +509,14 @@
       </w:tblPr>
       <w:tblGrid>
         <w:gridCol w:w="3110"/>
-        <w:gridCol w:w="3037"/>
+        <w:gridCol w:w="3036"/>
         <w:gridCol w:w="811"/>
-        <w:gridCol w:w="1014"/>
+        <w:gridCol w:w="1015"/>
         <w:gridCol w:w="1016"/>
-        <w:gridCol w:w="1573"/>
+        <w:gridCol w:w="1572"/>
       </w:tblGrid>
       <w:tr>
-        <w:trPr>
-          <w:cantSplit w:val="false"/>
-        </w:trPr>
+        <w:trPr/>
         <w:tc>
           <w:tcPr>
             <w:tcW w:w="3110" w:type="dxa"/>
@@ -588,14 +524,9 @@
               <w:top w:val="single" w:sz="4" w:space="0" w:color="000001"/>
               <w:left w:val="single" w:sz="4" w:space="0" w:color="000001"/>
               <w:bottom w:val="single" w:sz="4" w:space="0" w:color="000001"/>
-              <w:insideH w:val="single" w:sz="4" w:space="0" w:color="000001"/>
               <w:right w:val="single" w:sz="4" w:space="0" w:color="000001"/>
-              <w:insideV w:val="single" w:sz="4" w:space="0" w:color="000001"/>
-            </w:tcBorders>
-            <w:shd w:fill="FFFFFF" w:val="clear"/>
-            <w:tcMar>
-              <w:left w:w="88" w:type="dxa"/>
-            </w:tcMar>
+            </w:tcBorders>
+            <w:shd w:fill="FFFFFF" w:val="clear"/>
             <w:vAlign w:val="center"/>
           </w:tcPr>
           <w:p>
@@ -603,7 +534,7 @@
               <w:pStyle w:val="Normal"/>
               <w:jc w:val="center"/>
               <w:rPr>
-                <w:rFonts w:eastAsia="Tahoma" w:cs="Tahoma" w:ascii="Tahoma" w:hAnsi="Tahoma"/>
+                <w:rFonts w:ascii="Tahoma" w:hAnsi="Tahoma" w:eastAsia="Tahoma" w:cs="Tahoma"/>
                 <w:b/>
                 <w:sz w:val="20"/>
                 <w:szCs w:val="20"/>
@@ -622,19 +553,14 @@
         </w:tc>
         <w:tc>
           <w:tcPr>
-            <w:tcW w:w="3037" w:type="dxa"/>
+            <w:tcW w:w="3036" w:type="dxa"/>
             <w:tcBorders>
               <w:top w:val="single" w:sz="4" w:space="0" w:color="000001"/>
               <w:left w:val="single" w:sz="4" w:space="0" w:color="000001"/>
               <w:bottom w:val="single" w:sz="4" w:space="0" w:color="000001"/>
-              <w:insideH w:val="single" w:sz="4" w:space="0" w:color="000001"/>
               <w:right w:val="single" w:sz="4" w:space="0" w:color="000001"/>
-              <w:insideV w:val="single" w:sz="4" w:space="0" w:color="000001"/>
-            </w:tcBorders>
-            <w:shd w:fill="FFFFFF" w:val="clear"/>
-            <w:tcMar>
-              <w:left w:w="88" w:type="dxa"/>
-            </w:tcMar>
+            </w:tcBorders>
+            <w:shd w:fill="FFFFFF" w:val="clear"/>
             <w:vAlign w:val="center"/>
           </w:tcPr>
           <w:p>
@@ -642,7 +568,7 @@
               <w:pStyle w:val="Normal"/>
               <w:jc w:val="center"/>
               <w:rPr>
-                <w:rFonts w:eastAsia="Tahoma" w:cs="Tahoma" w:ascii="Tahoma" w:hAnsi="Tahoma"/>
+                <w:rFonts w:ascii="Tahoma" w:hAnsi="Tahoma" w:eastAsia="Tahoma" w:cs="Tahoma"/>
                 <w:b/>
                 <w:sz w:val="20"/>
                 <w:szCs w:val="20"/>
@@ -666,14 +592,9 @@
               <w:top w:val="single" w:sz="4" w:space="0" w:color="000001"/>
               <w:left w:val="single" w:sz="4" w:space="0" w:color="000001"/>
               <w:bottom w:val="single" w:sz="4" w:space="0" w:color="000001"/>
-              <w:insideH w:val="single" w:sz="4" w:space="0" w:color="000001"/>
               <w:right w:val="single" w:sz="4" w:space="0" w:color="000001"/>
-              <w:insideV w:val="single" w:sz="4" w:space="0" w:color="000001"/>
-            </w:tcBorders>
-            <w:shd w:fill="FFFFFF" w:val="clear"/>
-            <w:tcMar>
-              <w:left w:w="88" w:type="dxa"/>
-            </w:tcMar>
+            </w:tcBorders>
+            <w:shd w:fill="FFFFFF" w:val="clear"/>
             <w:vAlign w:val="center"/>
           </w:tcPr>
           <w:p>
@@ -681,7 +602,7 @@
               <w:pStyle w:val="Normal"/>
               <w:jc w:val="center"/>
               <w:rPr>
-                <w:rFonts w:eastAsia="Tahoma" w:cs="Tahoma" w:ascii="Tahoma" w:hAnsi="Tahoma"/>
+                <w:rFonts w:ascii="Tahoma" w:hAnsi="Tahoma" w:eastAsia="Tahoma" w:cs="Tahoma"/>
                 <w:b/>
                 <w:sz w:val="16"/>
                 <w:szCs w:val="16"/>
@@ -700,19 +621,14 @@
         </w:tc>
         <w:tc>
           <w:tcPr>
-            <w:tcW w:w="1014" w:type="dxa"/>
+            <w:tcW w:w="1015" w:type="dxa"/>
             <w:tcBorders>
               <w:top w:val="single" w:sz="4" w:space="0" w:color="000001"/>
               <w:left w:val="single" w:sz="4" w:space="0" w:color="000001"/>
               <w:bottom w:val="single" w:sz="4" w:space="0" w:color="000001"/>
-              <w:insideH w:val="single" w:sz="4" w:space="0" w:color="000001"/>
               <w:right w:val="single" w:sz="4" w:space="0" w:color="000001"/>
-              <w:insideV w:val="single" w:sz="4" w:space="0" w:color="000001"/>
-            </w:tcBorders>
-            <w:shd w:fill="FFFFFF" w:val="clear"/>
-            <w:tcMar>
-              <w:left w:w="88" w:type="dxa"/>
-            </w:tcMar>
+            </w:tcBorders>
+            <w:shd w:fill="FFFFFF" w:val="clear"/>
             <w:vAlign w:val="center"/>
           </w:tcPr>
           <w:p>
@@ -720,7 +636,7 @@
               <w:pStyle w:val="Normal"/>
               <w:jc w:val="center"/>
               <w:rPr>
-                <w:rFonts w:eastAsia="Tahoma" w:cs="Tahoma" w:ascii="Tahoma" w:hAnsi="Tahoma"/>
+                <w:rFonts w:ascii="Tahoma" w:hAnsi="Tahoma" w:eastAsia="Tahoma" w:cs="Tahoma"/>
                 <w:b/>
                 <w:sz w:val="20"/>
                 <w:szCs w:val="20"/>
@@ -744,14 +660,9 @@
               <w:top w:val="single" w:sz="4" w:space="0" w:color="000001"/>
               <w:left w:val="single" w:sz="4" w:space="0" w:color="000001"/>
               <w:bottom w:val="single" w:sz="4" w:space="0" w:color="000001"/>
-              <w:insideH w:val="single" w:sz="4" w:space="0" w:color="000001"/>
               <w:right w:val="single" w:sz="4" w:space="0" w:color="000001"/>
-              <w:insideV w:val="single" w:sz="4" w:space="0" w:color="000001"/>
-            </w:tcBorders>
-            <w:shd w:fill="FFFFFF" w:val="clear"/>
-            <w:tcMar>
-              <w:left w:w="88" w:type="dxa"/>
-            </w:tcMar>
+            </w:tcBorders>
+            <w:shd w:fill="FFFFFF" w:val="clear"/>
             <w:vAlign w:val="center"/>
           </w:tcPr>
           <w:p>
@@ -759,7 +670,7 @@
               <w:pStyle w:val="Normal"/>
               <w:jc w:val="center"/>
               <w:rPr>
-                <w:rFonts w:eastAsia="Tahoma" w:cs="Tahoma" w:ascii="Tahoma" w:hAnsi="Tahoma"/>
+                <w:rFonts w:ascii="Tahoma" w:hAnsi="Tahoma" w:eastAsia="Tahoma" w:cs="Tahoma"/>
                 <w:b/>
                 <w:sz w:val="20"/>
                 <w:szCs w:val="20"/>
@@ -778,19 +689,14 @@
         </w:tc>
         <w:tc>
           <w:tcPr>
-            <w:tcW w:w="1573" w:type="dxa"/>
+            <w:tcW w:w="1572" w:type="dxa"/>
             <w:tcBorders>
               <w:top w:val="single" w:sz="4" w:space="0" w:color="000001"/>
               <w:left w:val="single" w:sz="4" w:space="0" w:color="000001"/>
               <w:bottom w:val="single" w:sz="4" w:space="0" w:color="000001"/>
-              <w:insideH w:val="single" w:sz="4" w:space="0" w:color="000001"/>
               <w:right w:val="single" w:sz="4" w:space="0" w:color="000001"/>
-              <w:insideV w:val="single" w:sz="4" w:space="0" w:color="000001"/>
-            </w:tcBorders>
-            <w:shd w:fill="FFFFFF" w:val="clear"/>
-            <w:tcMar>
-              <w:left w:w="88" w:type="dxa"/>
-            </w:tcMar>
+            </w:tcBorders>
+            <w:shd w:fill="FFFFFF" w:val="clear"/>
             <w:vAlign w:val="center"/>
           </w:tcPr>
           <w:p>
@@ -798,7 +704,7 @@
               <w:pStyle w:val="Normal"/>
               <w:jc w:val="center"/>
               <w:rPr>
-                <w:rFonts w:eastAsia="Tahoma" w:cs="Tahoma" w:ascii="Tahoma" w:hAnsi="Tahoma"/>
+                <w:rFonts w:ascii="Tahoma" w:hAnsi="Tahoma" w:eastAsia="Tahoma" w:cs="Tahoma"/>
                 <w:b/>
                 <w:sz w:val="16"/>
                 <w:szCs w:val="16"/>
@@ -817,24 +723,16 @@
         </w:tc>
       </w:tr>
       <w:tr>
-        <w:trPr>
-          <w:cantSplit w:val="false"/>
-        </w:trPr>
+        <w:trPr/>
         <w:tc>
           <w:tcPr>
             <w:tcW w:w="3110" w:type="dxa"/>
             <w:tcBorders>
-              <w:top w:val="nil"/>
               <w:left w:val="single" w:sz="4" w:space="0" w:color="000001"/>
               <w:bottom w:val="single" w:sz="4" w:space="0" w:color="000001"/>
-              <w:insideH w:val="single" w:sz="4" w:space="0" w:color="000001"/>
               <w:right w:val="single" w:sz="4" w:space="0" w:color="000001"/>
-              <w:insideV w:val="single" w:sz="4" w:space="0" w:color="000001"/>
-            </w:tcBorders>
-            <w:shd w:fill="FFFFFF" w:val="clear"/>
-            <w:tcMar>
-              <w:left w:w="88" w:type="dxa"/>
-            </w:tcMar>
+            </w:tcBorders>
+            <w:shd w:fill="FFFFFF" w:val="clear"/>
             <w:vAlign w:val="center"/>
           </w:tcPr>
           <w:p>
@@ -850,19 +748,13 @@
         </w:tc>
         <w:tc>
           <w:tcPr>
-            <w:tcW w:w="3037" w:type="dxa"/>
-            <w:tcBorders>
-              <w:top w:val="nil"/>
+            <w:tcW w:w="3036" w:type="dxa"/>
+            <w:tcBorders>
               <w:left w:val="single" w:sz="4" w:space="0" w:color="000001"/>
               <w:bottom w:val="single" w:sz="4" w:space="0" w:color="000001"/>
-              <w:insideH w:val="single" w:sz="4" w:space="0" w:color="000001"/>
               <w:right w:val="single" w:sz="4" w:space="0" w:color="000001"/>
-              <w:insideV w:val="single" w:sz="4" w:space="0" w:color="000001"/>
-            </w:tcBorders>
-            <w:shd w:fill="FFFFFF" w:val="clear"/>
-            <w:tcMar>
-              <w:left w:w="88" w:type="dxa"/>
-            </w:tcMar>
+            </w:tcBorders>
+            <w:shd w:fill="FFFFFF" w:val="clear"/>
             <w:vAlign w:val="center"/>
           </w:tcPr>
           <w:p>
@@ -880,17 +772,11 @@
           <w:tcPr>
             <w:tcW w:w="811" w:type="dxa"/>
             <w:tcBorders>
-              <w:top w:val="nil"/>
               <w:left w:val="single" w:sz="4" w:space="0" w:color="000001"/>
               <w:bottom w:val="single" w:sz="4" w:space="0" w:color="000001"/>
-              <w:insideH w:val="single" w:sz="4" w:space="0" w:color="000001"/>
               <w:right w:val="single" w:sz="4" w:space="0" w:color="000001"/>
-              <w:insideV w:val="single" w:sz="4" w:space="0" w:color="000001"/>
-            </w:tcBorders>
-            <w:shd w:fill="FFFFFF" w:val="clear"/>
-            <w:tcMar>
-              <w:left w:w="88" w:type="dxa"/>
-            </w:tcMar>
+            </w:tcBorders>
+            <w:shd w:fill="FFFFFF" w:val="clear"/>
             <w:vAlign w:val="center"/>
           </w:tcPr>
           <w:p>
@@ -906,19 +792,13 @@
         </w:tc>
         <w:tc>
           <w:tcPr>
-            <w:tcW w:w="1014" w:type="dxa"/>
-            <w:tcBorders>
-              <w:top w:val="nil"/>
+            <w:tcW w:w="1015" w:type="dxa"/>
+            <w:tcBorders>
               <w:left w:val="single" w:sz="4" w:space="0" w:color="000001"/>
               <w:bottom w:val="single" w:sz="4" w:space="0" w:color="000001"/>
-              <w:insideH w:val="single" w:sz="4" w:space="0" w:color="000001"/>
               <w:right w:val="single" w:sz="4" w:space="0" w:color="000001"/>
-              <w:insideV w:val="single" w:sz="4" w:space="0" w:color="000001"/>
-            </w:tcBorders>
-            <w:shd w:fill="FFFFFF" w:val="clear"/>
-            <w:tcMar>
-              <w:left w:w="88" w:type="dxa"/>
-            </w:tcMar>
+            </w:tcBorders>
+            <w:shd w:fill="FFFFFF" w:val="clear"/>
             <w:vAlign w:val="center"/>
           </w:tcPr>
           <w:p>
@@ -936,17 +816,11 @@
           <w:tcPr>
             <w:tcW w:w="1016" w:type="dxa"/>
             <w:tcBorders>
-              <w:top w:val="nil"/>
               <w:left w:val="single" w:sz="4" w:space="0" w:color="000001"/>
               <w:bottom w:val="single" w:sz="4" w:space="0" w:color="000001"/>
-              <w:insideH w:val="single" w:sz="4" w:space="0" w:color="000001"/>
               <w:right w:val="single" w:sz="4" w:space="0" w:color="000001"/>
-              <w:insideV w:val="single" w:sz="4" w:space="0" w:color="000001"/>
-            </w:tcBorders>
-            <w:shd w:fill="FFFFFF" w:val="clear"/>
-            <w:tcMar>
-              <w:left w:w="88" w:type="dxa"/>
-            </w:tcMar>
+            </w:tcBorders>
+            <w:shd w:fill="FFFFFF" w:val="clear"/>
             <w:vAlign w:val="center"/>
           </w:tcPr>
           <w:p>
@@ -962,19 +836,13 @@
         </w:tc>
         <w:tc>
           <w:tcPr>
-            <w:tcW w:w="1573" w:type="dxa"/>
-            <w:tcBorders>
-              <w:top w:val="nil"/>
+            <w:tcW w:w="1572" w:type="dxa"/>
+            <w:tcBorders>
               <w:left w:val="single" w:sz="4" w:space="0" w:color="000001"/>
               <w:bottom w:val="single" w:sz="4" w:space="0" w:color="000001"/>
-              <w:insideH w:val="single" w:sz="4" w:space="0" w:color="000001"/>
               <w:right w:val="single" w:sz="4" w:space="0" w:color="000001"/>
-              <w:insideV w:val="single" w:sz="4" w:space="0" w:color="000001"/>
-            </w:tcBorders>
-            <w:shd w:fill="FFFFFF" w:val="clear"/>
-            <w:tcMar>
-              <w:left w:w="88" w:type="dxa"/>
-            </w:tcMar>
+            </w:tcBorders>
+            <w:shd w:fill="FFFFFF" w:val="clear"/>
             <w:vAlign w:val="center"/>
           </w:tcPr>
           <w:p>
@@ -992,7 +860,6 @@
       <w:tr>
         <w:trPr>
           <w:trHeight w:val="454" w:hRule="atLeast"/>
-          <w:cantSplit w:val="false"/>
         </w:trPr>
         <w:tc>
           <w:tcPr>
@@ -1001,32 +868,41 @@
               <w:top w:val="single" w:sz="4" w:space="0" w:color="000001"/>
               <w:left w:val="single" w:sz="4" w:space="0" w:color="000001"/>
               <w:bottom w:val="single" w:sz="4" w:space="0" w:color="000001"/>
-              <w:insideH w:val="single" w:sz="4" w:space="0" w:color="000001"/>
               <w:right w:val="single" w:sz="4" w:space="0" w:color="000001"/>
-              <w:insideV w:val="single" w:sz="4" w:space="0" w:color="000001"/>
-            </w:tcBorders>
-            <w:shd w:fill="FFFFFF" w:val="clear"/>
-            <w:tcMar>
-              <w:left w:w="88" w:type="dxa"/>
-            </w:tcMar>
+            </w:tcBorders>
+            <w:shd w:fill="FFFFFF" w:val="clear"/>
             <w:vAlign w:val="center"/>
           </w:tcPr>
           <w:p>
             <w:pPr>
               <w:pStyle w:val="Normal"/>
-              <w:keepNext/>
+              <w:keepNext w:val="true"/>
               <w:keepLines w:val="false"/>
               <w:widowControl/>
-              <w:pBdr>
-                <w:top w:val="nil"/>
-                <w:left w:val="nil"/>
-                <w:bottom w:val="nil"/>
-                <w:right w:val="nil"/>
-              </w:pBdr>
-              <w:shd w:fill="FFFFFF" w:val="clear"/>
+              <w:shd w:val="clear" w:fill="FFFFFF"/>
               <w:spacing w:lineRule="auto" w:line="240" w:before="0" w:after="0"/>
-              <w:ind w:left="0" w:right="0" w:hanging="0"/>
+              <w:ind w:hanging="0" w:left="0" w:right="0"/>
               <w:jc w:val="left"/>
+              <w:rPr>
+                <w:rFonts w:ascii="Tahoma" w:hAnsi="Tahoma" w:eastAsia="Tahoma" w:cs="Tahoma"/>
+                <w:b w:val="false"/>
+                <w:i w:val="false"/>
+                <w:i w:val="false"/>
+                <w:caps w:val="false"/>
+                <w:smallCaps w:val="false"/>
+                <w:strike w:val="false"/>
+                <w:dstrike w:val="false"/>
+                <w:color w:val="000000"/>
+                <w:position w:val="0"/>
+                <w:sz w:val="20"/>
+                <w:sz w:val="20"/>
+                <w:szCs w:val="20"/>
+                <w:u w:val="none"/>
+                <w:shd w:fill="FFFFFF" w:val="clear"/>
+                <w:vertAlign w:val="baseline"/>
+              </w:rPr>
+            </w:pPr>
+            <w:r>
               <w:rPr>
                 <w:rFonts w:eastAsia="Tahoma" w:cs="Tahoma" w:ascii="Tahoma" w:hAnsi="Tahoma"/>
                 <w:b w:val="false"/>
@@ -1044,6 +920,34 @@
                 <w:shd w:fill="FFFFFF" w:val="clear"/>
                 <w:vertAlign w:val="baseline"/>
               </w:rPr>
+            </w:r>
+          </w:p>
+          <w:p>
+            <w:pPr>
+              <w:pStyle w:val="Normal"/>
+              <w:widowControl/>
+              <w:shd w:val="clear" w:fill="FFFFFF"/>
+              <w:spacing w:lineRule="auto" w:line="240" w:before="0" w:after="0"/>
+              <w:ind w:hanging="0" w:left="0" w:right="0"/>
+              <w:jc w:val="left"/>
+              <w:rPr>
+                <w:rFonts w:ascii="Tahoma" w:hAnsi="Tahoma" w:eastAsia="Tahoma" w:cs="Tahoma"/>
+                <w:b w:val="false"/>
+                <w:i w:val="false"/>
+                <w:i w:val="false"/>
+                <w:caps w:val="false"/>
+                <w:smallCaps w:val="false"/>
+                <w:strike w:val="false"/>
+                <w:dstrike w:val="false"/>
+                <w:color w:val="000000"/>
+                <w:position w:val="0"/>
+                <w:sz w:val="20"/>
+                <w:sz w:val="20"/>
+                <w:szCs w:val="20"/>
+                <w:u w:val="none"/>
+                <w:shd w:fill="FFFFFF" w:val="clear"/>
+                <w:vertAlign w:val="baseline"/>
+              </w:rPr>
             </w:pPr>
             <w:r>
               <w:rPr>
@@ -1063,22 +967,37 @@
                 <w:shd w:fill="FFFFFF" w:val="clear"/>
                 <w:vertAlign w:val="baseline"/>
               </w:rPr>
+              <w:t>Realitza operacions de muntatge d'equips en instal·lacions frigorífiques i sistemes de</w:t>
             </w:r>
           </w:p>
           <w:p>
             <w:pPr>
               <w:pStyle w:val="Normal"/>
               <w:widowControl/>
-              <w:pBdr>
-                <w:top w:val="nil"/>
-                <w:left w:val="nil"/>
-                <w:bottom w:val="nil"/>
-                <w:right w:val="nil"/>
-              </w:pBdr>
-              <w:shd w:fill="FFFFFF" w:val="clear"/>
+              <w:shd w:val="clear" w:fill="FFFFFF"/>
               <w:spacing w:lineRule="auto" w:line="240" w:before="0" w:after="0"/>
-              <w:ind w:left="0" w:right="0" w:hanging="0"/>
+              <w:ind w:hanging="0" w:left="0" w:right="0"/>
               <w:jc w:val="left"/>
+              <w:rPr>
+                <w:rFonts w:ascii="Tahoma" w:hAnsi="Tahoma" w:eastAsia="Tahoma" w:cs="Tahoma"/>
+                <w:b w:val="false"/>
+                <w:i w:val="false"/>
+                <w:i w:val="false"/>
+                <w:caps w:val="false"/>
+                <w:smallCaps w:val="false"/>
+                <w:strike w:val="false"/>
+                <w:dstrike w:val="false"/>
+                <w:color w:val="000000"/>
+                <w:position w:val="0"/>
+                <w:sz w:val="20"/>
+                <w:sz w:val="20"/>
+                <w:szCs w:val="20"/>
+                <w:u w:val="none"/>
+                <w:shd w:fill="FFFFFF" w:val="clear"/>
+                <w:vertAlign w:val="baseline"/>
+              </w:rPr>
+            </w:pPr>
+            <w:r>
               <w:rPr>
                 <w:rFonts w:eastAsia="Tahoma" w:cs="Tahoma" w:ascii="Tahoma" w:hAnsi="Tahoma"/>
                 <w:b w:val="false"/>
@@ -1096,6 +1015,35 @@
                 <w:shd w:fill="FFFFFF" w:val="clear"/>
                 <w:vertAlign w:val="baseline"/>
               </w:rPr>
+              <w:t>climatització, seleccionant els mitjans necessaris i associant les característiques tècniques</w:t>
+            </w:r>
+          </w:p>
+          <w:p>
+            <w:pPr>
+              <w:pStyle w:val="Normal"/>
+              <w:widowControl/>
+              <w:shd w:val="clear" w:fill="FFFFFF"/>
+              <w:spacing w:lineRule="auto" w:line="240" w:before="0" w:after="0"/>
+              <w:ind w:hanging="0" w:left="0" w:right="0"/>
+              <w:jc w:val="left"/>
+              <w:rPr>
+                <w:rFonts w:ascii="Tahoma" w:hAnsi="Tahoma" w:eastAsia="Tahoma" w:cs="Tahoma"/>
+                <w:b w:val="false"/>
+                <w:i w:val="false"/>
+                <w:i w:val="false"/>
+                <w:caps w:val="false"/>
+                <w:smallCaps w:val="false"/>
+                <w:strike w:val="false"/>
+                <w:dstrike w:val="false"/>
+                <w:color w:val="000000"/>
+                <w:position w:val="0"/>
+                <w:sz w:val="20"/>
+                <w:sz w:val="20"/>
+                <w:szCs w:val="20"/>
+                <w:u w:val="none"/>
+                <w:shd w:fill="FFFFFF" w:val="clear"/>
+                <w:vertAlign w:val="baseline"/>
+              </w:rPr>
             </w:pPr>
             <w:r>
               <w:rPr>
@@ -1115,23 +1063,320 @@
                 <w:shd w:fill="FFFFFF" w:val="clear"/>
                 <w:vertAlign w:val="baseline"/>
               </w:rPr>
-              <w:t>Realitza operacions de muntatge d'equips en instal·lacions frigorífiques i sistemes de</w:t>
+              <w:t>dels components amb la seva funció.</w:t>
             </w:r>
           </w:p>
           <w:p>
             <w:pPr>
               <w:pStyle w:val="Normal"/>
               <w:widowControl/>
-              <w:pBdr>
-                <w:top w:val="nil"/>
-                <w:left w:val="nil"/>
-                <w:bottom w:val="nil"/>
-                <w:right w:val="nil"/>
-              </w:pBdr>
-              <w:shd w:fill="FFFFFF" w:val="clear"/>
+              <w:shd w:val="clear" w:fill="FFFFFF"/>
               <w:spacing w:lineRule="auto" w:line="240" w:before="0" w:after="0"/>
-              <w:ind w:left="0" w:right="0" w:hanging="0"/>
+              <w:ind w:hanging="0" w:left="0" w:right="0"/>
               <w:jc w:val="left"/>
+              <w:rPr/>
+            </w:pPr>
+            <w:r>
+              <w:rPr/>
+            </w:r>
+          </w:p>
+        </w:tc>
+        <w:tc>
+          <w:tcPr>
+            <w:tcW w:w="3036" w:type="dxa"/>
+            <w:tcBorders>
+              <w:top w:val="single" w:sz="4" w:space="0" w:color="000001"/>
+              <w:left w:val="single" w:sz="4" w:space="0" w:color="000001"/>
+              <w:bottom w:val="single" w:sz="4" w:space="0" w:color="000001"/>
+              <w:right w:val="single" w:sz="4" w:space="0" w:color="000001"/>
+            </w:tcBorders>
+            <w:shd w:fill="FFFFFF" w:val="clear"/>
+            <w:vAlign w:val="center"/>
+          </w:tcPr>
+          <w:p>
+            <w:pPr>
+              <w:pStyle w:val="Normal"/>
+              <w:rPr>
+                <w:rFonts w:ascii="Calibri" w:hAnsi="Calibri" w:eastAsia="Tahoma" w:cs="Tahoma"/>
+                <w:sz w:val="20"/>
+                <w:szCs w:val="20"/>
+              </w:rPr>
+            </w:pPr>
+            <w:r>
+              <w:rPr>
+                <w:rFonts w:eastAsia="Tahoma" w:cs="Tahoma" w:ascii="Calibri" w:hAnsi="Calibri"/>
+                <w:sz w:val="20"/>
+                <w:szCs w:val="20"/>
+              </w:rPr>
+              <w:t>1 PRINCIPIS DE REFRIGERACIÓ</w:t>
+            </w:r>
+          </w:p>
+          <w:p>
+            <w:pPr>
+              <w:pStyle w:val="Normal"/>
+              <w:rPr>
+                <w:rFonts w:ascii="Calibri" w:hAnsi="Calibri" w:eastAsia="Tahoma" w:cs="Tahoma"/>
+                <w:sz w:val="20"/>
+                <w:szCs w:val="20"/>
+              </w:rPr>
+            </w:pPr>
+            <w:r>
+              <w:rPr>
+                <w:rFonts w:eastAsia="Tahoma" w:cs="Tahoma" w:ascii="Calibri" w:hAnsi="Calibri"/>
+                <w:sz w:val="20"/>
+                <w:szCs w:val="20"/>
+              </w:rPr>
+            </w:r>
+          </w:p>
+          <w:p>
+            <w:pPr>
+              <w:pStyle w:val="Normal"/>
+              <w:rPr>
+                <w:rFonts w:ascii="Calibri" w:hAnsi="Calibri" w:eastAsia="Tahoma" w:cs="Tahoma"/>
+                <w:color w:val="000000"/>
+                <w:sz w:val="20"/>
+                <w:szCs w:val="20"/>
+              </w:rPr>
+            </w:pPr>
+            <w:r>
+              <w:rPr>
+                <w:rFonts w:eastAsia="Tahoma" w:cs="Tahoma" w:ascii="Calibri" w:hAnsi="Calibri"/>
+                <w:color w:val="000000"/>
+                <w:sz w:val="20"/>
+                <w:szCs w:val="20"/>
+              </w:rPr>
+              <w:t>2 COMPONENTES PRINCIPALS DE LES INSTALACIONS DE REFRIGERACIÓ</w:t>
+            </w:r>
+          </w:p>
+          <w:p>
+            <w:pPr>
+              <w:pStyle w:val="Normal"/>
+              <w:rPr>
+                <w:rFonts w:ascii="Calibri" w:hAnsi="Calibri" w:eastAsia="Tahoma" w:cs="Tahoma"/>
+                <w:sz w:val="20"/>
+                <w:szCs w:val="20"/>
+              </w:rPr>
+            </w:pPr>
+            <w:r>
+              <w:rPr>
+                <w:rFonts w:eastAsia="Tahoma" w:cs="Tahoma" w:ascii="Calibri" w:hAnsi="Calibri"/>
+                <w:sz w:val="20"/>
+                <w:szCs w:val="20"/>
+              </w:rPr>
+            </w:r>
+          </w:p>
+          <w:p>
+            <w:pPr>
+              <w:pStyle w:val="Normal"/>
+              <w:rPr>
+                <w:rFonts w:ascii="Calibri" w:hAnsi="Calibri" w:eastAsia="Tahoma" w:cs="Tahoma"/>
+                <w:color w:val="000000"/>
+                <w:sz w:val="20"/>
+                <w:szCs w:val="20"/>
+              </w:rPr>
+            </w:pPr>
+            <w:r>
+              <w:rPr>
+                <w:rFonts w:eastAsia="Tahoma" w:cs="Tahoma" w:ascii="Calibri" w:hAnsi="Calibri"/>
+                <w:color w:val="000000"/>
+                <w:sz w:val="20"/>
+                <w:szCs w:val="20"/>
+              </w:rPr>
+              <w:t>4 FLUIDS REFRIGERANTS</w:t>
+            </w:r>
+          </w:p>
+        </w:tc>
+        <w:tc>
+          <w:tcPr>
+            <w:tcW w:w="811" w:type="dxa"/>
+            <w:tcBorders>
+              <w:top w:val="single" w:sz="4" w:space="0" w:color="000001"/>
+              <w:left w:val="single" w:sz="4" w:space="0" w:color="000001"/>
+              <w:bottom w:val="single" w:sz="4" w:space="0" w:color="000001"/>
+              <w:right w:val="single" w:sz="4" w:space="0" w:color="000001"/>
+            </w:tcBorders>
+            <w:shd w:fill="FFFFFF" w:val="clear"/>
+            <w:vAlign w:val="center"/>
+          </w:tcPr>
+          <w:p>
+            <w:pPr>
+              <w:pStyle w:val="Normal"/>
+              <w:jc w:val="center"/>
+              <w:rPr>
+                <w:rFonts w:ascii="Tahoma" w:hAnsi="Tahoma" w:eastAsia="Tahoma" w:cs="Tahoma"/>
+                <w:sz w:val="20"/>
+                <w:szCs w:val="20"/>
+              </w:rPr>
+            </w:pPr>
+            <w:r>
+              <w:rPr>
+                <w:rFonts w:eastAsia="Tahoma" w:cs="Tahoma" w:ascii="Tahoma" w:hAnsi="Tahoma"/>
+                <w:sz w:val="20"/>
+                <w:szCs w:val="20"/>
+              </w:rPr>
+              <w:t>1ª</w:t>
+            </w:r>
+          </w:p>
+        </w:tc>
+        <w:tc>
+          <w:tcPr>
+            <w:tcW w:w="1015" w:type="dxa"/>
+            <w:tcBorders>
+              <w:top w:val="single" w:sz="4" w:space="0" w:color="000001"/>
+              <w:left w:val="single" w:sz="4" w:space="0" w:color="000001"/>
+              <w:bottom w:val="single" w:sz="4" w:space="0" w:color="000001"/>
+              <w:right w:val="single" w:sz="4" w:space="0" w:color="000001"/>
+            </w:tcBorders>
+            <w:shd w:fill="FFFFFF" w:val="clear"/>
+            <w:vAlign w:val="center"/>
+          </w:tcPr>
+          <w:p>
+            <w:pPr>
+              <w:pStyle w:val="Normal"/>
+              <w:jc w:val="center"/>
+              <w:rPr>
+                <w:rFonts w:ascii="Tahoma" w:hAnsi="Tahoma" w:eastAsia="Tahoma" w:cs="Tahoma"/>
+                <w:sz w:val="20"/>
+                <w:szCs w:val="20"/>
+              </w:rPr>
+            </w:pPr>
+            <w:r>
+              <w:rPr>
+                <w:rFonts w:eastAsia="Tahoma" w:cs="Tahoma" w:ascii="Tahoma" w:hAnsi="Tahoma"/>
+                <w:sz w:val="20"/>
+                <w:szCs w:val="20"/>
+              </w:rPr>
+              <w:t>37</w:t>
+            </w:r>
+          </w:p>
+        </w:tc>
+        <w:tc>
+          <w:tcPr>
+            <w:tcW w:w="1016" w:type="dxa"/>
+            <w:tcBorders>
+              <w:top w:val="single" w:sz="4" w:space="0" w:color="000001"/>
+              <w:left w:val="single" w:sz="4" w:space="0" w:color="000001"/>
+              <w:bottom w:val="single" w:sz="4" w:space="0" w:color="000001"/>
+              <w:right w:val="single" w:sz="4" w:space="0" w:color="000001"/>
+            </w:tcBorders>
+            <w:shd w:fill="FFFFFF" w:val="clear"/>
+            <w:vAlign w:val="center"/>
+          </w:tcPr>
+          <w:p>
+            <w:pPr>
+              <w:pStyle w:val="Normal"/>
+              <w:jc w:val="center"/>
+              <w:rPr>
+                <w:rFonts w:ascii="Tahoma" w:hAnsi="Tahoma" w:eastAsia="Tahoma" w:cs="Tahoma"/>
+                <w:sz w:val="20"/>
+                <w:szCs w:val="20"/>
+              </w:rPr>
+            </w:pPr>
+            <w:r>
+              <w:rPr>
+                <w:rFonts w:eastAsia="Tahoma" w:cs="Tahoma" w:ascii="Tahoma" w:hAnsi="Tahoma"/>
+                <w:sz w:val="20"/>
+                <w:szCs w:val="20"/>
+              </w:rPr>
+            </w:r>
+          </w:p>
+        </w:tc>
+        <w:tc>
+          <w:tcPr>
+            <w:tcW w:w="1572" w:type="dxa"/>
+            <w:tcBorders>
+              <w:top w:val="single" w:sz="4" w:space="0" w:color="000001"/>
+              <w:left w:val="single" w:sz="4" w:space="0" w:color="000001"/>
+              <w:bottom w:val="single" w:sz="4" w:space="0" w:color="000001"/>
+              <w:right w:val="single" w:sz="4" w:space="0" w:color="000001"/>
+            </w:tcBorders>
+            <w:shd w:fill="FFFFFF" w:val="clear"/>
+            <w:vAlign w:val="center"/>
+          </w:tcPr>
+          <w:p>
+            <w:pPr>
+              <w:pStyle w:val="Normal"/>
+              <w:jc w:val="center"/>
+              <w:rPr>
+                <w:rFonts w:ascii="Tahoma" w:hAnsi="Tahoma" w:eastAsia="Tahoma" w:cs="Tahoma"/>
+                <w:sz w:val="16"/>
+                <w:szCs w:val="16"/>
+              </w:rPr>
+            </w:pPr>
+            <w:r>
+              <w:rPr>
+                <w:rFonts w:eastAsia="Tahoma" w:cs="Tahoma" w:ascii="Tahoma" w:hAnsi="Tahoma"/>
+                <w:sz w:val="16"/>
+                <w:szCs w:val="16"/>
+              </w:rPr>
+              <w:t>09/26</w:t>
+            </w:r>
+          </w:p>
+          <w:p>
+            <w:pPr>
+              <w:pStyle w:val="Normal"/>
+              <w:jc w:val="center"/>
+              <w:rPr>
+                <w:rFonts w:ascii="Tahoma" w:hAnsi="Tahoma" w:eastAsia="Tahoma" w:cs="Tahoma"/>
+                <w:sz w:val="16"/>
+                <w:szCs w:val="16"/>
+              </w:rPr>
+            </w:pPr>
+            <w:r>
+              <w:rPr>
+                <w:rFonts w:eastAsia="Tahoma" w:cs="Tahoma" w:ascii="Tahoma" w:hAnsi="Tahoma"/>
+                <w:sz w:val="16"/>
+                <w:szCs w:val="16"/>
+              </w:rPr>
+              <w:t>10/26</w:t>
+            </w:r>
+          </w:p>
+        </w:tc>
+      </w:tr>
+      <w:tr>
+        <w:trPr>
+          <w:trHeight w:val="454" w:hRule="atLeast"/>
+        </w:trPr>
+        <w:tc>
+          <w:tcPr>
+            <w:tcW w:w="3110" w:type="dxa"/>
+            <w:tcBorders>
+              <w:top w:val="single" w:sz="4" w:space="0" w:color="000001"/>
+              <w:left w:val="single" w:sz="4" w:space="0" w:color="000001"/>
+              <w:bottom w:val="single" w:sz="4" w:space="0" w:color="000001"/>
+              <w:right w:val="single" w:sz="4" w:space="0" w:color="000001"/>
+            </w:tcBorders>
+            <w:shd w:fill="FFFFFF" w:val="clear"/>
+            <w:vAlign w:val="center"/>
+          </w:tcPr>
+          <w:p>
+            <w:pPr>
+              <w:pStyle w:val="Normal"/>
+              <w:widowControl/>
+              <w:shd w:val="clear" w:fill="FFFFFF"/>
+              <w:spacing w:lineRule="auto" w:line="240" w:before="0" w:after="0"/>
+              <w:ind w:hanging="0" w:left="0" w:right="0"/>
+              <w:jc w:val="left"/>
+              <w:rPr>
+                <w:rFonts w:ascii="Tahoma" w:hAnsi="Tahoma" w:eastAsia="Tahoma" w:cs="Tahoma"/>
+                <w:b w:val="false"/>
+                <w:i w:val="false"/>
+                <w:i w:val="false"/>
+                <w:caps w:val="false"/>
+                <w:smallCaps w:val="false"/>
+                <w:strike w:val="false"/>
+                <w:dstrike w:val="false"/>
+                <w:color w:val="000000"/>
+                <w:position w:val="0"/>
+                <w:sz w:val="20"/>
+                <w:sz w:val="20"/>
+                <w:szCs w:val="20"/>
+                <w:u w:val="none"/>
+                <w:shd w:fill="FFFFFF" w:val="clear"/>
+                <w:vertAlign w:val="baseline"/>
+              </w:rPr>
+            </w:pPr>
+            <w:r>
               <w:rPr>
                 <w:rFonts w:eastAsia="Tahoma" w:cs="Tahoma" w:ascii="Tahoma" w:hAnsi="Tahoma"/>
                 <w:b w:val="false"/>
@@ -1149,6 +1394,34 @@
                 <w:shd w:fill="FFFFFF" w:val="clear"/>
                 <w:vertAlign w:val="baseline"/>
               </w:rPr>
+            </w:r>
+          </w:p>
+          <w:p>
+            <w:pPr>
+              <w:pStyle w:val="Normal"/>
+              <w:widowControl/>
+              <w:shd w:val="clear" w:fill="FFFFFF"/>
+              <w:spacing w:lineRule="auto" w:line="240" w:before="0" w:after="0"/>
+              <w:ind w:hanging="0" w:left="0" w:right="0"/>
+              <w:jc w:val="left"/>
+              <w:rPr>
+                <w:rFonts w:ascii="Tahoma" w:hAnsi="Tahoma" w:eastAsia="Tahoma" w:cs="Tahoma"/>
+                <w:b w:val="false"/>
+                <w:i w:val="false"/>
+                <w:i w:val="false"/>
+                <w:caps w:val="false"/>
+                <w:smallCaps w:val="false"/>
+                <w:strike w:val="false"/>
+                <w:dstrike w:val="false"/>
+                <w:color w:val="000000"/>
+                <w:position w:val="0"/>
+                <w:sz w:val="20"/>
+                <w:sz w:val="20"/>
+                <w:szCs w:val="20"/>
+                <w:u w:val="none"/>
+                <w:shd w:fill="FFFFFF" w:val="clear"/>
+                <w:vertAlign w:val="baseline"/>
+              </w:rPr>
             </w:pPr>
             <w:r>
               <w:rPr>
@@ -1168,23 +1441,37 @@
                 <w:shd w:fill="FFFFFF" w:val="clear"/>
                 <w:vertAlign w:val="baseline"/>
               </w:rPr>
-              <w:t>climatització, seleccionant els mitjans necessaris i associant les característiques tècniques</w:t>
+              <w:t>Efectua operacions de posada en marxa, control de funcionament i parada de</w:t>
             </w:r>
           </w:p>
           <w:p>
             <w:pPr>
               <w:pStyle w:val="Normal"/>
               <w:widowControl/>
-              <w:pBdr>
-                <w:top w:val="nil"/>
-                <w:left w:val="nil"/>
-                <w:bottom w:val="nil"/>
-                <w:right w:val="nil"/>
-              </w:pBdr>
-              <w:shd w:fill="FFFFFF" w:val="clear"/>
+              <w:shd w:val="clear" w:fill="FFFFFF"/>
               <w:spacing w:lineRule="auto" w:line="240" w:before="0" w:after="0"/>
-              <w:ind w:left="0" w:right="0" w:hanging="0"/>
+              <w:ind w:hanging="0" w:left="0" w:right="0"/>
               <w:jc w:val="left"/>
+              <w:rPr>
+                <w:rFonts w:ascii="Tahoma" w:hAnsi="Tahoma" w:eastAsia="Tahoma" w:cs="Tahoma"/>
+                <w:b w:val="false"/>
+                <w:i w:val="false"/>
+                <w:i w:val="false"/>
+                <w:caps w:val="false"/>
+                <w:smallCaps w:val="false"/>
+                <w:strike w:val="false"/>
+                <w:dstrike w:val="false"/>
+                <w:color w:val="000000"/>
+                <w:position w:val="0"/>
+                <w:sz w:val="20"/>
+                <w:sz w:val="20"/>
+                <w:szCs w:val="20"/>
+                <w:u w:val="none"/>
+                <w:shd w:fill="FFFFFF" w:val="clear"/>
+                <w:vertAlign w:val="baseline"/>
+              </w:rPr>
+            </w:pPr>
+            <w:r>
               <w:rPr>
                 <w:rFonts w:eastAsia="Tahoma" w:cs="Tahoma" w:ascii="Tahoma" w:hAnsi="Tahoma"/>
                 <w:b w:val="false"/>
@@ -1202,6 +1489,35 @@
                 <w:shd w:fill="FFFFFF" w:val="clear"/>
                 <w:vertAlign w:val="baseline"/>
               </w:rPr>
+              <w:t>la instal·lació frigorífica i del sistema de climatització, identificant les variables de</w:t>
+            </w:r>
+          </w:p>
+          <w:p>
+            <w:pPr>
+              <w:pStyle w:val="Normal"/>
+              <w:widowControl/>
+              <w:shd w:val="clear" w:fill="FFFFFF"/>
+              <w:spacing w:lineRule="auto" w:line="240" w:before="0" w:after="0"/>
+              <w:ind w:hanging="0" w:left="0" w:right="0"/>
+              <w:jc w:val="left"/>
+              <w:rPr>
+                <w:rFonts w:ascii="Tahoma" w:hAnsi="Tahoma" w:eastAsia="Tahoma" w:cs="Tahoma"/>
+                <w:b w:val="false"/>
+                <w:i w:val="false"/>
+                <w:i w:val="false"/>
+                <w:caps w:val="false"/>
+                <w:smallCaps w:val="false"/>
+                <w:strike w:val="false"/>
+                <w:dstrike w:val="false"/>
+                <w:color w:val="000000"/>
+                <w:position w:val="0"/>
+                <w:sz w:val="20"/>
+                <w:sz w:val="20"/>
+                <w:szCs w:val="20"/>
+                <w:u w:val="none"/>
+                <w:shd w:fill="FFFFFF" w:val="clear"/>
+                <w:vertAlign w:val="baseline"/>
+              </w:rPr>
             </w:pPr>
             <w:r>
               <w:rPr>
@@ -1221,55 +1537,50 @@
                 <w:shd w:fill="FFFFFF" w:val="clear"/>
                 <w:vertAlign w:val="baseline"/>
               </w:rPr>
-              <w:t>dels components amb la seva funció.</w:t>
-            </w:r>
-          </w:p>
-          <w:p>
-            <w:pPr>
-              <w:pStyle w:val="Normal"/>
-              <w:widowControl/>
-              <w:pBdr>
-                <w:top w:val="nil"/>
-                <w:left w:val="nil"/>
-                <w:bottom w:val="nil"/>
-                <w:right w:val="nil"/>
-              </w:pBdr>
-              <w:shd w:fill="FFFFFF" w:val="clear"/>
-              <w:spacing w:lineRule="auto" w:line="240" w:before="0" w:after="0"/>
-              <w:ind w:left="0" w:right="0" w:hanging="0"/>
-              <w:jc w:val="left"/>
-              <w:rPr/>
-            </w:pPr>
-            <w:r>
-              <w:rPr/>
-            </w:r>
-          </w:p>
-        </w:tc>
-        <w:tc>
-          <w:tcPr>
-            <w:tcW w:w="3037" w:type="dxa"/>
+              <w:t>funcionament i avaluant la seva influència en el rendiment de la instal·lació.</w:t>
+            </w:r>
+          </w:p>
+        </w:tc>
+        <w:tc>
+          <w:tcPr>
+            <w:tcW w:w="3036" w:type="dxa"/>
             <w:tcBorders>
               <w:top w:val="single" w:sz="4" w:space="0" w:color="000001"/>
               <w:left w:val="single" w:sz="4" w:space="0" w:color="000001"/>
               <w:bottom w:val="single" w:sz="4" w:space="0" w:color="000001"/>
-              <w:insideH w:val="single" w:sz="4" w:space="0" w:color="000001"/>
               <w:right w:val="single" w:sz="4" w:space="0" w:color="000001"/>
-              <w:insideV w:val="single" w:sz="4" w:space="0" w:color="000001"/>
-            </w:tcBorders>
-            <w:shd w:fill="FFFFFF" w:val="clear"/>
-            <w:tcMar>
-              <w:left w:w="88" w:type="dxa"/>
-            </w:tcMar>
+            </w:tcBorders>
+            <w:shd w:fill="FFFFFF" w:val="clear"/>
             <w:vAlign w:val="center"/>
           </w:tcPr>
           <w:p>
             <w:pPr>
               <w:pStyle w:val="Normal"/>
+              <w:ind w:hanging="0" w:left="0" w:right="0"/>
+              <w:rPr>
+                <w:rFonts w:ascii="Calibri" w:hAnsi="Calibri" w:eastAsia="Tahoma" w:cs="Tahoma"/>
+                <w:sz w:val="20"/>
+                <w:szCs w:val="20"/>
+              </w:rPr>
+            </w:pPr>
+            <w:r>
               <w:rPr>
                 <w:rFonts w:eastAsia="Tahoma" w:cs="Tahoma" w:ascii="Calibri" w:hAnsi="Calibri"/>
                 <w:sz w:val="20"/>
                 <w:szCs w:val="20"/>
               </w:rPr>
+              <w:t>8 POSADA EN MARXA D’INSTALACIONS</w:t>
+            </w:r>
+          </w:p>
+          <w:p>
+            <w:pPr>
+              <w:pStyle w:val="Normal"/>
+              <w:ind w:hanging="0" w:left="0" w:right="0"/>
+              <w:rPr>
+                <w:rFonts w:ascii="Calibri" w:hAnsi="Calibri" w:eastAsia="Tahoma" w:cs="Tahoma"/>
+                <w:sz w:val="20"/>
+                <w:szCs w:val="20"/>
+              </w:rPr>
             </w:pPr>
             <w:r>
               <w:rPr>
@@ -1277,81 +1588,27 @@
                 <w:sz w:val="20"/>
                 <w:szCs w:val="20"/>
               </w:rPr>
-              <w:t>1 PRINCIPIS DE REFRIGERACIÓ</w:t>
-            </w:r>
-          </w:p>
-          <w:p>
-            <w:pPr>
-              <w:pStyle w:val="Normal"/>
-              <w:rPr>
-                <w:rFonts w:eastAsia="Tahoma" w:cs="Tahoma" w:ascii="Calibri" w:hAnsi="Calibri"/>
-                <w:sz w:val="20"/>
-                <w:szCs w:val="20"/>
-              </w:rPr>
-            </w:pPr>
-            <w:r>
-              <w:rPr>
-                <w:rFonts w:eastAsia="Tahoma" w:cs="Tahoma" w:ascii="Calibri" w:hAnsi="Calibri"/>
-                <w:sz w:val="20"/>
-                <w:szCs w:val="20"/>
-              </w:rPr>
-            </w:r>
-          </w:p>
-          <w:p>
-            <w:pPr>
-              <w:pStyle w:val="Normal"/>
+            </w:r>
+          </w:p>
+          <w:p>
+            <w:pPr>
+              <w:pStyle w:val="Normal"/>
+              <w:ind w:hanging="0" w:left="0" w:right="0"/>
+              <w:rPr>
+                <w:rFonts w:ascii="Calibri" w:hAnsi="Calibri" w:eastAsia="Tahoma" w:cs="Tahoma"/>
+                <w:color w:val="000000"/>
+                <w:sz w:val="20"/>
+                <w:szCs w:val="20"/>
+              </w:rPr>
+            </w:pPr>
+            <w:r>
               <w:rPr>
                 <w:rFonts w:eastAsia="Tahoma" w:cs="Tahoma" w:ascii="Calibri" w:hAnsi="Calibri"/>
                 <w:color w:val="000000"/>
                 <w:sz w:val="20"/>
                 <w:szCs w:val="20"/>
               </w:rPr>
-            </w:pPr>
-            <w:r>
-              <w:rPr>
-                <w:rFonts w:eastAsia="Tahoma" w:cs="Tahoma" w:ascii="Calibri" w:hAnsi="Calibri"/>
-                <w:color w:val="000000"/>
-                <w:sz w:val="20"/>
-                <w:szCs w:val="20"/>
-              </w:rPr>
-              <w:t>2 COMPONENTES PRINCIPALS DE LES INSTALACIONS DE REFRIGERACIÓ</w:t>
-            </w:r>
-          </w:p>
-          <w:p>
-            <w:pPr>
-              <w:pStyle w:val="Normal"/>
-              <w:rPr>
-                <w:rFonts w:eastAsia="Tahoma" w:cs="Tahoma" w:ascii="Calibri" w:hAnsi="Calibri"/>
-                <w:sz w:val="20"/>
-                <w:szCs w:val="20"/>
-              </w:rPr>
-            </w:pPr>
-            <w:r>
-              <w:rPr>
-                <w:rFonts w:eastAsia="Tahoma" w:cs="Tahoma" w:ascii="Calibri" w:hAnsi="Calibri"/>
-                <w:sz w:val="20"/>
-                <w:szCs w:val="20"/>
-              </w:rPr>
-            </w:r>
-          </w:p>
-          <w:p>
-            <w:pPr>
-              <w:pStyle w:val="Normal"/>
-              <w:rPr>
-                <w:rFonts w:eastAsia="Tahoma" w:cs="Tahoma" w:ascii="Calibri" w:hAnsi="Calibri"/>
-                <w:color w:val="000000"/>
-                <w:sz w:val="20"/>
-                <w:szCs w:val="20"/>
-              </w:rPr>
-            </w:pPr>
-            <w:r>
-              <w:rPr>
-                <w:rFonts w:eastAsia="Tahoma" w:cs="Tahoma" w:ascii="Calibri" w:hAnsi="Calibri"/>
-                <w:color w:val="000000"/>
-                <w:sz w:val="20"/>
-                <w:szCs w:val="20"/>
-              </w:rPr>
-              <w:t>4 FLUIDS REFRIGERANTS</w:t>
+              <w:t>11 TÈCNIQUES DE NETEJA, CÀRREGA I RECUPERACIÓ DE REFRIGERANTS I LUBRICANTS</w:t>
             </w:r>
           </w:p>
         </w:tc>
@@ -1362,51 +1619,46 @@
               <w:top w:val="single" w:sz="4" w:space="0" w:color="000001"/>
               <w:left w:val="single" w:sz="4" w:space="0" w:color="000001"/>
               <w:bottom w:val="single" w:sz="4" w:space="0" w:color="000001"/>
-              <w:insideH w:val="single" w:sz="4" w:space="0" w:color="000001"/>
               <w:right w:val="single" w:sz="4" w:space="0" w:color="000001"/>
-              <w:insideV w:val="single" w:sz="4" w:space="0" w:color="000001"/>
-            </w:tcBorders>
-            <w:shd w:fill="FFFFFF" w:val="clear"/>
-            <w:tcMar>
-              <w:left w:w="88" w:type="dxa"/>
-            </w:tcMar>
+            </w:tcBorders>
+            <w:shd w:fill="FFFFFF" w:val="clear"/>
             <w:vAlign w:val="center"/>
           </w:tcPr>
           <w:p>
             <w:pPr>
               <w:pStyle w:val="Normal"/>
-              <w:jc w:val="center"/>
-              <w:rPr>
-                <w:rFonts w:eastAsia="Tahoma" w:cs="Tahoma" w:ascii="Tahoma" w:hAnsi="Tahoma"/>
-                <w:sz w:val="20"/>
-                <w:szCs w:val="20"/>
-              </w:rPr>
-            </w:pPr>
-            <w:r>
-              <w:rPr>
-                <w:rFonts w:eastAsia="Tahoma" w:cs="Tahoma" w:ascii="Tahoma" w:hAnsi="Tahoma"/>
-                <w:sz w:val="20"/>
-                <w:szCs w:val="20"/>
-              </w:rPr>
-              <w:t>1ª</w:t>
-            </w:r>
-          </w:p>
-        </w:tc>
-        <w:tc>
-          <w:tcPr>
-            <w:tcW w:w="1014" w:type="dxa"/>
+              <w:keepNext w:val="true"/>
+              <w:keepLines w:val="false"/>
+              <w:widowControl w:val="false"/>
+              <w:shd w:val="clear" w:fill="FFFFFF"/>
+              <w:spacing w:lineRule="auto" w:line="276" w:before="0" w:after="0"/>
+              <w:ind w:hanging="0" w:left="0" w:right="0"/>
+              <w:jc w:val="left"/>
+              <w:rPr>
+                <w:rFonts w:ascii="Tahoma" w:hAnsi="Tahoma" w:eastAsia="Tahoma" w:cs="Tahoma"/>
+                <w:sz w:val="20"/>
+                <w:szCs w:val="20"/>
+              </w:rPr>
+            </w:pPr>
+            <w:r>
+              <w:rPr>
+                <w:rFonts w:eastAsia="Tahoma" w:cs="Tahoma" w:ascii="Tahoma" w:hAnsi="Tahoma"/>
+                <w:sz w:val="20"/>
+                <w:szCs w:val="20"/>
+              </w:rPr>
+            </w:r>
+          </w:p>
+        </w:tc>
+        <w:tc>
+          <w:tcPr>
+            <w:tcW w:w="1015" w:type="dxa"/>
             <w:tcBorders>
               <w:top w:val="single" w:sz="4" w:space="0" w:color="000001"/>
               <w:left w:val="single" w:sz="4" w:space="0" w:color="000001"/>
               <w:bottom w:val="single" w:sz="4" w:space="0" w:color="000001"/>
-              <w:insideH w:val="single" w:sz="4" w:space="0" w:color="000001"/>
               <w:right w:val="single" w:sz="4" w:space="0" w:color="000001"/>
-              <w:insideV w:val="single" w:sz="4" w:space="0" w:color="000001"/>
-            </w:tcBorders>
-            <w:shd w:fill="FFFFFF" w:val="clear"/>
-            <w:tcMar>
-              <w:left w:w="88" w:type="dxa"/>
-            </w:tcMar>
+            </w:tcBorders>
+            <w:shd w:fill="FFFFFF" w:val="clear"/>
             <w:vAlign w:val="center"/>
           </w:tcPr>
           <w:p>
@@ -1414,18 +1666,18 @@
               <w:pStyle w:val="Normal"/>
               <w:jc w:val="center"/>
               <w:rPr>
-                <w:rFonts w:eastAsia="Tahoma" w:cs="Tahoma" w:ascii="Tahoma" w:hAnsi="Tahoma"/>
-                <w:sz w:val="20"/>
-                <w:szCs w:val="20"/>
-              </w:rPr>
-            </w:pPr>
-            <w:r>
-              <w:rPr>
-                <w:rFonts w:eastAsia="Tahoma" w:cs="Tahoma" w:ascii="Tahoma" w:hAnsi="Tahoma"/>
-                <w:sz w:val="20"/>
-                <w:szCs w:val="20"/>
-              </w:rPr>
-              <w:t>37</w:t>
+                <w:rFonts w:ascii="Tahoma" w:hAnsi="Tahoma" w:eastAsia="Tahoma" w:cs="Tahoma"/>
+                <w:sz w:val="20"/>
+                <w:szCs w:val="20"/>
+              </w:rPr>
+            </w:pPr>
+            <w:r>
+              <w:rPr>
+                <w:rFonts w:eastAsia="Tahoma" w:cs="Tahoma" w:ascii="Tahoma" w:hAnsi="Tahoma"/>
+                <w:sz w:val="20"/>
+                <w:szCs w:val="20"/>
+              </w:rPr>
+              <w:t>40</w:t>
             </w:r>
           </w:p>
         </w:tc>
@@ -1436,50 +1688,46 @@
               <w:top w:val="single" w:sz="4" w:space="0" w:color="000001"/>
               <w:left w:val="single" w:sz="4" w:space="0" w:color="000001"/>
               <w:bottom w:val="single" w:sz="4" w:space="0" w:color="000001"/>
-              <w:insideH w:val="single" w:sz="4" w:space="0" w:color="000001"/>
               <w:right w:val="single" w:sz="4" w:space="0" w:color="000001"/>
-              <w:insideV w:val="single" w:sz="4" w:space="0" w:color="000001"/>
-            </w:tcBorders>
-            <w:shd w:fill="FFFFFF" w:val="clear"/>
-            <w:tcMar>
-              <w:left w:w="88" w:type="dxa"/>
-            </w:tcMar>
+            </w:tcBorders>
+            <w:shd w:fill="FFFFFF" w:val="clear"/>
             <w:vAlign w:val="center"/>
           </w:tcPr>
           <w:p>
             <w:pPr>
               <w:pStyle w:val="Normal"/>
-              <w:jc w:val="center"/>
-              <w:rPr>
-                <w:rFonts w:eastAsia="Tahoma" w:cs="Tahoma" w:ascii="Tahoma" w:hAnsi="Tahoma"/>
-                <w:sz w:val="20"/>
-                <w:szCs w:val="20"/>
-              </w:rPr>
-            </w:pPr>
-            <w:r>
-              <w:rPr>
-                <w:rFonts w:eastAsia="Tahoma" w:cs="Tahoma" w:ascii="Tahoma" w:hAnsi="Tahoma"/>
-                <w:sz w:val="20"/>
-                <w:szCs w:val="20"/>
-              </w:rPr>
-            </w:r>
-          </w:p>
-        </w:tc>
-        <w:tc>
-          <w:tcPr>
-            <w:tcW w:w="1573" w:type="dxa"/>
+              <w:keepNext w:val="true"/>
+              <w:keepLines w:val="false"/>
+              <w:widowControl w:val="false"/>
+              <w:shd w:val="clear" w:fill="FFFFFF"/>
+              <w:spacing w:lineRule="auto" w:line="276" w:before="0" w:after="0"/>
+              <w:ind w:hanging="0" w:left="0" w:right="0"/>
+              <w:jc w:val="left"/>
+              <w:rPr>
+                <w:rFonts w:ascii="Tahoma" w:hAnsi="Tahoma" w:eastAsia="Tahoma" w:cs="Tahoma"/>
+                <w:sz w:val="20"/>
+                <w:szCs w:val="20"/>
+              </w:rPr>
+            </w:pPr>
+            <w:r>
+              <w:rPr>
+                <w:rFonts w:eastAsia="Tahoma" w:cs="Tahoma" w:ascii="Tahoma" w:hAnsi="Tahoma"/>
+                <w:sz w:val="20"/>
+                <w:szCs w:val="20"/>
+              </w:rPr>
+            </w:r>
+          </w:p>
+        </w:tc>
+        <w:tc>
+          <w:tcPr>
+            <w:tcW w:w="1572" w:type="dxa"/>
             <w:tcBorders>
               <w:top w:val="single" w:sz="4" w:space="0" w:color="000001"/>
               <w:left w:val="single" w:sz="4" w:space="0" w:color="000001"/>
               <w:bottom w:val="single" w:sz="4" w:space="0" w:color="000001"/>
-              <w:insideH w:val="single" w:sz="4" w:space="0" w:color="000001"/>
               <w:right w:val="single" w:sz="4" w:space="0" w:color="000001"/>
-              <w:insideV w:val="single" w:sz="4" w:space="0" w:color="000001"/>
-            </w:tcBorders>
-            <w:shd w:fill="FFFFFF" w:val="clear"/>
-            <w:tcMar>
-              <w:left w:w="88" w:type="dxa"/>
-            </w:tcMar>
+            </w:tcBorders>
+            <w:shd w:fill="FFFFFF" w:val="clear"/>
             <w:vAlign w:val="center"/>
           </w:tcPr>
           <w:p>
@@ -1487,7 +1735,7 @@
               <w:pStyle w:val="Normal"/>
               <w:jc w:val="center"/>
               <w:rPr>
-                <w:rFonts w:eastAsia="Tahoma" w:cs="Tahoma" w:ascii="Tahoma" w:hAnsi="Tahoma"/>
+                <w:rFonts w:ascii="Tahoma" w:hAnsi="Tahoma" w:eastAsia="Tahoma" w:cs="Tahoma"/>
                 <w:sz w:val="16"/>
                 <w:szCs w:val="16"/>
               </w:rPr>
@@ -1498,26 +1746,7 @@
                 <w:sz w:val="16"/>
                 <w:szCs w:val="16"/>
               </w:rPr>
-              <w:t>09/25</w:t>
-            </w:r>
-          </w:p>
-          <w:p>
-            <w:pPr>
-              <w:pStyle w:val="Normal"/>
-              <w:jc w:val="center"/>
-              <w:rPr>
-                <w:rFonts w:eastAsia="Tahoma" w:cs="Tahoma" w:ascii="Tahoma" w:hAnsi="Tahoma"/>
-                <w:sz w:val="16"/>
-                <w:szCs w:val="16"/>
-              </w:rPr>
-            </w:pPr>
-            <w:r>
-              <w:rPr>
-                <w:rFonts w:eastAsia="Tahoma" w:cs="Tahoma" w:ascii="Tahoma" w:hAnsi="Tahoma"/>
-                <w:sz w:val="16"/>
-                <w:szCs w:val="16"/>
-              </w:rPr>
-              <w:t>10/25</w:t>
+              <w:t>10/26</w:t>
             </w:r>
           </w:p>
         </w:tc>
@@ -1525,7 +1754,6 @@
       <w:tr>
         <w:trPr>
           <w:trHeight w:val="454" w:hRule="atLeast"/>
-          <w:cantSplit w:val="false"/>
         </w:trPr>
         <w:tc>
           <w:tcPr>
@@ -1534,30 +1762,55 @@
               <w:top w:val="single" w:sz="4" w:space="0" w:color="000001"/>
               <w:left w:val="single" w:sz="4" w:space="0" w:color="000001"/>
               <w:bottom w:val="single" w:sz="4" w:space="0" w:color="000001"/>
-              <w:insideH w:val="single" w:sz="4" w:space="0" w:color="000001"/>
               <w:right w:val="single" w:sz="4" w:space="0" w:color="000001"/>
-              <w:insideV w:val="single" w:sz="4" w:space="0" w:color="000001"/>
-            </w:tcBorders>
-            <w:shd w:fill="FFFFFF" w:val="clear"/>
-            <w:tcMar>
-              <w:left w:w="88" w:type="dxa"/>
-            </w:tcMar>
+            </w:tcBorders>
+            <w:shd w:fill="FFFFFF" w:val="clear"/>
             <w:vAlign w:val="center"/>
           </w:tcPr>
           <w:p>
             <w:pPr>
               <w:pStyle w:val="Normal"/>
+              <w:keepNext w:val="true"/>
+              <w:keepLines w:val="false"/>
               <w:widowControl/>
-              <w:pBdr>
-                <w:top w:val="nil"/>
-                <w:left w:val="nil"/>
-                <w:bottom w:val="nil"/>
-                <w:right w:val="nil"/>
-              </w:pBdr>
-              <w:shd w:fill="FFFFFF" w:val="clear"/>
+              <w:shd w:val="clear" w:fill="FFFFFF"/>
               <w:spacing w:lineRule="auto" w:line="240" w:before="0" w:after="0"/>
-              <w:ind w:left="0" w:right="0" w:hanging="0"/>
+              <w:ind w:hanging="0" w:left="0" w:right="0"/>
               <w:jc w:val="left"/>
+              <w:rPr/>
+            </w:pPr>
+            <w:r>
+              <w:rPr/>
+            </w:r>
+          </w:p>
+          <w:p>
+            <w:pPr>
+              <w:pStyle w:val="Normal"/>
+              <w:widowControl/>
+              <w:shd w:val="clear" w:fill="FFFFFF"/>
+              <w:spacing w:lineRule="auto" w:line="240" w:before="0" w:after="0"/>
+              <w:ind w:hanging="0" w:left="0" w:right="0"/>
+              <w:jc w:val="left"/>
+              <w:rPr>
+                <w:rFonts w:ascii="Tahoma" w:hAnsi="Tahoma" w:eastAsia="Tahoma" w:cs="Tahoma"/>
+                <w:b w:val="false"/>
+                <w:i w:val="false"/>
+                <w:i w:val="false"/>
+                <w:caps w:val="false"/>
+                <w:smallCaps w:val="false"/>
+                <w:strike w:val="false"/>
+                <w:dstrike w:val="false"/>
+                <w:color w:val="000000"/>
+                <w:position w:val="0"/>
+                <w:sz w:val="20"/>
+                <w:sz w:val="20"/>
+                <w:szCs w:val="20"/>
+                <w:u w:val="none"/>
+                <w:shd w:fill="FFFFFF" w:val="clear"/>
+                <w:vertAlign w:val="baseline"/>
+              </w:rPr>
+            </w:pPr>
+            <w:r>
               <w:rPr>
                 <w:rFonts w:eastAsia="Tahoma" w:cs="Tahoma" w:ascii="Tahoma" w:hAnsi="Tahoma"/>
                 <w:b w:val="false"/>
@@ -1575,6 +1828,35 @@
                 <w:shd w:fill="FFFFFF" w:val="clear"/>
                 <w:vertAlign w:val="baseline"/>
               </w:rPr>
+              <w:t>Localitza i repara fallades i avaries dels equips i elements que componen una</w:t>
+            </w:r>
+          </w:p>
+          <w:p>
+            <w:pPr>
+              <w:pStyle w:val="Normal"/>
+              <w:widowControl/>
+              <w:shd w:val="clear" w:fill="FFFFFF"/>
+              <w:spacing w:lineRule="auto" w:line="240" w:before="0" w:after="0"/>
+              <w:ind w:hanging="0" w:left="0" w:right="0"/>
+              <w:jc w:val="left"/>
+              <w:rPr>
+                <w:rFonts w:ascii="Tahoma" w:hAnsi="Tahoma" w:eastAsia="Tahoma" w:cs="Tahoma"/>
+                <w:b w:val="false"/>
+                <w:i w:val="false"/>
+                <w:i w:val="false"/>
+                <w:caps w:val="false"/>
+                <w:smallCaps w:val="false"/>
+                <w:strike w:val="false"/>
+                <w:dstrike w:val="false"/>
+                <w:color w:val="000000"/>
+                <w:position w:val="0"/>
+                <w:sz w:val="20"/>
+                <w:sz w:val="20"/>
+                <w:szCs w:val="20"/>
+                <w:u w:val="none"/>
+                <w:shd w:fill="FFFFFF" w:val="clear"/>
+                <w:vertAlign w:val="baseline"/>
+              </w:rPr>
             </w:pPr>
             <w:r>
               <w:rPr>
@@ -1594,22 +1876,37 @@
                 <w:shd w:fill="FFFFFF" w:val="clear"/>
                 <w:vertAlign w:val="baseline"/>
               </w:rPr>
+              <w:t>instal·lació frigorífica i un sistema de climatització, valorant paràmetres de funcionament</w:t>
             </w:r>
           </w:p>
           <w:p>
             <w:pPr>
               <w:pStyle w:val="Normal"/>
               <w:widowControl/>
-              <w:pBdr>
-                <w:top w:val="nil"/>
-                <w:left w:val="nil"/>
-                <w:bottom w:val="nil"/>
-                <w:right w:val="nil"/>
-              </w:pBdr>
-              <w:shd w:fill="FFFFFF" w:val="clear"/>
+              <w:shd w:val="clear" w:fill="FFFFFF"/>
               <w:spacing w:lineRule="auto" w:line="240" w:before="0" w:after="0"/>
-              <w:ind w:left="0" w:right="0" w:hanging="0"/>
+              <w:ind w:hanging="0" w:left="0" w:right="0"/>
               <w:jc w:val="left"/>
+              <w:rPr>
+                <w:rFonts w:ascii="Tahoma" w:hAnsi="Tahoma" w:eastAsia="Tahoma" w:cs="Tahoma"/>
+                <w:b w:val="false"/>
+                <w:i w:val="false"/>
+                <w:i w:val="false"/>
+                <w:caps w:val="false"/>
+                <w:smallCaps w:val="false"/>
+                <w:strike w:val="false"/>
+                <w:dstrike w:val="false"/>
+                <w:color w:val="000000"/>
+                <w:position w:val="0"/>
+                <w:sz w:val="20"/>
+                <w:sz w:val="20"/>
+                <w:szCs w:val="20"/>
+                <w:u w:val="none"/>
+                <w:shd w:fill="FFFFFF" w:val="clear"/>
+                <w:vertAlign w:val="baseline"/>
+              </w:rPr>
+            </w:pPr>
+            <w:r>
               <w:rPr>
                 <w:rFonts w:eastAsia="Tahoma" w:cs="Tahoma" w:ascii="Tahoma" w:hAnsi="Tahoma"/>
                 <w:b w:val="false"/>
@@ -1627,199 +1924,88 @@
                 <w:shd w:fill="FFFFFF" w:val="clear"/>
                 <w:vertAlign w:val="baseline"/>
               </w:rPr>
-            </w:pPr>
-            <w:r>
-              <w:rPr>
-                <w:rFonts w:eastAsia="Tahoma" w:cs="Tahoma" w:ascii="Tahoma" w:hAnsi="Tahoma"/>
-                <w:b w:val="false"/>
-                <w:i w:val="false"/>
-                <w:caps w:val="false"/>
-                <w:smallCaps w:val="false"/>
-                <w:strike w:val="false"/>
-                <w:dstrike w:val="false"/>
-                <w:color w:val="000000"/>
-                <w:position w:val="0"/>
-                <w:sz w:val="20"/>
-                <w:sz w:val="20"/>
-                <w:szCs w:val="20"/>
-                <w:u w:val="none"/>
-                <w:shd w:fill="FFFFFF" w:val="clear"/>
-                <w:vertAlign w:val="baseline"/>
-              </w:rPr>
-              <w:t>Efectua operacions de posada en marxa, control de funcionament i parada de</w:t>
+              <w:t>i aplicant procediments segons especificacions tècniques.</w:t>
             </w:r>
           </w:p>
           <w:p>
             <w:pPr>
               <w:pStyle w:val="Normal"/>
               <w:widowControl/>
-              <w:pBdr>
-                <w:top w:val="nil"/>
-                <w:left w:val="nil"/>
-                <w:bottom w:val="nil"/>
-                <w:right w:val="nil"/>
-              </w:pBdr>
-              <w:shd w:fill="FFFFFF" w:val="clear"/>
+              <w:shd w:val="clear" w:fill="FFFFFF"/>
               <w:spacing w:lineRule="auto" w:line="240" w:before="0" w:after="0"/>
-              <w:ind w:left="0" w:right="0" w:hanging="0"/>
+              <w:ind w:hanging="0" w:left="0" w:right="0"/>
               <w:jc w:val="left"/>
-              <w:rPr>
-                <w:rFonts w:eastAsia="Tahoma" w:cs="Tahoma" w:ascii="Tahoma" w:hAnsi="Tahoma"/>
-                <w:b w:val="false"/>
-                <w:i w:val="false"/>
-                <w:caps w:val="false"/>
-                <w:smallCaps w:val="false"/>
-                <w:strike w:val="false"/>
-                <w:dstrike w:val="false"/>
-                <w:color w:val="000000"/>
-                <w:position w:val="0"/>
-                <w:sz w:val="20"/>
-                <w:sz w:val="20"/>
-                <w:szCs w:val="20"/>
-                <w:u w:val="none"/>
-                <w:shd w:fill="FFFFFF" w:val="clear"/>
-                <w:vertAlign w:val="baseline"/>
-              </w:rPr>
-            </w:pPr>
-            <w:r>
-              <w:rPr>
-                <w:rFonts w:eastAsia="Tahoma" w:cs="Tahoma" w:ascii="Tahoma" w:hAnsi="Tahoma"/>
-                <w:b w:val="false"/>
-                <w:i w:val="false"/>
-                <w:caps w:val="false"/>
-                <w:smallCaps w:val="false"/>
-                <w:strike w:val="false"/>
-                <w:dstrike w:val="false"/>
-                <w:color w:val="000000"/>
-                <w:position w:val="0"/>
-                <w:sz w:val="20"/>
-                <w:sz w:val="20"/>
-                <w:szCs w:val="20"/>
-                <w:u w:val="none"/>
-                <w:shd w:fill="FFFFFF" w:val="clear"/>
-                <w:vertAlign w:val="baseline"/>
-              </w:rPr>
-              <w:t>la instal·lació frigorífica i del sistema de climatització, identificant les variables de</w:t>
-            </w:r>
-          </w:p>
-          <w:p>
-            <w:pPr>
-              <w:pStyle w:val="Normal"/>
-              <w:widowControl/>
-              <w:pBdr>
-                <w:top w:val="nil"/>
-                <w:left w:val="nil"/>
-                <w:bottom w:val="nil"/>
-                <w:right w:val="nil"/>
-              </w:pBdr>
-              <w:shd w:fill="FFFFFF" w:val="clear"/>
-              <w:spacing w:lineRule="auto" w:line="240" w:before="0" w:after="0"/>
-              <w:ind w:left="0" w:right="0" w:hanging="0"/>
-              <w:jc w:val="left"/>
-              <w:rPr>
-                <w:rFonts w:eastAsia="Tahoma" w:cs="Tahoma" w:ascii="Tahoma" w:hAnsi="Tahoma"/>
-                <w:b w:val="false"/>
-                <w:i w:val="false"/>
-                <w:caps w:val="false"/>
-                <w:smallCaps w:val="false"/>
-                <w:strike w:val="false"/>
-                <w:dstrike w:val="false"/>
-                <w:color w:val="000000"/>
-                <w:position w:val="0"/>
-                <w:sz w:val="20"/>
-                <w:sz w:val="20"/>
-                <w:szCs w:val="20"/>
-                <w:u w:val="none"/>
-                <w:shd w:fill="FFFFFF" w:val="clear"/>
-                <w:vertAlign w:val="baseline"/>
-              </w:rPr>
-            </w:pPr>
-            <w:r>
-              <w:rPr>
-                <w:rFonts w:eastAsia="Tahoma" w:cs="Tahoma" w:ascii="Tahoma" w:hAnsi="Tahoma"/>
-                <w:b w:val="false"/>
-                <w:i w:val="false"/>
-                <w:caps w:val="false"/>
-                <w:smallCaps w:val="false"/>
-                <w:strike w:val="false"/>
-                <w:dstrike w:val="false"/>
-                <w:color w:val="000000"/>
-                <w:position w:val="0"/>
-                <w:sz w:val="20"/>
-                <w:sz w:val="20"/>
-                <w:szCs w:val="20"/>
-                <w:u w:val="none"/>
-                <w:shd w:fill="FFFFFF" w:val="clear"/>
-                <w:vertAlign w:val="baseline"/>
-              </w:rPr>
-              <w:t>funcionament i avaluant la seva influència en el rendiment de la instal·lació.</w:t>
-            </w:r>
-          </w:p>
-        </w:tc>
-        <w:tc>
-          <w:tcPr>
-            <w:tcW w:w="3037" w:type="dxa"/>
+              <w:rPr/>
+            </w:pPr>
+            <w:r>
+              <w:rPr/>
+            </w:r>
+          </w:p>
+        </w:tc>
+        <w:tc>
+          <w:tcPr>
+            <w:tcW w:w="3036" w:type="dxa"/>
             <w:tcBorders>
               <w:top w:val="single" w:sz="4" w:space="0" w:color="000001"/>
               <w:left w:val="single" w:sz="4" w:space="0" w:color="000001"/>
               <w:bottom w:val="single" w:sz="4" w:space="0" w:color="000001"/>
-              <w:insideH w:val="single" w:sz="4" w:space="0" w:color="000001"/>
               <w:right w:val="single" w:sz="4" w:space="0" w:color="000001"/>
-              <w:insideV w:val="single" w:sz="4" w:space="0" w:color="000001"/>
-            </w:tcBorders>
-            <w:shd w:fill="FFFFFF" w:val="clear"/>
-            <w:tcMar>
-              <w:left w:w="88" w:type="dxa"/>
-            </w:tcMar>
+            </w:tcBorders>
+            <w:shd w:fill="FFFFFF" w:val="clear"/>
             <w:vAlign w:val="center"/>
           </w:tcPr>
           <w:p>
             <w:pPr>
               <w:pStyle w:val="Normal"/>
-              <w:ind w:left="0" w:right="0" w:hanging="0"/>
-              <w:rPr>
-                <w:rFonts w:eastAsia="Tahoma" w:cs="Tahoma" w:ascii="Calibri" w:hAnsi="Calibri"/>
-                <w:sz w:val="20"/>
-                <w:szCs w:val="20"/>
-              </w:rPr>
-            </w:pPr>
-            <w:r>
-              <w:rPr>
-                <w:rFonts w:eastAsia="Tahoma" w:cs="Tahoma" w:ascii="Calibri" w:hAnsi="Calibri"/>
-                <w:sz w:val="20"/>
-                <w:szCs w:val="20"/>
-              </w:rPr>
-              <w:t>8 POSADA EN MARXA D’INSTALACIONS</w:t>
-            </w:r>
-          </w:p>
-          <w:p>
-            <w:pPr>
-              <w:pStyle w:val="Normal"/>
-              <w:ind w:left="0" w:right="0" w:hanging="0"/>
-              <w:rPr>
-                <w:rFonts w:eastAsia="Tahoma" w:cs="Tahoma" w:ascii="Calibri" w:hAnsi="Calibri"/>
-                <w:sz w:val="20"/>
-                <w:szCs w:val="20"/>
-              </w:rPr>
-            </w:pPr>
-            <w:r>
-              <w:rPr>
-                <w:rFonts w:eastAsia="Tahoma" w:cs="Tahoma" w:ascii="Calibri" w:hAnsi="Calibri"/>
-                <w:sz w:val="20"/>
-                <w:szCs w:val="20"/>
-              </w:rPr>
-            </w:r>
-          </w:p>
-          <w:p>
-            <w:pPr>
-              <w:pStyle w:val="Normal"/>
-              <w:ind w:left="0" w:right="0" w:hanging="0"/>
+              <w:ind w:hanging="0" w:left="0" w:right="0"/>
+              <w:jc w:val="left"/>
+              <w:rPr>
+                <w:rFonts w:ascii="Calibri" w:hAnsi="Calibri" w:eastAsia="Tahoma" w:cs="Tahoma"/>
+                <w:color w:val="000000"/>
+                <w:sz w:val="20"/>
+                <w:szCs w:val="20"/>
+              </w:rPr>
+            </w:pPr>
+            <w:r>
               <w:rPr>
                 <w:rFonts w:eastAsia="Tahoma" w:cs="Tahoma" w:ascii="Calibri" w:hAnsi="Calibri"/>
                 <w:color w:val="000000"/>
                 <w:sz w:val="20"/>
                 <w:szCs w:val="20"/>
               </w:rPr>
+              <w:t>3 ELEMENTS AUXILIARS DELS SISTEMES</w:t>
+            </w:r>
+          </w:p>
+          <w:p>
+            <w:pPr>
+              <w:pStyle w:val="Normal"/>
+              <w:ind w:hanging="0" w:left="0" w:right="0"/>
+              <w:jc w:val="left"/>
+              <w:rPr>
+                <w:rFonts w:ascii="Calibri" w:hAnsi="Calibri" w:eastAsia="Tahoma" w:cs="Tahoma"/>
+                <w:sz w:val="20"/>
+                <w:szCs w:val="20"/>
+              </w:rPr>
+            </w:pPr>
+            <w:r>
+              <w:rPr>
+                <w:rFonts w:eastAsia="Tahoma" w:cs="Tahoma" w:ascii="Calibri" w:hAnsi="Calibri"/>
+                <w:sz w:val="20"/>
+                <w:szCs w:val="20"/>
+              </w:rPr>
+            </w:r>
+          </w:p>
+          <w:p>
+            <w:pPr>
+              <w:pStyle w:val="Normal"/>
+              <w:ind w:hanging="0" w:left="0" w:right="0"/>
+              <w:jc w:val="left"/>
+              <w:rPr>
+                <w:rFonts w:ascii="Calibri" w:hAnsi="Calibri" w:eastAsia="Tahoma" w:cs="Tahoma"/>
+                <w:color w:val="000000"/>
+                <w:sz w:val="20"/>
+                <w:szCs w:val="20"/>
+              </w:rPr>
             </w:pPr>
             <w:r>
               <w:rPr>
@@ -1828,7 +2014,7 @@
                 <w:sz w:val="20"/>
                 <w:szCs w:val="20"/>
               </w:rPr>
-              <w:t>11 TÈCNIQUES DE NETEJA, CÀRREGA I RECUPERACIÓ DE REFRIGERANTS I LUBRICANTS</w:t>
+              <w:t>10 TÈCNIQUES DE DIAGNÒSTIC I LOCALITZACIÓ D'AVARIES EN MÀQUINES I ELEMENTS DELS SISTEMES FRIGORÍFICS</w:t>
             </w:r>
           </w:p>
         </w:tc>
@@ -1839,62 +2025,46 @@
               <w:top w:val="single" w:sz="4" w:space="0" w:color="000001"/>
               <w:left w:val="single" w:sz="4" w:space="0" w:color="000001"/>
               <w:bottom w:val="single" w:sz="4" w:space="0" w:color="000001"/>
-              <w:insideH w:val="single" w:sz="4" w:space="0" w:color="000001"/>
               <w:right w:val="single" w:sz="4" w:space="0" w:color="000001"/>
-              <w:insideV w:val="single" w:sz="4" w:space="0" w:color="000001"/>
-            </w:tcBorders>
-            <w:shd w:fill="FFFFFF" w:val="clear"/>
-            <w:tcMar>
-              <w:left w:w="88" w:type="dxa"/>
-            </w:tcMar>
+            </w:tcBorders>
+            <w:shd w:fill="FFFFFF" w:val="clear"/>
             <w:vAlign w:val="center"/>
           </w:tcPr>
           <w:p>
             <w:pPr>
               <w:pStyle w:val="Normal"/>
-              <w:keepNext/>
+              <w:keepNext w:val="true"/>
               <w:keepLines w:val="false"/>
               <w:widowControl w:val="false"/>
-              <w:pBdr>
-                <w:top w:val="nil"/>
-                <w:left w:val="nil"/>
-                <w:bottom w:val="nil"/>
-                <w:right w:val="nil"/>
-              </w:pBdr>
-              <w:shd w:fill="FFFFFF" w:val="clear"/>
+              <w:shd w:val="clear" w:fill="FFFFFF"/>
               <w:spacing w:lineRule="auto" w:line="276" w:before="0" w:after="0"/>
-              <w:ind w:left="0" w:right="0" w:hanging="0"/>
+              <w:ind w:hanging="0" w:left="0" w:right="0"/>
               <w:jc w:val="left"/>
               <w:rPr>
-                <w:rFonts w:eastAsia="Tahoma" w:cs="Tahoma" w:ascii="Tahoma" w:hAnsi="Tahoma"/>
-                <w:sz w:val="20"/>
-                <w:szCs w:val="20"/>
-              </w:rPr>
-            </w:pPr>
-            <w:r>
-              <w:rPr>
-                <w:rFonts w:eastAsia="Tahoma" w:cs="Tahoma" w:ascii="Tahoma" w:hAnsi="Tahoma"/>
-                <w:sz w:val="20"/>
-                <w:szCs w:val="20"/>
-              </w:rPr>
-            </w:r>
-          </w:p>
-        </w:tc>
-        <w:tc>
-          <w:tcPr>
-            <w:tcW w:w="1014" w:type="dxa"/>
+                <w:rFonts w:ascii="Tahoma" w:hAnsi="Tahoma" w:eastAsia="Tahoma" w:cs="Tahoma"/>
+                <w:sz w:val="20"/>
+                <w:szCs w:val="20"/>
+              </w:rPr>
+            </w:pPr>
+            <w:r>
+              <w:rPr>
+                <w:rFonts w:eastAsia="Tahoma" w:cs="Tahoma" w:ascii="Tahoma" w:hAnsi="Tahoma"/>
+                <w:sz w:val="20"/>
+                <w:szCs w:val="20"/>
+              </w:rPr>
+            </w:r>
+          </w:p>
+        </w:tc>
+        <w:tc>
+          <w:tcPr>
+            <w:tcW w:w="1015" w:type="dxa"/>
             <w:tcBorders>
               <w:top w:val="single" w:sz="4" w:space="0" w:color="000001"/>
               <w:left w:val="single" w:sz="4" w:space="0" w:color="000001"/>
               <w:bottom w:val="single" w:sz="4" w:space="0" w:color="000001"/>
-              <w:insideH w:val="single" w:sz="4" w:space="0" w:color="000001"/>
               <w:right w:val="single" w:sz="4" w:space="0" w:color="000001"/>
-              <w:insideV w:val="single" w:sz="4" w:space="0" w:color="000001"/>
-            </w:tcBorders>
-            <w:shd w:fill="FFFFFF" w:val="clear"/>
-            <w:tcMar>
-              <w:left w:w="88" w:type="dxa"/>
-            </w:tcMar>
+            </w:tcBorders>
+            <w:shd w:fill="FFFFFF" w:val="clear"/>
             <w:vAlign w:val="center"/>
           </w:tcPr>
           <w:p>
@@ -1902,18 +2072,18 @@
               <w:pStyle w:val="Normal"/>
               <w:jc w:val="center"/>
               <w:rPr>
-                <w:rFonts w:eastAsia="Tahoma" w:cs="Tahoma" w:ascii="Tahoma" w:hAnsi="Tahoma"/>
-                <w:sz w:val="20"/>
-                <w:szCs w:val="20"/>
-              </w:rPr>
-            </w:pPr>
-            <w:r>
-              <w:rPr>
-                <w:rFonts w:eastAsia="Tahoma" w:cs="Tahoma" w:ascii="Tahoma" w:hAnsi="Tahoma"/>
-                <w:sz w:val="20"/>
-                <w:szCs w:val="20"/>
-              </w:rPr>
-              <w:t>40</w:t>
+                <w:rFonts w:ascii="Tahoma" w:hAnsi="Tahoma" w:eastAsia="Tahoma" w:cs="Tahoma"/>
+                <w:sz w:val="20"/>
+                <w:szCs w:val="20"/>
+              </w:rPr>
+            </w:pPr>
+            <w:r>
+              <w:rPr>
+                <w:rFonts w:eastAsia="Tahoma" w:cs="Tahoma" w:ascii="Tahoma" w:hAnsi="Tahoma"/>
+                <w:sz w:val="20"/>
+                <w:szCs w:val="20"/>
+              </w:rPr>
+              <w:t>43</w:t>
             </w:r>
           </w:p>
         </w:tc>
@@ -1924,62 +2094,40 @@
               <w:top w:val="single" w:sz="4" w:space="0" w:color="000001"/>
               <w:left w:val="single" w:sz="4" w:space="0" w:color="000001"/>
               <w:bottom w:val="single" w:sz="4" w:space="0" w:color="000001"/>
-              <w:insideH w:val="single" w:sz="4" w:space="0" w:color="000001"/>
               <w:right w:val="single" w:sz="4" w:space="0" w:color="000001"/>
-              <w:insideV w:val="single" w:sz="4" w:space="0" w:color="000001"/>
-            </w:tcBorders>
-            <w:shd w:fill="FFFFFF" w:val="clear"/>
-            <w:tcMar>
-              <w:left w:w="88" w:type="dxa"/>
-            </w:tcMar>
+            </w:tcBorders>
+            <w:shd w:fill="FFFFFF" w:val="clear"/>
             <w:vAlign w:val="center"/>
           </w:tcPr>
           <w:p>
             <w:pPr>
               <w:pStyle w:val="Normal"/>
-              <w:keepNext/>
-              <w:keepLines w:val="false"/>
-              <w:widowControl w:val="false"/>
-              <w:pBdr>
-                <w:top w:val="nil"/>
-                <w:left w:val="nil"/>
-                <w:bottom w:val="nil"/>
-                <w:right w:val="nil"/>
-              </w:pBdr>
-              <w:shd w:fill="FFFFFF" w:val="clear"/>
-              <w:spacing w:lineRule="auto" w:line="276" w:before="0" w:after="0"/>
-              <w:ind w:left="0" w:right="0" w:hanging="0"/>
-              <w:jc w:val="left"/>
-              <w:rPr>
-                <w:rFonts w:eastAsia="Tahoma" w:cs="Tahoma" w:ascii="Tahoma" w:hAnsi="Tahoma"/>
-                <w:sz w:val="20"/>
-                <w:szCs w:val="20"/>
-              </w:rPr>
-            </w:pPr>
-            <w:r>
-              <w:rPr>
-                <w:rFonts w:eastAsia="Tahoma" w:cs="Tahoma" w:ascii="Tahoma" w:hAnsi="Tahoma"/>
-                <w:sz w:val="20"/>
-                <w:szCs w:val="20"/>
-              </w:rPr>
-            </w:r>
-          </w:p>
-        </w:tc>
-        <w:tc>
-          <w:tcPr>
-            <w:tcW w:w="1573" w:type="dxa"/>
+              <w:jc w:val="center"/>
+              <w:rPr>
+                <w:rFonts w:ascii="Tahoma" w:hAnsi="Tahoma" w:eastAsia="Tahoma" w:cs="Tahoma"/>
+                <w:sz w:val="20"/>
+                <w:szCs w:val="20"/>
+              </w:rPr>
+            </w:pPr>
+            <w:r>
+              <w:rPr>
+                <w:rFonts w:eastAsia="Tahoma" w:cs="Tahoma" w:ascii="Tahoma" w:hAnsi="Tahoma"/>
+                <w:sz w:val="20"/>
+                <w:szCs w:val="20"/>
+              </w:rPr>
+            </w:r>
+          </w:p>
+        </w:tc>
+        <w:tc>
+          <w:tcPr>
+            <w:tcW w:w="1572" w:type="dxa"/>
             <w:tcBorders>
               <w:top w:val="single" w:sz="4" w:space="0" w:color="000001"/>
               <w:left w:val="single" w:sz="4" w:space="0" w:color="000001"/>
               <w:bottom w:val="single" w:sz="4" w:space="0" w:color="000001"/>
-              <w:insideH w:val="single" w:sz="4" w:space="0" w:color="000001"/>
               <w:right w:val="single" w:sz="4" w:space="0" w:color="000001"/>
-              <w:insideV w:val="single" w:sz="4" w:space="0" w:color="000001"/>
-            </w:tcBorders>
-            <w:shd w:fill="FFFFFF" w:val="clear"/>
-            <w:tcMar>
-              <w:left w:w="88" w:type="dxa"/>
-            </w:tcMar>
+            </w:tcBorders>
+            <w:shd w:fill="FFFFFF" w:val="clear"/>
             <w:vAlign w:val="center"/>
           </w:tcPr>
           <w:p>
@@ -1987,7 +2135,7 @@
               <w:pStyle w:val="Normal"/>
               <w:jc w:val="center"/>
               <w:rPr>
-                <w:rFonts w:eastAsia="Tahoma" w:cs="Tahoma" w:ascii="Tahoma" w:hAnsi="Tahoma"/>
+                <w:rFonts w:ascii="Tahoma" w:hAnsi="Tahoma" w:eastAsia="Tahoma" w:cs="Tahoma"/>
                 <w:sz w:val="16"/>
                 <w:szCs w:val="16"/>
               </w:rPr>
@@ -1998,471 +2146,7 @@
                 <w:sz w:val="16"/>
                 <w:szCs w:val="16"/>
               </w:rPr>
-              <w:t>10/25</w:t>
-            </w:r>
-          </w:p>
-        </w:tc>
-      </w:tr>
-      <w:tr>
-        <w:trPr>
-          <w:trHeight w:val="454" w:hRule="atLeast"/>
-          <w:cantSplit w:val="false"/>
-        </w:trPr>
-        <w:tc>
-          <w:tcPr>
-            <w:tcW w:w="3110" w:type="dxa"/>
-            <w:tcBorders>
-              <w:top w:val="single" w:sz="4" w:space="0" w:color="000001"/>
-              <w:left w:val="single" w:sz="4" w:space="0" w:color="000001"/>
-              <w:bottom w:val="single" w:sz="4" w:space="0" w:color="000001"/>
-              <w:insideH w:val="single" w:sz="4" w:space="0" w:color="000001"/>
-              <w:right w:val="single" w:sz="4" w:space="0" w:color="000001"/>
-              <w:insideV w:val="single" w:sz="4" w:space="0" w:color="000001"/>
-            </w:tcBorders>
-            <w:shd w:fill="FFFFFF" w:val="clear"/>
-            <w:tcMar>
-              <w:left w:w="88" w:type="dxa"/>
-            </w:tcMar>
-            <w:vAlign w:val="center"/>
-          </w:tcPr>
-          <w:p>
-            <w:pPr>
-              <w:pStyle w:val="Normal"/>
-              <w:keepNext/>
-              <w:keepLines w:val="false"/>
-              <w:widowControl/>
-              <w:pBdr>
-                <w:top w:val="nil"/>
-                <w:left w:val="nil"/>
-                <w:bottom w:val="nil"/>
-                <w:right w:val="nil"/>
-              </w:pBdr>
-              <w:shd w:fill="FFFFFF" w:val="clear"/>
-              <w:spacing w:lineRule="auto" w:line="240" w:before="0" w:after="0"/>
-              <w:ind w:left="0" w:right="0" w:hanging="0"/>
-              <w:jc w:val="left"/>
-              <w:rPr/>
-            </w:pPr>
-            <w:r>
-              <w:rPr/>
-            </w:r>
-          </w:p>
-          <w:p>
-            <w:pPr>
-              <w:pStyle w:val="Normal"/>
-              <w:widowControl/>
-              <w:pBdr>
-                <w:top w:val="nil"/>
-                <w:left w:val="nil"/>
-                <w:bottom w:val="nil"/>
-                <w:right w:val="nil"/>
-              </w:pBdr>
-              <w:shd w:fill="FFFFFF" w:val="clear"/>
-              <w:spacing w:lineRule="auto" w:line="240" w:before="0" w:after="0"/>
-              <w:ind w:left="0" w:right="0" w:hanging="0"/>
-              <w:jc w:val="left"/>
-              <w:rPr>
-                <w:rFonts w:eastAsia="Tahoma" w:cs="Tahoma" w:ascii="Tahoma" w:hAnsi="Tahoma"/>
-                <w:b w:val="false"/>
-                <w:i w:val="false"/>
-                <w:caps w:val="false"/>
-                <w:smallCaps w:val="false"/>
-                <w:strike w:val="false"/>
-                <w:dstrike w:val="false"/>
-                <w:color w:val="000000"/>
-                <w:position w:val="0"/>
-                <w:sz w:val="20"/>
-                <w:sz w:val="20"/>
-                <w:szCs w:val="20"/>
-                <w:u w:val="none"/>
-                <w:shd w:fill="FFFFFF" w:val="clear"/>
-                <w:vertAlign w:val="baseline"/>
-              </w:rPr>
-            </w:pPr>
-            <w:r>
-              <w:rPr>
-                <w:rFonts w:eastAsia="Tahoma" w:cs="Tahoma" w:ascii="Tahoma" w:hAnsi="Tahoma"/>
-                <w:b w:val="false"/>
-                <w:i w:val="false"/>
-                <w:caps w:val="false"/>
-                <w:smallCaps w:val="false"/>
-                <w:strike w:val="false"/>
-                <w:dstrike w:val="false"/>
-                <w:color w:val="000000"/>
-                <w:position w:val="0"/>
-                <w:sz w:val="20"/>
-                <w:sz w:val="20"/>
-                <w:szCs w:val="20"/>
-                <w:u w:val="none"/>
-                <w:shd w:fill="FFFFFF" w:val="clear"/>
-                <w:vertAlign w:val="baseline"/>
-              </w:rPr>
-              <w:t>Localitza i repara fallades i avaries dels equips i elements que componen una</w:t>
-            </w:r>
-          </w:p>
-          <w:p>
-            <w:pPr>
-              <w:pStyle w:val="Normal"/>
-              <w:widowControl/>
-              <w:pBdr>
-                <w:top w:val="nil"/>
-                <w:left w:val="nil"/>
-                <w:bottom w:val="nil"/>
-                <w:right w:val="nil"/>
-              </w:pBdr>
-              <w:shd w:fill="FFFFFF" w:val="clear"/>
-              <w:spacing w:lineRule="auto" w:line="240" w:before="0" w:after="0"/>
-              <w:ind w:left="0" w:right="0" w:hanging="0"/>
-              <w:jc w:val="left"/>
-              <w:rPr>
-                <w:rFonts w:eastAsia="Tahoma" w:cs="Tahoma" w:ascii="Tahoma" w:hAnsi="Tahoma"/>
-                <w:b w:val="false"/>
-                <w:i w:val="false"/>
-                <w:caps w:val="false"/>
-                <w:smallCaps w:val="false"/>
-                <w:strike w:val="false"/>
-                <w:dstrike w:val="false"/>
-                <w:color w:val="000000"/>
-                <w:position w:val="0"/>
-                <w:sz w:val="20"/>
-                <w:sz w:val="20"/>
-                <w:szCs w:val="20"/>
-                <w:u w:val="none"/>
-                <w:shd w:fill="FFFFFF" w:val="clear"/>
-                <w:vertAlign w:val="baseline"/>
-              </w:rPr>
-            </w:pPr>
-            <w:r>
-              <w:rPr>
-                <w:rFonts w:eastAsia="Tahoma" w:cs="Tahoma" w:ascii="Tahoma" w:hAnsi="Tahoma"/>
-                <w:b w:val="false"/>
-                <w:i w:val="false"/>
-                <w:caps w:val="false"/>
-                <w:smallCaps w:val="false"/>
-                <w:strike w:val="false"/>
-                <w:dstrike w:val="false"/>
-                <w:color w:val="000000"/>
-                <w:position w:val="0"/>
-                <w:sz w:val="20"/>
-                <w:sz w:val="20"/>
-                <w:szCs w:val="20"/>
-                <w:u w:val="none"/>
-                <w:shd w:fill="FFFFFF" w:val="clear"/>
-                <w:vertAlign w:val="baseline"/>
-              </w:rPr>
-              <w:t>instal·lació frigorífica i un sistema de climatització, valorant paràmetres de funcionament</w:t>
-            </w:r>
-          </w:p>
-          <w:p>
-            <w:pPr>
-              <w:pStyle w:val="Normal"/>
-              <w:widowControl/>
-              <w:pBdr>
-                <w:top w:val="nil"/>
-                <w:left w:val="nil"/>
-                <w:bottom w:val="nil"/>
-                <w:right w:val="nil"/>
-              </w:pBdr>
-              <w:shd w:fill="FFFFFF" w:val="clear"/>
-              <w:spacing w:lineRule="auto" w:line="240" w:before="0" w:after="0"/>
-              <w:ind w:left="0" w:right="0" w:hanging="0"/>
-              <w:jc w:val="left"/>
-              <w:rPr>
-                <w:rFonts w:eastAsia="Tahoma" w:cs="Tahoma" w:ascii="Tahoma" w:hAnsi="Tahoma"/>
-                <w:b w:val="false"/>
-                <w:i w:val="false"/>
-                <w:caps w:val="false"/>
-                <w:smallCaps w:val="false"/>
-                <w:strike w:val="false"/>
-                <w:dstrike w:val="false"/>
-                <w:color w:val="000000"/>
-                <w:position w:val="0"/>
-                <w:sz w:val="20"/>
-                <w:sz w:val="20"/>
-                <w:szCs w:val="20"/>
-                <w:u w:val="none"/>
-                <w:shd w:fill="FFFFFF" w:val="clear"/>
-                <w:vertAlign w:val="baseline"/>
-              </w:rPr>
-            </w:pPr>
-            <w:r>
-              <w:rPr>
-                <w:rFonts w:eastAsia="Tahoma" w:cs="Tahoma" w:ascii="Tahoma" w:hAnsi="Tahoma"/>
-                <w:b w:val="false"/>
-                <w:i w:val="false"/>
-                <w:caps w:val="false"/>
-                <w:smallCaps w:val="false"/>
-                <w:strike w:val="false"/>
-                <w:dstrike w:val="false"/>
-                <w:color w:val="000000"/>
-                <w:position w:val="0"/>
-                <w:sz w:val="20"/>
-                <w:sz w:val="20"/>
-                <w:szCs w:val="20"/>
-                <w:u w:val="none"/>
-                <w:shd w:fill="FFFFFF" w:val="clear"/>
-                <w:vertAlign w:val="baseline"/>
-              </w:rPr>
-              <w:t>i aplicant procediments segons especificacions tècniques.</w:t>
-            </w:r>
-          </w:p>
-          <w:p>
-            <w:pPr>
-              <w:pStyle w:val="Normal"/>
-              <w:widowControl/>
-              <w:pBdr>
-                <w:top w:val="nil"/>
-                <w:left w:val="nil"/>
-                <w:bottom w:val="nil"/>
-                <w:right w:val="nil"/>
-              </w:pBdr>
-              <w:shd w:fill="FFFFFF" w:val="clear"/>
-              <w:spacing w:lineRule="auto" w:line="240" w:before="0" w:after="0"/>
-              <w:ind w:left="0" w:right="0" w:hanging="0"/>
-              <w:jc w:val="left"/>
-              <w:rPr/>
-            </w:pPr>
-            <w:r>
-              <w:rPr/>
-            </w:r>
-          </w:p>
-        </w:tc>
-        <w:tc>
-          <w:tcPr>
-            <w:tcW w:w="3037" w:type="dxa"/>
-            <w:tcBorders>
-              <w:top w:val="single" w:sz="4" w:space="0" w:color="000001"/>
-              <w:left w:val="single" w:sz="4" w:space="0" w:color="000001"/>
-              <w:bottom w:val="single" w:sz="4" w:space="0" w:color="000001"/>
-              <w:insideH w:val="single" w:sz="4" w:space="0" w:color="000001"/>
-              <w:right w:val="single" w:sz="4" w:space="0" w:color="000001"/>
-              <w:insideV w:val="single" w:sz="4" w:space="0" w:color="000001"/>
-            </w:tcBorders>
-            <w:shd w:fill="FFFFFF" w:val="clear"/>
-            <w:tcMar>
-              <w:left w:w="88" w:type="dxa"/>
-            </w:tcMar>
-            <w:vAlign w:val="center"/>
-          </w:tcPr>
-          <w:p>
-            <w:pPr>
-              <w:pStyle w:val="Normal"/>
-              <w:ind w:left="0" w:right="0" w:hanging="0"/>
-              <w:jc w:val="left"/>
-              <w:rPr>
-                <w:rFonts w:eastAsia="Tahoma" w:cs="Tahoma" w:ascii="Calibri" w:hAnsi="Calibri"/>
-                <w:color w:val="000000"/>
-                <w:sz w:val="20"/>
-                <w:szCs w:val="20"/>
-              </w:rPr>
-            </w:pPr>
-            <w:r>
-              <w:rPr>
-                <w:rFonts w:eastAsia="Tahoma" w:cs="Tahoma" w:ascii="Calibri" w:hAnsi="Calibri"/>
-                <w:color w:val="000000"/>
-                <w:sz w:val="20"/>
-                <w:szCs w:val="20"/>
-              </w:rPr>
-              <w:t>3 ELEMENTS AUXILIARS DELS SISTEMES</w:t>
-            </w:r>
-          </w:p>
-          <w:p>
-            <w:pPr>
-              <w:pStyle w:val="Normal"/>
-              <w:ind w:left="0" w:right="0" w:hanging="0"/>
-              <w:jc w:val="left"/>
-              <w:rPr>
-                <w:rFonts w:eastAsia="Tahoma" w:cs="Tahoma" w:ascii="Calibri" w:hAnsi="Calibri"/>
-                <w:sz w:val="20"/>
-                <w:szCs w:val="20"/>
-              </w:rPr>
-            </w:pPr>
-            <w:r>
-              <w:rPr>
-                <w:rFonts w:eastAsia="Tahoma" w:cs="Tahoma" w:ascii="Calibri" w:hAnsi="Calibri"/>
-                <w:sz w:val="20"/>
-                <w:szCs w:val="20"/>
-              </w:rPr>
-            </w:r>
-          </w:p>
-          <w:p>
-            <w:pPr>
-              <w:pStyle w:val="Normal"/>
-              <w:ind w:left="0" w:right="0" w:hanging="0"/>
-              <w:jc w:val="left"/>
-              <w:rPr>
-                <w:rFonts w:eastAsia="Tahoma" w:cs="Tahoma" w:ascii="Calibri" w:hAnsi="Calibri"/>
-                <w:color w:val="000000"/>
-                <w:sz w:val="20"/>
-                <w:szCs w:val="20"/>
-              </w:rPr>
-            </w:pPr>
-            <w:r>
-              <w:rPr>
-                <w:rFonts w:eastAsia="Tahoma" w:cs="Tahoma" w:ascii="Calibri" w:hAnsi="Calibri"/>
-                <w:color w:val="000000"/>
-                <w:sz w:val="20"/>
-                <w:szCs w:val="20"/>
-              </w:rPr>
-              <w:t>10 TÈCNIQUES DE DIAGNÒSTIC I LOCALITZACIÓ D'AVARIES EN MÀQUINES I ELEMENTS DELS SISTEMES FRIGORÍFICS</w:t>
-            </w:r>
-          </w:p>
-        </w:tc>
-        <w:tc>
-          <w:tcPr>
-            <w:tcW w:w="811" w:type="dxa"/>
-            <w:tcBorders>
-              <w:top w:val="single" w:sz="4" w:space="0" w:color="000001"/>
-              <w:left w:val="single" w:sz="4" w:space="0" w:color="000001"/>
-              <w:bottom w:val="single" w:sz="4" w:space="0" w:color="000001"/>
-              <w:insideH w:val="single" w:sz="4" w:space="0" w:color="000001"/>
-              <w:right w:val="single" w:sz="4" w:space="0" w:color="000001"/>
-              <w:insideV w:val="single" w:sz="4" w:space="0" w:color="000001"/>
-            </w:tcBorders>
-            <w:shd w:fill="FFFFFF" w:val="clear"/>
-            <w:tcMar>
-              <w:left w:w="88" w:type="dxa"/>
-            </w:tcMar>
-            <w:vAlign w:val="center"/>
-          </w:tcPr>
-          <w:p>
-            <w:pPr>
-              <w:pStyle w:val="Normal"/>
-              <w:keepNext/>
-              <w:keepLines w:val="false"/>
-              <w:widowControl w:val="false"/>
-              <w:pBdr>
-                <w:top w:val="nil"/>
-                <w:left w:val="nil"/>
-                <w:bottom w:val="nil"/>
-                <w:right w:val="nil"/>
-              </w:pBdr>
-              <w:shd w:fill="FFFFFF" w:val="clear"/>
-              <w:spacing w:lineRule="auto" w:line="276" w:before="0" w:after="0"/>
-              <w:ind w:left="0" w:right="0" w:hanging="0"/>
-              <w:jc w:val="left"/>
-              <w:rPr>
-                <w:rFonts w:eastAsia="Tahoma" w:cs="Tahoma" w:ascii="Tahoma" w:hAnsi="Tahoma"/>
-                <w:sz w:val="20"/>
-                <w:szCs w:val="20"/>
-              </w:rPr>
-            </w:pPr>
-            <w:r>
-              <w:rPr>
-                <w:rFonts w:eastAsia="Tahoma" w:cs="Tahoma" w:ascii="Tahoma" w:hAnsi="Tahoma"/>
-                <w:sz w:val="20"/>
-                <w:szCs w:val="20"/>
-              </w:rPr>
-            </w:r>
-          </w:p>
-        </w:tc>
-        <w:tc>
-          <w:tcPr>
-            <w:tcW w:w="1014" w:type="dxa"/>
-            <w:tcBorders>
-              <w:top w:val="single" w:sz="4" w:space="0" w:color="000001"/>
-              <w:left w:val="single" w:sz="4" w:space="0" w:color="000001"/>
-              <w:bottom w:val="single" w:sz="4" w:space="0" w:color="000001"/>
-              <w:insideH w:val="single" w:sz="4" w:space="0" w:color="000001"/>
-              <w:right w:val="single" w:sz="4" w:space="0" w:color="000001"/>
-              <w:insideV w:val="single" w:sz="4" w:space="0" w:color="000001"/>
-            </w:tcBorders>
-            <w:shd w:fill="FFFFFF" w:val="clear"/>
-            <w:tcMar>
-              <w:left w:w="88" w:type="dxa"/>
-            </w:tcMar>
-            <w:vAlign w:val="center"/>
-          </w:tcPr>
-          <w:p>
-            <w:pPr>
-              <w:pStyle w:val="Normal"/>
-              <w:jc w:val="center"/>
-              <w:rPr>
-                <w:rFonts w:eastAsia="Tahoma" w:cs="Tahoma" w:ascii="Tahoma" w:hAnsi="Tahoma"/>
-                <w:sz w:val="20"/>
-                <w:szCs w:val="20"/>
-              </w:rPr>
-            </w:pPr>
-            <w:r>
-              <w:rPr>
-                <w:rFonts w:eastAsia="Tahoma" w:cs="Tahoma" w:ascii="Tahoma" w:hAnsi="Tahoma"/>
-                <w:sz w:val="20"/>
-                <w:szCs w:val="20"/>
-              </w:rPr>
-              <w:t>43</w:t>
-            </w:r>
-          </w:p>
-        </w:tc>
-        <w:tc>
-          <w:tcPr>
-            <w:tcW w:w="1016" w:type="dxa"/>
-            <w:tcBorders>
-              <w:top w:val="single" w:sz="4" w:space="0" w:color="000001"/>
-              <w:left w:val="single" w:sz="4" w:space="0" w:color="000001"/>
-              <w:bottom w:val="single" w:sz="4" w:space="0" w:color="000001"/>
-              <w:insideH w:val="single" w:sz="4" w:space="0" w:color="000001"/>
-              <w:right w:val="single" w:sz="4" w:space="0" w:color="000001"/>
-              <w:insideV w:val="single" w:sz="4" w:space="0" w:color="000001"/>
-            </w:tcBorders>
-            <w:shd w:fill="FFFFFF" w:val="clear"/>
-            <w:tcMar>
-              <w:left w:w="88" w:type="dxa"/>
-            </w:tcMar>
-            <w:vAlign w:val="center"/>
-          </w:tcPr>
-          <w:p>
-            <w:pPr>
-              <w:pStyle w:val="Normal"/>
-              <w:jc w:val="center"/>
-              <w:rPr>
-                <w:rFonts w:eastAsia="Tahoma" w:cs="Tahoma" w:ascii="Tahoma" w:hAnsi="Tahoma"/>
-                <w:sz w:val="20"/>
-                <w:szCs w:val="20"/>
-              </w:rPr>
-            </w:pPr>
-            <w:r>
-              <w:rPr>
-                <w:rFonts w:eastAsia="Tahoma" w:cs="Tahoma" w:ascii="Tahoma" w:hAnsi="Tahoma"/>
-                <w:sz w:val="20"/>
-                <w:szCs w:val="20"/>
-              </w:rPr>
-            </w:r>
-          </w:p>
-        </w:tc>
-        <w:tc>
-          <w:tcPr>
-            <w:tcW w:w="1573" w:type="dxa"/>
-            <w:tcBorders>
-              <w:top w:val="single" w:sz="4" w:space="0" w:color="000001"/>
-              <w:left w:val="single" w:sz="4" w:space="0" w:color="000001"/>
-              <w:bottom w:val="single" w:sz="4" w:space="0" w:color="000001"/>
-              <w:insideH w:val="single" w:sz="4" w:space="0" w:color="000001"/>
-              <w:right w:val="single" w:sz="4" w:space="0" w:color="000001"/>
-              <w:insideV w:val="single" w:sz="4" w:space="0" w:color="000001"/>
-            </w:tcBorders>
-            <w:shd w:fill="FFFFFF" w:val="clear"/>
-            <w:tcMar>
-              <w:left w:w="88" w:type="dxa"/>
-            </w:tcMar>
-            <w:vAlign w:val="center"/>
-          </w:tcPr>
-          <w:p>
-            <w:pPr>
-              <w:pStyle w:val="Normal"/>
-              <w:jc w:val="center"/>
-              <w:rPr>
-                <w:rFonts w:eastAsia="Tahoma" w:cs="Tahoma" w:ascii="Tahoma" w:hAnsi="Tahoma"/>
-                <w:sz w:val="16"/>
-                <w:szCs w:val="16"/>
-              </w:rPr>
-            </w:pPr>
-            <w:r>
-              <w:rPr>
-                <w:rFonts w:eastAsia="Tahoma" w:cs="Tahoma" w:ascii="Tahoma" w:hAnsi="Tahoma"/>
-                <w:sz w:val="16"/>
-                <w:szCs w:val="16"/>
-              </w:rPr>
-              <w:t>11/25</w:t>
+              <w:t>11/26</w:t>
             </w:r>
           </w:p>
         </w:tc>
@@ -2486,28 +2170,12 @@
         <w:rPr/>
       </w:r>
     </w:p>
-    <w:p>
-      <w:pPr>
-        <w:pStyle w:val="TextBody"/>
-        <w:pageBreakBefore/>
-        <w:rPr/>
-      </w:pPr>
-      <w:r>
-        <w:rPr/>
-      </w:r>
-    </w:p>
     <w:tbl>
       <w:tblPr>
+        <w:tblW w:w="10560" w:type="dxa"/>
         <w:jc w:val="center"/>
         <w:tblInd w:w="0" w:type="dxa"/>
-        <w:tblBorders>
-          <w:top w:val="single" w:sz="4" w:space="0" w:color="000001"/>
-          <w:left w:val="single" w:sz="4" w:space="0" w:color="000001"/>
-          <w:bottom w:val="single" w:sz="4" w:space="0" w:color="000001"/>
-          <w:insideH w:val="single" w:sz="4" w:space="0" w:color="000001"/>
-          <w:right w:val="single" w:sz="4" w:space="0" w:color="000001"/>
-          <w:insideV w:val="single" w:sz="4" w:space="0" w:color="000001"/>
-        </w:tblBorders>
+        <w:tblLayout w:type="fixed"/>
         <w:tblCellMar>
           <w:top w:w="0" w:type="dxa"/>
           <w:left w:w="88" w:type="dxa"/>
@@ -2516,11 +2184,11 @@
         </w:tblCellMar>
       </w:tblPr>
       <w:tblGrid>
-        <w:gridCol w:w="3110"/>
-        <w:gridCol w:w="3036"/>
+        <w:gridCol w:w="3107"/>
+        <w:gridCol w:w="3038"/>
         <w:gridCol w:w="812"/>
-        <w:gridCol w:w="4"/>
-        <w:gridCol w:w="1010"/>
+        <w:gridCol w:w="5"/>
+        <w:gridCol w:w="1009"/>
         <w:gridCol w:w="4"/>
         <w:gridCol w:w="1013"/>
         <w:gridCol w:w="4"/>
@@ -2529,23 +2197,17 @@
       <w:tr>
         <w:trPr>
           <w:tblHeader w:val="true"/>
-          <w:cantSplit w:val="false"/>
         </w:trPr>
         <w:tc>
           <w:tcPr>
-            <w:tcW w:w="3110" w:type="dxa"/>
+            <w:tcW w:w="3107" w:type="dxa"/>
             <w:tcBorders>
               <w:top w:val="single" w:sz="4" w:space="0" w:color="000001"/>
               <w:left w:val="single" w:sz="4" w:space="0" w:color="000001"/>
               <w:bottom w:val="single" w:sz="4" w:space="0" w:color="000001"/>
-              <w:insideH w:val="single" w:sz="4" w:space="0" w:color="000001"/>
               <w:right w:val="single" w:sz="4" w:space="0" w:color="000001"/>
-              <w:insideV w:val="single" w:sz="4" w:space="0" w:color="000001"/>
-            </w:tcBorders>
-            <w:shd w:fill="FFFFFF" w:val="clear"/>
-            <w:tcMar>
-              <w:left w:w="88" w:type="dxa"/>
-            </w:tcMar>
+            </w:tcBorders>
+            <w:shd w:fill="FFFFFF" w:val="clear"/>
             <w:vAlign w:val="center"/>
           </w:tcPr>
           <w:p>
@@ -2553,7 +2215,7 @@
               <w:pStyle w:val="Normal"/>
               <w:jc w:val="center"/>
               <w:rPr>
-                <w:rFonts w:eastAsia="Tahoma" w:cs="Tahoma" w:ascii="Tahoma" w:hAnsi="Tahoma"/>
+                <w:rFonts w:ascii="Tahoma" w:hAnsi="Tahoma" w:eastAsia="Tahoma" w:cs="Tahoma"/>
                 <w:b/>
                 <w:sz w:val="20"/>
                 <w:szCs w:val="20"/>
@@ -2572,19 +2234,14 @@
         </w:tc>
         <w:tc>
           <w:tcPr>
-            <w:tcW w:w="3036" w:type="dxa"/>
+            <w:tcW w:w="3038" w:type="dxa"/>
             <w:tcBorders>
               <w:top w:val="single" w:sz="4" w:space="0" w:color="000001"/>
               <w:left w:val="single" w:sz="4" w:space="0" w:color="000001"/>
               <w:bottom w:val="single" w:sz="4" w:space="0" w:color="000001"/>
-              <w:insideH w:val="single" w:sz="4" w:space="0" w:color="000001"/>
               <w:right w:val="single" w:sz="4" w:space="0" w:color="000001"/>
-              <w:insideV w:val="single" w:sz="4" w:space="0" w:color="000001"/>
-            </w:tcBorders>
-            <w:shd w:fill="FFFFFF" w:val="clear"/>
-            <w:tcMar>
-              <w:left w:w="88" w:type="dxa"/>
-            </w:tcMar>
+            </w:tcBorders>
+            <w:shd w:fill="FFFFFF" w:val="clear"/>
             <w:vAlign w:val="center"/>
           </w:tcPr>
           <w:p>
@@ -2592,7 +2249,7 @@
               <w:pStyle w:val="Normal"/>
               <w:jc w:val="center"/>
               <w:rPr>
-                <w:rFonts w:eastAsia="Tahoma" w:cs="Tahoma" w:ascii="Tahoma" w:hAnsi="Tahoma"/>
+                <w:rFonts w:ascii="Tahoma" w:hAnsi="Tahoma" w:eastAsia="Tahoma" w:cs="Tahoma"/>
                 <w:b/>
                 <w:sz w:val="20"/>
                 <w:szCs w:val="20"/>
@@ -2616,14 +2273,9 @@
               <w:top w:val="single" w:sz="4" w:space="0" w:color="000001"/>
               <w:left w:val="single" w:sz="4" w:space="0" w:color="000001"/>
               <w:bottom w:val="single" w:sz="4" w:space="0" w:color="000001"/>
-              <w:insideH w:val="single" w:sz="4" w:space="0" w:color="000001"/>
               <w:right w:val="single" w:sz="4" w:space="0" w:color="000001"/>
-              <w:insideV w:val="single" w:sz="4" w:space="0" w:color="000001"/>
-            </w:tcBorders>
-            <w:shd w:fill="FFFFFF" w:val="clear"/>
-            <w:tcMar>
-              <w:left w:w="88" w:type="dxa"/>
-            </w:tcMar>
+            </w:tcBorders>
+            <w:shd w:fill="FFFFFF" w:val="clear"/>
             <w:vAlign w:val="center"/>
           </w:tcPr>
           <w:p>
@@ -2631,7 +2283,7 @@
               <w:pStyle w:val="Normal"/>
               <w:jc w:val="center"/>
               <w:rPr>
-                <w:rFonts w:eastAsia="Tahoma" w:cs="Tahoma" w:ascii="Tahoma" w:hAnsi="Tahoma"/>
+                <w:rFonts w:ascii="Tahoma" w:hAnsi="Tahoma" w:eastAsia="Tahoma" w:cs="Tahoma"/>
                 <w:b/>
                 <w:sz w:val="16"/>
                 <w:szCs w:val="16"/>
@@ -2656,14 +2308,9 @@
               <w:top w:val="single" w:sz="4" w:space="0" w:color="000001"/>
               <w:left w:val="single" w:sz="4" w:space="0" w:color="000001"/>
               <w:bottom w:val="single" w:sz="4" w:space="0" w:color="000001"/>
-              <w:insideH w:val="single" w:sz="4" w:space="0" w:color="000001"/>
               <w:right w:val="single" w:sz="4" w:space="0" w:color="000001"/>
-              <w:insideV w:val="single" w:sz="4" w:space="0" w:color="000001"/>
-            </w:tcBorders>
-            <w:shd w:fill="FFFFFF" w:val="clear"/>
-            <w:tcMar>
-              <w:left w:w="88" w:type="dxa"/>
-            </w:tcMar>
+            </w:tcBorders>
+            <w:shd w:fill="FFFFFF" w:val="clear"/>
             <w:vAlign w:val="center"/>
           </w:tcPr>
           <w:p>
@@ -2671,7 +2318,7 @@
               <w:pStyle w:val="Normal"/>
               <w:jc w:val="center"/>
               <w:rPr>
-                <w:rFonts w:eastAsia="Tahoma" w:cs="Tahoma" w:ascii="Tahoma" w:hAnsi="Tahoma"/>
+                <w:rFonts w:ascii="Tahoma" w:hAnsi="Tahoma" w:eastAsia="Tahoma" w:cs="Tahoma"/>
                 <w:b/>
                 <w:sz w:val="20"/>
                 <w:szCs w:val="20"/>
@@ -2696,14 +2343,9 @@
               <w:top w:val="single" w:sz="4" w:space="0" w:color="000001"/>
               <w:left w:val="single" w:sz="4" w:space="0" w:color="000001"/>
               <w:bottom w:val="single" w:sz="4" w:space="0" w:color="000001"/>
-              <w:insideH w:val="single" w:sz="4" w:space="0" w:color="000001"/>
               <w:right w:val="single" w:sz="4" w:space="0" w:color="000001"/>
-              <w:insideV w:val="single" w:sz="4" w:space="0" w:color="000001"/>
-            </w:tcBorders>
-            <w:shd w:fill="FFFFFF" w:val="clear"/>
-            <w:tcMar>
-              <w:left w:w="88" w:type="dxa"/>
-            </w:tcMar>
+            </w:tcBorders>
+            <w:shd w:fill="FFFFFF" w:val="clear"/>
             <w:vAlign w:val="center"/>
           </w:tcPr>
           <w:p>
@@ -2711,7 +2353,7 @@
               <w:pStyle w:val="Normal"/>
               <w:jc w:val="center"/>
               <w:rPr>
-                <w:rFonts w:eastAsia="Tahoma" w:cs="Tahoma" w:ascii="Tahoma" w:hAnsi="Tahoma"/>
+                <w:rFonts w:ascii="Tahoma" w:hAnsi="Tahoma" w:eastAsia="Tahoma" w:cs="Tahoma"/>
                 <w:b/>
                 <w:sz w:val="20"/>
                 <w:szCs w:val="20"/>
@@ -2736,14 +2378,9 @@
               <w:top w:val="single" w:sz="4" w:space="0" w:color="000001"/>
               <w:left w:val="single" w:sz="4" w:space="0" w:color="000001"/>
               <w:bottom w:val="single" w:sz="4" w:space="0" w:color="000001"/>
-              <w:insideH w:val="single" w:sz="4" w:space="0" w:color="000001"/>
               <w:right w:val="single" w:sz="4" w:space="0" w:color="000001"/>
-              <w:insideV w:val="single" w:sz="4" w:space="0" w:color="000001"/>
-            </w:tcBorders>
-            <w:shd w:fill="FFFFFF" w:val="clear"/>
-            <w:tcMar>
-              <w:left w:w="88" w:type="dxa"/>
-            </w:tcMar>
+            </w:tcBorders>
+            <w:shd w:fill="FFFFFF" w:val="clear"/>
             <w:vAlign w:val="center"/>
           </w:tcPr>
           <w:p>
@@ -2751,7 +2388,7 @@
               <w:pStyle w:val="Normal"/>
               <w:jc w:val="center"/>
               <w:rPr>
-                <w:rFonts w:eastAsia="Tahoma" w:cs="Tahoma" w:ascii="Tahoma" w:hAnsi="Tahoma"/>
+                <w:rFonts w:ascii="Tahoma" w:hAnsi="Tahoma" w:eastAsia="Tahoma" w:cs="Tahoma"/>
                 <w:b/>
                 <w:sz w:val="16"/>
                 <w:szCs w:val="16"/>
@@ -2772,38 +2409,26 @@
       <w:tr>
         <w:trPr>
           <w:trHeight w:val="454" w:hRule="atLeast"/>
-          <w:cantSplit w:val="false"/>
         </w:trPr>
         <w:tc>
           <w:tcPr>
-            <w:tcW w:w="3110" w:type="dxa"/>
+            <w:tcW w:w="3107" w:type="dxa"/>
             <w:tcBorders>
               <w:top w:val="single" w:sz="4" w:space="0" w:color="000001"/>
               <w:left w:val="single" w:sz="4" w:space="0" w:color="000001"/>
               <w:bottom w:val="single" w:sz="4" w:space="0" w:color="000001"/>
-              <w:insideH w:val="single" w:sz="4" w:space="0" w:color="000001"/>
               <w:right w:val="single" w:sz="4" w:space="0" w:color="000001"/>
-              <w:insideV w:val="single" w:sz="4" w:space="0" w:color="000001"/>
-            </w:tcBorders>
-            <w:shd w:fill="FFFFFF" w:val="clear"/>
-            <w:tcMar>
-              <w:left w:w="88" w:type="dxa"/>
-            </w:tcMar>
+            </w:tcBorders>
+            <w:shd w:fill="FFFFFF" w:val="clear"/>
             <w:vAlign w:val="center"/>
           </w:tcPr>
           <w:p>
             <w:pPr>
               <w:pStyle w:val="Normal"/>
               <w:widowControl/>
-              <w:pBdr>
-                <w:top w:val="nil"/>
-                <w:left w:val="nil"/>
-                <w:bottom w:val="nil"/>
-                <w:right w:val="nil"/>
-              </w:pBdr>
-              <w:shd w:fill="FFFFFF" w:val="clear"/>
+              <w:shd w:val="clear" w:fill="FFFFFF"/>
               <w:spacing w:lineRule="auto" w:line="240" w:before="0" w:after="0"/>
-              <w:ind w:left="0" w:right="0" w:hanging="0"/>
+              <w:ind w:hanging="0" w:left="0" w:right="0"/>
               <w:jc w:val="left"/>
               <w:rPr/>
             </w:pPr>
@@ -2815,16 +2440,30 @@
             <w:pPr>
               <w:pStyle w:val="Normal"/>
               <w:widowControl/>
-              <w:pBdr>
-                <w:top w:val="nil"/>
-                <w:left w:val="nil"/>
-                <w:bottom w:val="nil"/>
-                <w:right w:val="nil"/>
-              </w:pBdr>
-              <w:shd w:fill="FFFFFF" w:val="clear"/>
+              <w:shd w:val="clear" w:fill="FFFFFF"/>
               <w:spacing w:lineRule="auto" w:line="240" w:before="0" w:after="0"/>
-              <w:ind w:left="0" w:right="0" w:hanging="0"/>
+              <w:ind w:hanging="0" w:left="0" w:right="0"/>
               <w:jc w:val="left"/>
+              <w:rPr>
+                <w:rFonts w:ascii="Tahoma" w:hAnsi="Tahoma" w:eastAsia="Tahoma" w:cs="Tahoma"/>
+                <w:b w:val="false"/>
+                <w:i w:val="false"/>
+                <w:i w:val="false"/>
+                <w:caps w:val="false"/>
+                <w:smallCaps w:val="false"/>
+                <w:strike w:val="false"/>
+                <w:dstrike w:val="false"/>
+                <w:color w:val="000000"/>
+                <w:position w:val="0"/>
+                <w:sz w:val="20"/>
+                <w:sz w:val="20"/>
+                <w:szCs w:val="20"/>
+                <w:u w:val="none"/>
+                <w:shd w:fill="FFFFFF" w:val="clear"/>
+                <w:vertAlign w:val="baseline"/>
+              </w:rPr>
+            </w:pPr>
+            <w:r>
               <w:rPr>
                 <w:rFonts w:eastAsia="Tahoma" w:cs="Tahoma" w:ascii="Tahoma" w:hAnsi="Tahoma"/>
                 <w:b w:val="false"/>
@@ -2842,6 +2481,35 @@
                 <w:shd w:fill="FFFFFF" w:val="clear"/>
                 <w:vertAlign w:val="baseline"/>
               </w:rPr>
+              <w:t>Realitza el manteniment preventiu de la instal·lació frigorífica i del sistema de</w:t>
+            </w:r>
+          </w:p>
+          <w:p>
+            <w:pPr>
+              <w:pStyle w:val="Normal"/>
+              <w:widowControl/>
+              <w:shd w:val="clear" w:fill="FFFFFF"/>
+              <w:spacing w:lineRule="auto" w:line="240" w:before="0" w:after="0"/>
+              <w:ind w:hanging="0" w:left="0" w:right="0"/>
+              <w:jc w:val="left"/>
+              <w:rPr>
+                <w:rFonts w:ascii="Tahoma" w:hAnsi="Tahoma" w:eastAsia="Tahoma" w:cs="Tahoma"/>
+                <w:b w:val="false"/>
+                <w:i w:val="false"/>
+                <w:i w:val="false"/>
+                <w:caps w:val="false"/>
+                <w:smallCaps w:val="false"/>
+                <w:strike w:val="false"/>
+                <w:dstrike w:val="false"/>
+                <w:color w:val="000000"/>
+                <w:position w:val="0"/>
+                <w:sz w:val="20"/>
+                <w:sz w:val="20"/>
+                <w:szCs w:val="20"/>
+                <w:u w:val="none"/>
+                <w:shd w:fill="FFFFFF" w:val="clear"/>
+                <w:vertAlign w:val="baseline"/>
+              </w:rPr>
             </w:pPr>
             <w:r>
               <w:rPr>
@@ -2861,23 +2529,39 @@
                 <w:shd w:fill="FFFFFF" w:val="clear"/>
                 <w:vertAlign w:val="baseline"/>
               </w:rPr>
-              <w:t>Realitza el manteniment preventiu de la instal·lació frigorífica i del sistema de</w:t>
-            </w:r>
-          </w:p>
-          <w:p>
-            <w:pPr>
-              <w:pStyle w:val="Normal"/>
+              <w:t>climatització, valorant la normativa de seguretat i medi ambient i seguint els</w:t>
+            </w:r>
+          </w:p>
+          <w:p>
+            <w:pPr>
+              <w:pStyle w:val="Normal"/>
+              <w:keepNext w:val="true"/>
+              <w:keepLines w:val="false"/>
               <w:widowControl/>
-              <w:pBdr>
-                <w:top w:val="nil"/>
-                <w:left w:val="nil"/>
-                <w:bottom w:val="nil"/>
-                <w:right w:val="nil"/>
-              </w:pBdr>
-              <w:shd w:fill="FFFFFF" w:val="clear"/>
+              <w:shd w:val="clear" w:fill="FFFFFF"/>
               <w:spacing w:lineRule="auto" w:line="240" w:before="0" w:after="0"/>
-              <w:ind w:left="0" w:right="0" w:hanging="0"/>
+              <w:ind w:hanging="0" w:left="0" w:right="0"/>
               <w:jc w:val="left"/>
+              <w:rPr>
+                <w:rFonts w:ascii="Tahoma" w:hAnsi="Tahoma" w:eastAsia="Tahoma" w:cs="Tahoma"/>
+                <w:b w:val="false"/>
+                <w:i w:val="false"/>
+                <w:i w:val="false"/>
+                <w:caps w:val="false"/>
+                <w:smallCaps w:val="false"/>
+                <w:strike w:val="false"/>
+                <w:dstrike w:val="false"/>
+                <w:color w:val="000000"/>
+                <w:position w:val="0"/>
+                <w:sz w:val="20"/>
+                <w:sz w:val="20"/>
+                <w:szCs w:val="20"/>
+                <w:u w:val="none"/>
+                <w:shd w:fill="FFFFFF" w:val="clear"/>
+                <w:vertAlign w:val="baseline"/>
+              </w:rPr>
+            </w:pPr>
+            <w:r>
               <w:rPr>
                 <w:rFonts w:eastAsia="Tahoma" w:cs="Tahoma" w:ascii="Tahoma" w:hAnsi="Tahoma"/>
                 <w:b w:val="false"/>
@@ -2895,6 +2579,49 @@
                 <w:shd w:fill="FFFFFF" w:val="clear"/>
                 <w:vertAlign w:val="baseline"/>
               </w:rPr>
+              <w:t>protocols establerts.</w:t>
+            </w:r>
+          </w:p>
+          <w:p>
+            <w:pPr>
+              <w:pStyle w:val="Normal"/>
+              <w:widowControl/>
+              <w:shd w:val="clear" w:fill="FFFFFF"/>
+              <w:spacing w:lineRule="auto" w:line="240" w:before="0" w:after="0"/>
+              <w:ind w:hanging="0" w:left="0" w:right="0"/>
+              <w:jc w:val="left"/>
+              <w:rPr/>
+            </w:pPr>
+            <w:r>
+              <w:rPr/>
+            </w:r>
+          </w:p>
+          <w:p>
+            <w:pPr>
+              <w:pStyle w:val="Normal"/>
+              <w:widowControl/>
+              <w:shd w:val="clear" w:fill="FFFFFF"/>
+              <w:spacing w:lineRule="auto" w:line="240" w:before="0" w:after="0"/>
+              <w:ind w:hanging="0" w:left="0" w:right="0"/>
+              <w:jc w:val="left"/>
+              <w:rPr>
+                <w:rFonts w:ascii="Tahoma" w:hAnsi="Tahoma" w:eastAsia="Tahoma" w:cs="Tahoma"/>
+                <w:b w:val="false"/>
+                <w:i w:val="false"/>
+                <w:i w:val="false"/>
+                <w:caps w:val="false"/>
+                <w:smallCaps w:val="false"/>
+                <w:strike w:val="false"/>
+                <w:dstrike w:val="false"/>
+                <w:color w:val="000000"/>
+                <w:position w:val="0"/>
+                <w:sz w:val="20"/>
+                <w:sz w:val="20"/>
+                <w:szCs w:val="20"/>
+                <w:u w:val="none"/>
+                <w:shd w:fill="FFFFFF" w:val="clear"/>
+                <w:vertAlign w:val="baseline"/>
+              </w:rPr>
             </w:pPr>
             <w:r>
               <w:rPr>
@@ -2914,159 +2641,26 @@
                 <w:shd w:fill="FFFFFF" w:val="clear"/>
                 <w:vertAlign w:val="baseline"/>
               </w:rPr>
-              <w:t>climatització, valorant la normativa de seguretat i medi ambient i seguint els</w:t>
-            </w:r>
-          </w:p>
-          <w:p>
-            <w:pPr>
-              <w:pStyle w:val="Normal"/>
-              <w:keepNext/>
-              <w:keepLines w:val="false"/>
-              <w:widowControl/>
-              <w:pBdr>
-                <w:top w:val="nil"/>
-                <w:left w:val="nil"/>
-                <w:bottom w:val="nil"/>
-                <w:right w:val="nil"/>
-              </w:pBdr>
-              <w:shd w:fill="FFFFFF" w:val="clear"/>
-              <w:spacing w:lineRule="auto" w:line="240" w:before="0" w:after="0"/>
-              <w:ind w:left="0" w:right="0" w:hanging="0"/>
-              <w:jc w:val="left"/>
-              <w:rPr>
-                <w:rFonts w:eastAsia="Tahoma" w:cs="Tahoma" w:ascii="Tahoma" w:hAnsi="Tahoma"/>
-                <w:b w:val="false"/>
-                <w:i w:val="false"/>
-                <w:caps w:val="false"/>
-                <w:smallCaps w:val="false"/>
-                <w:strike w:val="false"/>
-                <w:dstrike w:val="false"/>
-                <w:color w:val="000000"/>
-                <w:position w:val="0"/>
-                <w:sz w:val="20"/>
-                <w:sz w:val="20"/>
-                <w:szCs w:val="20"/>
-                <w:u w:val="none"/>
-                <w:shd w:fill="FFFFFF" w:val="clear"/>
-                <w:vertAlign w:val="baseline"/>
-              </w:rPr>
-            </w:pPr>
-            <w:r>
-              <w:rPr>
-                <w:rFonts w:eastAsia="Tahoma" w:cs="Tahoma" w:ascii="Tahoma" w:hAnsi="Tahoma"/>
-                <w:b w:val="false"/>
-                <w:i w:val="false"/>
-                <w:caps w:val="false"/>
-                <w:smallCaps w:val="false"/>
-                <w:strike w:val="false"/>
-                <w:dstrike w:val="false"/>
-                <w:color w:val="000000"/>
-                <w:position w:val="0"/>
-                <w:sz w:val="20"/>
-                <w:sz w:val="20"/>
-                <w:szCs w:val="20"/>
-                <w:u w:val="none"/>
-                <w:shd w:fill="FFFFFF" w:val="clear"/>
-                <w:vertAlign w:val="baseline"/>
-              </w:rPr>
-              <w:t>protocols establerts.</w:t>
-            </w:r>
-          </w:p>
-          <w:p>
-            <w:pPr>
-              <w:pStyle w:val="Normal"/>
-              <w:widowControl/>
-              <w:pBdr>
-                <w:top w:val="nil"/>
-                <w:left w:val="nil"/>
-                <w:bottom w:val="nil"/>
-                <w:right w:val="nil"/>
-              </w:pBdr>
-              <w:shd w:fill="FFFFFF" w:val="clear"/>
-              <w:spacing w:lineRule="auto" w:line="240" w:before="0" w:after="0"/>
-              <w:ind w:left="0" w:right="0" w:hanging="0"/>
-              <w:jc w:val="left"/>
-              <w:rPr/>
-            </w:pPr>
-            <w:r>
-              <w:rPr/>
-            </w:r>
-          </w:p>
-          <w:p>
-            <w:pPr>
-              <w:pStyle w:val="Normal"/>
-              <w:widowControl/>
-              <w:pBdr>
-                <w:top w:val="nil"/>
-                <w:left w:val="nil"/>
-                <w:bottom w:val="nil"/>
-                <w:right w:val="nil"/>
-              </w:pBdr>
-              <w:shd w:fill="FFFFFF" w:val="clear"/>
-              <w:spacing w:lineRule="auto" w:line="240" w:before="0" w:after="0"/>
-              <w:ind w:left="0" w:right="0" w:hanging="0"/>
-              <w:jc w:val="left"/>
-              <w:rPr>
-                <w:rFonts w:eastAsia="Tahoma" w:cs="Tahoma" w:ascii="Tahoma" w:hAnsi="Tahoma"/>
-                <w:b w:val="false"/>
-                <w:i w:val="false"/>
-                <w:caps w:val="false"/>
-                <w:smallCaps w:val="false"/>
-                <w:strike w:val="false"/>
-                <w:dstrike w:val="false"/>
-                <w:color w:val="000000"/>
-                <w:position w:val="0"/>
-                <w:sz w:val="20"/>
-                <w:sz w:val="20"/>
-                <w:szCs w:val="20"/>
-                <w:u w:val="none"/>
-                <w:shd w:fill="FFFFFF" w:val="clear"/>
-                <w:vertAlign w:val="baseline"/>
-              </w:rPr>
-            </w:pPr>
-            <w:r>
-              <w:rPr>
-                <w:rFonts w:eastAsia="Tahoma" w:cs="Tahoma" w:ascii="Tahoma" w:hAnsi="Tahoma"/>
-                <w:b w:val="false"/>
-                <w:i w:val="false"/>
-                <w:caps w:val="false"/>
-                <w:smallCaps w:val="false"/>
-                <w:strike w:val="false"/>
-                <w:dstrike w:val="false"/>
-                <w:color w:val="000000"/>
-                <w:position w:val="0"/>
-                <w:sz w:val="20"/>
-                <w:sz w:val="20"/>
-                <w:szCs w:val="20"/>
-                <w:u w:val="none"/>
-                <w:shd w:fill="FFFFFF" w:val="clear"/>
-                <w:vertAlign w:val="baseline"/>
-              </w:rPr>
-            </w:r>
-          </w:p>
-        </w:tc>
-        <w:tc>
-          <w:tcPr>
-            <w:tcW w:w="3036" w:type="dxa"/>
+            </w:r>
+          </w:p>
+        </w:tc>
+        <w:tc>
+          <w:tcPr>
+            <w:tcW w:w="3038" w:type="dxa"/>
             <w:tcBorders>
               <w:top w:val="single" w:sz="4" w:space="0" w:color="000001"/>
               <w:left w:val="single" w:sz="4" w:space="0" w:color="000001"/>
               <w:bottom w:val="single" w:sz="4" w:space="0" w:color="000001"/>
-              <w:insideH w:val="single" w:sz="4" w:space="0" w:color="000001"/>
               <w:right w:val="single" w:sz="4" w:space="0" w:color="000001"/>
-              <w:insideV w:val="single" w:sz="4" w:space="0" w:color="000001"/>
-            </w:tcBorders>
-            <w:shd w:fill="FFFFFF" w:val="clear"/>
-            <w:tcMar>
-              <w:left w:w="88" w:type="dxa"/>
-            </w:tcMar>
+            </w:tcBorders>
+            <w:shd w:fill="FFFFFF" w:val="clear"/>
             <w:vAlign w:val="center"/>
           </w:tcPr>
           <w:p>
             <w:pPr>
               <w:pStyle w:val="Normal"/>
               <w:rPr>
-                <w:rFonts w:eastAsia="Tahoma" w:cs="Tahoma" w:ascii="Calibri" w:hAnsi="Calibri"/>
+                <w:rFonts w:ascii="Calibri" w:hAnsi="Calibri" w:eastAsia="Tahoma" w:cs="Tahoma"/>
                 <w:color w:val="000000"/>
                 <w:sz w:val="20"/>
                 <w:szCs w:val="20"/>
@@ -3111,7 +2705,7 @@
                 <w:tab w:val="left" w:pos="10080" w:leader="none"/>
               </w:tabs>
               <w:rPr>
-                <w:rFonts w:eastAsia="Tahoma" w:cs="Tahoma" w:ascii="Calibri" w:hAnsi="Calibri"/>
+                <w:rFonts w:ascii="Calibri" w:hAnsi="Calibri" w:eastAsia="Tahoma" w:cs="Tahoma"/>
                 <w:color w:val="000000"/>
                 <w:sz w:val="20"/>
                 <w:szCs w:val="20"/>
@@ -3147,7 +2741,7 @@
                 <w:tab w:val="left" w:pos="10080" w:leader="none"/>
               </w:tabs>
               <w:rPr>
-                <w:rFonts w:eastAsia="Tahoma" w:cs="Tahoma" w:ascii="Calibri" w:hAnsi="Calibri"/>
+                <w:rFonts w:ascii="Calibri" w:hAnsi="Calibri" w:eastAsia="Tahoma" w:cs="Tahoma"/>
                 <w:color w:val="000000"/>
                 <w:sz w:val="20"/>
                 <w:szCs w:val="20"/>
@@ -3182,7 +2776,7 @@
                 <w:tab w:val="left" w:pos="10080" w:leader="none"/>
               </w:tabs>
               <w:rPr>
-                <w:rFonts w:eastAsia="Tahoma" w:cs="Tahoma" w:ascii="Calibri" w:hAnsi="Calibri"/>
+                <w:rFonts w:ascii="Calibri" w:hAnsi="Calibri" w:eastAsia="Tahoma" w:cs="Tahoma"/>
                 <w:color w:val="000000"/>
                 <w:sz w:val="20"/>
                 <w:szCs w:val="20"/>
@@ -3218,7 +2812,7 @@
                 <w:tab w:val="left" w:pos="10080" w:leader="none"/>
               </w:tabs>
               <w:rPr>
-                <w:rFonts w:eastAsia="Tahoma" w:cs="Tahoma" w:ascii="Calibri" w:hAnsi="Calibri"/>
+                <w:rFonts w:ascii="Calibri" w:hAnsi="Calibri" w:eastAsia="Tahoma" w:cs="Tahoma"/>
                 <w:color w:val="000000"/>
                 <w:sz w:val="20"/>
                 <w:szCs w:val="20"/>
@@ -3252,10 +2846,10 @@
                 <w:tab w:val="left" w:pos="9360" w:leader="none"/>
                 <w:tab w:val="left" w:pos="10080" w:leader="none"/>
               </w:tabs>
-              <w:ind w:left="0" w:right="0" w:hanging="0"/>
+              <w:ind w:hanging="0" w:left="0" w:right="0"/>
               <w:jc w:val="left"/>
               <w:rPr>
-                <w:rFonts w:eastAsia="Tahoma" w:cs="Tahoma" w:ascii="Calibri" w:hAnsi="Calibri"/>
+                <w:rFonts w:ascii="Calibri" w:hAnsi="Calibri" w:eastAsia="Tahoma" w:cs="Tahoma"/>
                 <w:color w:val="000000"/>
                 <w:sz w:val="20"/>
                 <w:szCs w:val="20"/>
@@ -3280,14 +2874,9 @@
               <w:top w:val="single" w:sz="4" w:space="0" w:color="000001"/>
               <w:left w:val="single" w:sz="4" w:space="0" w:color="000001"/>
               <w:bottom w:val="single" w:sz="4" w:space="0" w:color="000001"/>
-              <w:insideH w:val="single" w:sz="4" w:space="0" w:color="000001"/>
               <w:right w:val="single" w:sz="4" w:space="0" w:color="000001"/>
-              <w:insideV w:val="single" w:sz="4" w:space="0" w:color="000001"/>
-            </w:tcBorders>
-            <w:shd w:fill="FFFFFF" w:val="clear"/>
-            <w:tcMar>
-              <w:left w:w="88" w:type="dxa"/>
-            </w:tcMar>
+            </w:tcBorders>
+            <w:shd w:fill="FFFFFF" w:val="clear"/>
             <w:vAlign w:val="center"/>
           </w:tcPr>
           <w:p>
@@ -3295,7 +2884,7 @@
               <w:pStyle w:val="Normal"/>
               <w:jc w:val="center"/>
               <w:rPr>
-                <w:rFonts w:eastAsia="Tahoma" w:cs="Tahoma" w:ascii="Tahoma" w:hAnsi="Tahoma"/>
+                <w:rFonts w:ascii="Tahoma" w:hAnsi="Tahoma" w:eastAsia="Tahoma" w:cs="Tahoma"/>
                 <w:sz w:val="20"/>
                 <w:szCs w:val="20"/>
               </w:rPr>
@@ -3318,14 +2907,9 @@
               <w:top w:val="single" w:sz="4" w:space="0" w:color="000001"/>
               <w:left w:val="single" w:sz="4" w:space="0" w:color="000001"/>
               <w:bottom w:val="single" w:sz="4" w:space="0" w:color="000001"/>
-              <w:insideH w:val="single" w:sz="4" w:space="0" w:color="000001"/>
               <w:right w:val="single" w:sz="4" w:space="0" w:color="000001"/>
-              <w:insideV w:val="single" w:sz="4" w:space="0" w:color="000001"/>
-            </w:tcBorders>
-            <w:shd w:fill="FFFFFF" w:val="clear"/>
-            <w:tcMar>
-              <w:left w:w="88" w:type="dxa"/>
-            </w:tcMar>
+            </w:tcBorders>
+            <w:shd w:fill="FFFFFF" w:val="clear"/>
             <w:vAlign w:val="center"/>
           </w:tcPr>
           <w:p>
@@ -3333,7 +2917,7 @@
               <w:pStyle w:val="Normal"/>
               <w:jc w:val="center"/>
               <w:rPr>
-                <w:rFonts w:eastAsia="Tahoma" w:cs="Tahoma" w:ascii="Tahoma" w:hAnsi="Tahoma"/>
+                <w:rFonts w:ascii="Tahoma" w:hAnsi="Tahoma" w:eastAsia="Tahoma" w:cs="Tahoma"/>
                 <w:sz w:val="20"/>
                 <w:szCs w:val="20"/>
               </w:rPr>
@@ -3356,14 +2940,9 @@
               <w:top w:val="single" w:sz="4" w:space="0" w:color="000001"/>
               <w:left w:val="single" w:sz="4" w:space="0" w:color="000001"/>
               <w:bottom w:val="single" w:sz="4" w:space="0" w:color="000001"/>
-              <w:insideH w:val="single" w:sz="4" w:space="0" w:color="000001"/>
               <w:right w:val="single" w:sz="4" w:space="0" w:color="000001"/>
-              <w:insideV w:val="single" w:sz="4" w:space="0" w:color="000001"/>
-            </w:tcBorders>
-            <w:shd w:fill="FFFFFF" w:val="clear"/>
-            <w:tcMar>
-              <w:left w:w="88" w:type="dxa"/>
-            </w:tcMar>
+            </w:tcBorders>
+            <w:shd w:fill="FFFFFF" w:val="clear"/>
             <w:vAlign w:val="center"/>
           </w:tcPr>
           <w:p>
@@ -3371,7 +2950,7 @@
               <w:pStyle w:val="Normal"/>
               <w:jc w:val="center"/>
               <w:rPr>
-                <w:rFonts w:eastAsia="Tahoma" w:cs="Tahoma" w:ascii="Tahoma" w:hAnsi="Tahoma"/>
+                <w:rFonts w:ascii="Tahoma" w:hAnsi="Tahoma" w:eastAsia="Tahoma" w:cs="Tahoma"/>
                 <w:sz w:val="20"/>
                 <w:szCs w:val="20"/>
               </w:rPr>
@@ -3393,14 +2972,9 @@
               <w:top w:val="single" w:sz="4" w:space="0" w:color="000001"/>
               <w:left w:val="single" w:sz="4" w:space="0" w:color="000001"/>
               <w:bottom w:val="single" w:sz="4" w:space="0" w:color="000001"/>
-              <w:insideH w:val="single" w:sz="4" w:space="0" w:color="000001"/>
               <w:right w:val="single" w:sz="4" w:space="0" w:color="000001"/>
-              <w:insideV w:val="single" w:sz="4" w:space="0" w:color="000001"/>
-            </w:tcBorders>
-            <w:shd w:fill="FFFFFF" w:val="clear"/>
-            <w:tcMar>
-              <w:left w:w="88" w:type="dxa"/>
-            </w:tcMar>
+            </w:tcBorders>
+            <w:shd w:fill="FFFFFF" w:val="clear"/>
             <w:vAlign w:val="center"/>
           </w:tcPr>
           <w:p>
@@ -3408,7 +2982,7 @@
               <w:pStyle w:val="Normal"/>
               <w:jc w:val="center"/>
               <w:rPr>
-                <w:rFonts w:eastAsia="Tahoma" w:cs="Tahoma" w:ascii="Tahoma" w:hAnsi="Tahoma"/>
+                <w:rFonts w:ascii="Tahoma" w:hAnsi="Tahoma" w:eastAsia="Tahoma" w:cs="Tahoma"/>
                 <w:sz w:val="16"/>
                 <w:szCs w:val="16"/>
               </w:rPr>
@@ -3419,7 +2993,7 @@
                 <w:sz w:val="16"/>
                 <w:szCs w:val="16"/>
               </w:rPr>
-              <w:t>12/25</w:t>
+              <w:t>12/26</w:t>
             </w:r>
           </w:p>
           <w:p>
@@ -3427,7 +3001,7 @@
               <w:pStyle w:val="Normal"/>
               <w:jc w:val="center"/>
               <w:rPr>
-                <w:rFonts w:eastAsia="Tahoma" w:cs="Tahoma" w:ascii="Tahoma" w:hAnsi="Tahoma"/>
+                <w:rFonts w:ascii="Tahoma" w:hAnsi="Tahoma" w:eastAsia="Tahoma" w:cs="Tahoma"/>
                 <w:sz w:val="16"/>
                 <w:szCs w:val="16"/>
               </w:rPr>
@@ -3438,7 +3012,7 @@
                 <w:sz w:val="16"/>
                 <w:szCs w:val="16"/>
               </w:rPr>
-              <w:t>01/25</w:t>
+              <w:t>01/27</w:t>
             </w:r>
           </w:p>
         </w:tc>
@@ -3446,41 +3020,49 @@
       <w:tr>
         <w:trPr>
           <w:trHeight w:val="454" w:hRule="atLeast"/>
-          <w:cantSplit w:val="false"/>
         </w:trPr>
         <w:tc>
           <w:tcPr>
-            <w:tcW w:w="3110" w:type="dxa"/>
+            <w:tcW w:w="3107" w:type="dxa"/>
             <w:tcBorders>
               <w:top w:val="single" w:sz="4" w:space="0" w:color="000001"/>
               <w:left w:val="single" w:sz="4" w:space="0" w:color="000001"/>
               <w:bottom w:val="single" w:sz="4" w:space="0" w:color="000001"/>
-              <w:insideH w:val="single" w:sz="4" w:space="0" w:color="000001"/>
               <w:right w:val="single" w:sz="4" w:space="0" w:color="000001"/>
-              <w:insideV w:val="single" w:sz="4" w:space="0" w:color="000001"/>
-            </w:tcBorders>
-            <w:shd w:fill="FFFFFF" w:val="clear"/>
-            <w:tcMar>
-              <w:left w:w="88" w:type="dxa"/>
-            </w:tcMar>
+            </w:tcBorders>
+            <w:shd w:fill="FFFFFF" w:val="clear"/>
             <w:vAlign w:val="center"/>
           </w:tcPr>
           <w:p>
             <w:pPr>
               <w:pStyle w:val="Normal"/>
-              <w:keepNext/>
+              <w:keepNext w:val="true"/>
               <w:keepLines w:val="false"/>
               <w:widowControl/>
-              <w:pBdr>
-                <w:top w:val="nil"/>
-                <w:left w:val="nil"/>
-                <w:bottom w:val="nil"/>
-                <w:right w:val="nil"/>
-              </w:pBdr>
-              <w:shd w:fill="FFFFFF" w:val="clear"/>
+              <w:shd w:val="clear" w:fill="FFFFFF"/>
               <w:spacing w:lineRule="auto" w:line="240" w:before="0" w:after="0"/>
-              <w:ind w:left="0" w:right="0" w:hanging="0"/>
+              <w:ind w:hanging="0" w:left="0" w:right="0"/>
               <w:jc w:val="left"/>
+              <w:rPr>
+                <w:rFonts w:ascii="Tahoma" w:hAnsi="Tahoma" w:eastAsia="Tahoma" w:cs="Tahoma"/>
+                <w:b w:val="false"/>
+                <w:i w:val="false"/>
+                <w:i w:val="false"/>
+                <w:caps w:val="false"/>
+                <w:smallCaps w:val="false"/>
+                <w:strike w:val="false"/>
+                <w:dstrike w:val="false"/>
+                <w:color w:val="000000"/>
+                <w:position w:val="0"/>
+                <w:sz w:val="20"/>
+                <w:sz w:val="20"/>
+                <w:szCs w:val="20"/>
+                <w:u w:val="none"/>
+                <w:shd w:fill="FFFFFF" w:val="clear"/>
+                <w:vertAlign w:val="baseline"/>
+              </w:rPr>
+            </w:pPr>
+            <w:r>
               <w:rPr>
                 <w:rFonts w:eastAsia="Tahoma" w:cs="Tahoma" w:ascii="Tahoma" w:hAnsi="Tahoma"/>
                 <w:b w:val="false"/>
@@ -3498,6 +3080,34 @@
                 <w:shd w:fill="FFFFFF" w:val="clear"/>
                 <w:vertAlign w:val="baseline"/>
               </w:rPr>
+            </w:r>
+          </w:p>
+          <w:p>
+            <w:pPr>
+              <w:pStyle w:val="Normal"/>
+              <w:widowControl/>
+              <w:shd w:val="clear" w:fill="FFFFFF"/>
+              <w:spacing w:lineRule="auto" w:line="240" w:before="0" w:after="0"/>
+              <w:ind w:hanging="0" w:left="0" w:right="0"/>
+              <w:jc w:val="left"/>
+              <w:rPr>
+                <w:rFonts w:ascii="Tahoma" w:hAnsi="Tahoma" w:eastAsia="Tahoma" w:cs="Tahoma"/>
+                <w:b w:val="false"/>
+                <w:i w:val="false"/>
+                <w:i w:val="false"/>
+                <w:caps w:val="false"/>
+                <w:smallCaps w:val="false"/>
+                <w:strike w:val="false"/>
+                <w:dstrike w:val="false"/>
+                <w:color w:val="000000"/>
+                <w:position w:val="0"/>
+                <w:sz w:val="20"/>
+                <w:sz w:val="20"/>
+                <w:szCs w:val="20"/>
+                <w:u w:val="none"/>
+                <w:shd w:fill="FFFFFF" w:val="clear"/>
+                <w:vertAlign w:val="baseline"/>
+              </w:rPr>
             </w:pPr>
             <w:r>
               <w:rPr>
@@ -3517,22 +3127,37 @@
                 <w:shd w:fill="FFFFFF" w:val="clear"/>
                 <w:vertAlign w:val="baseline"/>
               </w:rPr>
+              <w:t>Prevé riscos laborals i mediambientals en els treballs de manteniment dels</w:t>
             </w:r>
           </w:p>
           <w:p>
             <w:pPr>
               <w:pStyle w:val="Normal"/>
               <w:widowControl/>
-              <w:pBdr>
-                <w:top w:val="nil"/>
-                <w:left w:val="nil"/>
-                <w:bottom w:val="nil"/>
-                <w:right w:val="nil"/>
-              </w:pBdr>
-              <w:shd w:fill="FFFFFF" w:val="clear"/>
+              <w:shd w:val="clear" w:fill="FFFFFF"/>
               <w:spacing w:lineRule="auto" w:line="240" w:before="0" w:after="0"/>
-              <w:ind w:left="0" w:right="0" w:hanging="0"/>
+              <w:ind w:hanging="0" w:left="0" w:right="0"/>
               <w:jc w:val="left"/>
+              <w:rPr>
+                <w:rFonts w:ascii="Tahoma" w:hAnsi="Tahoma" w:eastAsia="Tahoma" w:cs="Tahoma"/>
+                <w:b w:val="false"/>
+                <w:i w:val="false"/>
+                <w:i w:val="false"/>
+                <w:caps w:val="false"/>
+                <w:smallCaps w:val="false"/>
+                <w:strike w:val="false"/>
+                <w:dstrike w:val="false"/>
+                <w:color w:val="000000"/>
+                <w:position w:val="0"/>
+                <w:sz w:val="20"/>
+                <w:sz w:val="20"/>
+                <w:szCs w:val="20"/>
+                <w:u w:val="none"/>
+                <w:shd w:fill="FFFFFF" w:val="clear"/>
+                <w:vertAlign w:val="baseline"/>
+              </w:rPr>
+            </w:pPr>
+            <w:r>
               <w:rPr>
                 <w:rFonts w:eastAsia="Tahoma" w:cs="Tahoma" w:ascii="Tahoma" w:hAnsi="Tahoma"/>
                 <w:b w:val="false"/>
@@ -3550,6 +3175,35 @@
                 <w:shd w:fill="FFFFFF" w:val="clear"/>
                 <w:vertAlign w:val="baseline"/>
               </w:rPr>
+              <w:t>elements i equips de les instal·lacions de fred i climatització, interpretant i complint</w:t>
+            </w:r>
+          </w:p>
+          <w:p>
+            <w:pPr>
+              <w:pStyle w:val="Normal"/>
+              <w:widowControl/>
+              <w:shd w:val="clear" w:fill="FFFFFF"/>
+              <w:spacing w:lineRule="auto" w:line="240" w:before="0" w:after="0"/>
+              <w:ind w:hanging="0" w:left="0" w:right="0"/>
+              <w:jc w:val="left"/>
+              <w:rPr>
+                <w:rFonts w:ascii="Tahoma" w:hAnsi="Tahoma" w:eastAsia="Tahoma" w:cs="Tahoma"/>
+                <w:b w:val="false"/>
+                <w:i w:val="false"/>
+                <w:i w:val="false"/>
+                <w:caps w:val="false"/>
+                <w:smallCaps w:val="false"/>
+                <w:strike w:val="false"/>
+                <w:dstrike w:val="false"/>
+                <w:color w:val="000000"/>
+                <w:position w:val="0"/>
+                <w:sz w:val="20"/>
+                <w:sz w:val="20"/>
+                <w:szCs w:val="20"/>
+                <w:u w:val="none"/>
+                <w:shd w:fill="FFFFFF" w:val="clear"/>
+                <w:vertAlign w:val="baseline"/>
+              </w:rPr>
             </w:pPr>
             <w:r>
               <w:rPr>
@@ -3569,128 +3223,16 @@
                 <w:shd w:fill="FFFFFF" w:val="clear"/>
                 <w:vertAlign w:val="baseline"/>
               </w:rPr>
-              <w:t>Prevé riscos laborals i mediambientals en els treballs de manteniment dels</w:t>
+              <w:t>les normes d'aplicació.</w:t>
             </w:r>
           </w:p>
           <w:p>
             <w:pPr>
               <w:pStyle w:val="Normal"/>
               <w:widowControl/>
-              <w:pBdr>
-                <w:top w:val="nil"/>
-                <w:left w:val="nil"/>
-                <w:bottom w:val="nil"/>
-                <w:right w:val="nil"/>
-              </w:pBdr>
-              <w:shd w:fill="FFFFFF" w:val="clear"/>
+              <w:shd w:val="clear" w:fill="FFFFFF"/>
               <w:spacing w:lineRule="auto" w:line="240" w:before="0" w:after="0"/>
-              <w:ind w:left="0" w:right="0" w:hanging="0"/>
-              <w:jc w:val="left"/>
-              <w:rPr>
-                <w:rFonts w:eastAsia="Tahoma" w:cs="Tahoma" w:ascii="Tahoma" w:hAnsi="Tahoma"/>
-                <w:b w:val="false"/>
-                <w:i w:val="false"/>
-                <w:caps w:val="false"/>
-                <w:smallCaps w:val="false"/>
-                <w:strike w:val="false"/>
-                <w:dstrike w:val="false"/>
-                <w:color w:val="000000"/>
-                <w:position w:val="0"/>
-                <w:sz w:val="20"/>
-                <w:sz w:val="20"/>
-                <w:szCs w:val="20"/>
-                <w:u w:val="none"/>
-                <w:shd w:fill="FFFFFF" w:val="clear"/>
-                <w:vertAlign w:val="baseline"/>
-              </w:rPr>
-            </w:pPr>
-            <w:r>
-              <w:rPr>
-                <w:rFonts w:eastAsia="Tahoma" w:cs="Tahoma" w:ascii="Tahoma" w:hAnsi="Tahoma"/>
-                <w:b w:val="false"/>
-                <w:i w:val="false"/>
-                <w:caps w:val="false"/>
-                <w:smallCaps w:val="false"/>
-                <w:strike w:val="false"/>
-                <w:dstrike w:val="false"/>
-                <w:color w:val="000000"/>
-                <w:position w:val="0"/>
-                <w:sz w:val="20"/>
-                <w:sz w:val="20"/>
-                <w:szCs w:val="20"/>
-                <w:u w:val="none"/>
-                <w:shd w:fill="FFFFFF" w:val="clear"/>
-                <w:vertAlign w:val="baseline"/>
-              </w:rPr>
-              <w:t>elements i equips de les instal·lacions de fred i climatització, interpretant i complint</w:t>
-            </w:r>
-          </w:p>
-          <w:p>
-            <w:pPr>
-              <w:pStyle w:val="Normal"/>
-              <w:widowControl/>
-              <w:pBdr>
-                <w:top w:val="nil"/>
-                <w:left w:val="nil"/>
-                <w:bottom w:val="nil"/>
-                <w:right w:val="nil"/>
-              </w:pBdr>
-              <w:shd w:fill="FFFFFF" w:val="clear"/>
-              <w:spacing w:lineRule="auto" w:line="240" w:before="0" w:after="0"/>
-              <w:ind w:left="0" w:right="0" w:hanging="0"/>
-              <w:jc w:val="left"/>
-              <w:rPr>
-                <w:rFonts w:eastAsia="Tahoma" w:cs="Tahoma" w:ascii="Tahoma" w:hAnsi="Tahoma"/>
-                <w:b w:val="false"/>
-                <w:i w:val="false"/>
-                <w:caps w:val="false"/>
-                <w:smallCaps w:val="false"/>
-                <w:strike w:val="false"/>
-                <w:dstrike w:val="false"/>
-                <w:color w:val="000000"/>
-                <w:position w:val="0"/>
-                <w:sz w:val="20"/>
-                <w:sz w:val="20"/>
-                <w:szCs w:val="20"/>
-                <w:u w:val="none"/>
-                <w:shd w:fill="FFFFFF" w:val="clear"/>
-                <w:vertAlign w:val="baseline"/>
-              </w:rPr>
-            </w:pPr>
-            <w:r>
-              <w:rPr>
-                <w:rFonts w:eastAsia="Tahoma" w:cs="Tahoma" w:ascii="Tahoma" w:hAnsi="Tahoma"/>
-                <w:b w:val="false"/>
-                <w:i w:val="false"/>
-                <w:caps w:val="false"/>
-                <w:smallCaps w:val="false"/>
-                <w:strike w:val="false"/>
-                <w:dstrike w:val="false"/>
-                <w:color w:val="000000"/>
-                <w:position w:val="0"/>
-                <w:sz w:val="20"/>
-                <w:sz w:val="20"/>
-                <w:szCs w:val="20"/>
-                <w:u w:val="none"/>
-                <w:shd w:fill="FFFFFF" w:val="clear"/>
-                <w:vertAlign w:val="baseline"/>
-              </w:rPr>
-              <w:t>les normes d'aplicació.</w:t>
-            </w:r>
-          </w:p>
-          <w:p>
-            <w:pPr>
-              <w:pStyle w:val="Normal"/>
-              <w:widowControl/>
-              <w:pBdr>
-                <w:top w:val="nil"/>
-                <w:left w:val="nil"/>
-                <w:bottom w:val="nil"/>
-                <w:right w:val="nil"/>
-              </w:pBdr>
-              <w:shd w:fill="FFFFFF" w:val="clear"/>
-              <w:spacing w:lineRule="auto" w:line="240" w:before="0" w:after="0"/>
-              <w:ind w:left="0" w:right="0" w:hanging="0"/>
+              <w:ind w:hanging="0" w:left="0" w:right="0"/>
               <w:jc w:val="left"/>
               <w:rPr/>
             </w:pPr>
@@ -3701,66 +3243,61 @@
         </w:tc>
         <w:tc>
           <w:tcPr>
-            <w:tcW w:w="3036" w:type="dxa"/>
+            <w:tcW w:w="3038" w:type="dxa"/>
             <w:tcBorders>
               <w:top w:val="single" w:sz="4" w:space="0" w:color="000001"/>
               <w:left w:val="single" w:sz="4" w:space="0" w:color="000001"/>
               <w:bottom w:val="single" w:sz="4" w:space="0" w:color="000001"/>
-              <w:insideH w:val="single" w:sz="4" w:space="0" w:color="000001"/>
               <w:right w:val="single" w:sz="4" w:space="0" w:color="000001"/>
-              <w:insideV w:val="single" w:sz="4" w:space="0" w:color="000001"/>
-            </w:tcBorders>
-            <w:shd w:fill="FFFFFF" w:val="clear"/>
-            <w:tcMar>
-              <w:left w:w="88" w:type="dxa"/>
-            </w:tcMar>
+            </w:tcBorders>
+            <w:shd w:fill="FFFFFF" w:val="clear"/>
             <w:vAlign w:val="center"/>
           </w:tcPr>
           <w:p>
             <w:pPr>
               <w:pStyle w:val="Normal"/>
-              <w:ind w:left="0" w:right="0" w:hanging="0"/>
+              <w:ind w:hanging="0" w:left="0" w:right="0"/>
+              <w:rPr>
+                <w:rFonts w:ascii="Calibri" w:hAnsi="Calibri" w:eastAsia="Tahoma" w:cs="Tahoma"/>
+                <w:color w:val="000000"/>
+                <w:sz w:val="20"/>
+                <w:szCs w:val="20"/>
+              </w:rPr>
+            </w:pPr>
+            <w:r>
               <w:rPr>
                 <w:rFonts w:eastAsia="Tahoma" w:cs="Tahoma" w:ascii="Calibri" w:hAnsi="Calibri"/>
                 <w:color w:val="000000"/>
                 <w:sz w:val="20"/>
                 <w:szCs w:val="20"/>
               </w:rPr>
+              <w:t>6 ORGANITZACIÓ I EXECUCIÓ DEL MUNTATGE DE MÀQUINES I EQUIPS DE REFRIGERACIÓ</w:t>
+            </w:r>
+          </w:p>
+          <w:p>
+            <w:pPr>
+              <w:pStyle w:val="Normal"/>
+              <w:ind w:hanging="0" w:left="0" w:right="0"/>
+              <w:rPr>
+                <w:rFonts w:ascii="Calibri" w:hAnsi="Calibri" w:eastAsia="Tahoma" w:cs="Tahoma"/>
+                <w:sz w:val="20"/>
+                <w:szCs w:val="20"/>
+              </w:rPr>
             </w:pPr>
             <w:r>
               <w:rPr>
                 <w:rFonts w:eastAsia="Tahoma" w:cs="Tahoma" w:ascii="Calibri" w:hAnsi="Calibri"/>
-                <w:color w:val="000000"/>
-                <w:sz w:val="20"/>
-                <w:szCs w:val="20"/>
-              </w:rPr>
-              <w:t>6 ORGANITZACIÓ I EXECUCIÓ DEL MUNTATGE DE MÀQUINES I EQUIPS DE REFRIGERACIÓ</w:t>
-            </w:r>
-          </w:p>
-          <w:p>
-            <w:pPr>
-              <w:pStyle w:val="Normal"/>
-              <w:ind w:left="0" w:right="0" w:hanging="0"/>
-              <w:rPr>
-                <w:rFonts w:eastAsia="Tahoma" w:cs="Tahoma" w:ascii="Calibri" w:hAnsi="Calibri"/>
-                <w:sz w:val="20"/>
-                <w:szCs w:val="20"/>
-              </w:rPr>
-            </w:pPr>
-            <w:r>
-              <w:rPr>
-                <w:rFonts w:eastAsia="Tahoma" w:cs="Tahoma" w:ascii="Calibri" w:hAnsi="Calibri"/>
-                <w:sz w:val="20"/>
-                <w:szCs w:val="20"/>
-              </w:rPr>
-            </w:r>
-          </w:p>
-          <w:p>
-            <w:pPr>
-              <w:pStyle w:val="Normal"/>
-              <w:ind w:left="0" w:right="0" w:hanging="0"/>
-              <w:rPr>
-                <w:rFonts w:eastAsia="Tahoma" w:cs="Tahoma" w:ascii="Calibri" w:hAnsi="Calibri"/>
+                <w:sz w:val="20"/>
+                <w:szCs w:val="20"/>
+              </w:rPr>
+            </w:r>
+          </w:p>
+          <w:p>
+            <w:pPr>
+              <w:pStyle w:val="Normal"/>
+              <w:ind w:hanging="0" w:left="0" w:right="0"/>
+              <w:rPr>
+                <w:rFonts w:ascii="Calibri" w:hAnsi="Calibri" w:eastAsia="Tahoma" w:cs="Tahoma"/>
                 <w:color w:val="000000"/>
                 <w:sz w:val="20"/>
                 <w:szCs w:val="20"/>
@@ -3785,34 +3322,23 @@
               <w:top w:val="single" w:sz="4" w:space="0" w:color="000001"/>
               <w:left w:val="single" w:sz="4" w:space="0" w:color="000001"/>
               <w:bottom w:val="single" w:sz="4" w:space="0" w:color="000001"/>
-              <w:insideH w:val="single" w:sz="4" w:space="0" w:color="000001"/>
               <w:right w:val="single" w:sz="4" w:space="0" w:color="000001"/>
-              <w:insideV w:val="single" w:sz="4" w:space="0" w:color="000001"/>
-            </w:tcBorders>
-            <w:shd w:fill="FFFFFF" w:val="clear"/>
-            <w:tcMar>
-              <w:left w:w="88" w:type="dxa"/>
-            </w:tcMar>
+            </w:tcBorders>
+            <w:shd w:fill="FFFFFF" w:val="clear"/>
             <w:vAlign w:val="center"/>
           </w:tcPr>
           <w:p>
             <w:pPr>
               <w:pStyle w:val="Normal"/>
-              <w:keepNext/>
+              <w:keepNext w:val="true"/>
               <w:keepLines w:val="false"/>
               <w:widowControl w:val="false"/>
-              <w:pBdr>
-                <w:top w:val="nil"/>
-                <w:left w:val="nil"/>
-                <w:bottom w:val="nil"/>
-                <w:right w:val="nil"/>
-              </w:pBdr>
-              <w:shd w:fill="FFFFFF" w:val="clear"/>
+              <w:shd w:val="clear" w:fill="FFFFFF"/>
               <w:spacing w:lineRule="auto" w:line="276" w:before="0" w:after="0"/>
-              <w:ind w:left="0" w:right="0" w:hanging="0"/>
+              <w:ind w:hanging="0" w:left="0" w:right="0"/>
               <w:jc w:val="left"/>
               <w:rPr>
-                <w:rFonts w:eastAsia="Tahoma" w:cs="Tahoma" w:ascii="Tahoma" w:hAnsi="Tahoma"/>
+                <w:rFonts w:ascii="Tahoma" w:hAnsi="Tahoma" w:eastAsia="Tahoma" w:cs="Tahoma"/>
                 <w:sz w:val="20"/>
                 <w:szCs w:val="20"/>
               </w:rPr>
@@ -3834,14 +3360,9 @@
               <w:top w:val="single" w:sz="4" w:space="0" w:color="000001"/>
               <w:left w:val="single" w:sz="4" w:space="0" w:color="000001"/>
               <w:bottom w:val="single" w:sz="4" w:space="0" w:color="000001"/>
-              <w:insideH w:val="single" w:sz="4" w:space="0" w:color="000001"/>
               <w:right w:val="single" w:sz="4" w:space="0" w:color="000001"/>
-              <w:insideV w:val="single" w:sz="4" w:space="0" w:color="000001"/>
-            </w:tcBorders>
-            <w:shd w:fill="FFFFFF" w:val="clear"/>
-            <w:tcMar>
-              <w:left w:w="88" w:type="dxa"/>
-            </w:tcMar>
+            </w:tcBorders>
+            <w:shd w:fill="FFFFFF" w:val="clear"/>
             <w:vAlign w:val="center"/>
           </w:tcPr>
           <w:p>
@@ -3849,7 +3370,7 @@
               <w:pStyle w:val="Normal"/>
               <w:jc w:val="center"/>
               <w:rPr>
-                <w:rFonts w:eastAsia="Tahoma" w:cs="Tahoma" w:ascii="Tahoma" w:hAnsi="Tahoma"/>
+                <w:rFonts w:ascii="Tahoma" w:hAnsi="Tahoma" w:eastAsia="Tahoma" w:cs="Tahoma"/>
                 <w:sz w:val="20"/>
                 <w:szCs w:val="20"/>
               </w:rPr>
@@ -3872,14 +3393,9 @@
               <w:top w:val="single" w:sz="4" w:space="0" w:color="000001"/>
               <w:left w:val="single" w:sz="4" w:space="0" w:color="000001"/>
               <w:bottom w:val="single" w:sz="4" w:space="0" w:color="000001"/>
-              <w:insideH w:val="single" w:sz="4" w:space="0" w:color="000001"/>
               <w:right w:val="single" w:sz="4" w:space="0" w:color="000001"/>
-              <w:insideV w:val="single" w:sz="4" w:space="0" w:color="000001"/>
-            </w:tcBorders>
-            <w:shd w:fill="FFFFFF" w:val="clear"/>
-            <w:tcMar>
-              <w:left w:w="88" w:type="dxa"/>
-            </w:tcMar>
+            </w:tcBorders>
+            <w:shd w:fill="FFFFFF" w:val="clear"/>
             <w:vAlign w:val="center"/>
           </w:tcPr>
           <w:p>
@@ -3887,7 +3403,7 @@
               <w:pStyle w:val="Normal"/>
               <w:jc w:val="center"/>
               <w:rPr>
-                <w:rFonts w:eastAsia="Tahoma" w:cs="Tahoma" w:ascii="Tahoma" w:hAnsi="Tahoma"/>
+                <w:rFonts w:ascii="Tahoma" w:hAnsi="Tahoma" w:eastAsia="Tahoma" w:cs="Tahoma"/>
                 <w:sz w:val="20"/>
                 <w:szCs w:val="20"/>
               </w:rPr>
@@ -3909,14 +3425,9 @@
               <w:top w:val="single" w:sz="4" w:space="0" w:color="000001"/>
               <w:left w:val="single" w:sz="4" w:space="0" w:color="000001"/>
               <w:bottom w:val="single" w:sz="4" w:space="0" w:color="000001"/>
-              <w:insideH w:val="single" w:sz="4" w:space="0" w:color="000001"/>
               <w:right w:val="single" w:sz="4" w:space="0" w:color="000001"/>
-              <w:insideV w:val="single" w:sz="4" w:space="0" w:color="000001"/>
-            </w:tcBorders>
-            <w:shd w:fill="FFFFFF" w:val="clear"/>
-            <w:tcMar>
-              <w:left w:w="88" w:type="dxa"/>
-            </w:tcMar>
+            </w:tcBorders>
+            <w:shd w:fill="FFFFFF" w:val="clear"/>
             <w:vAlign w:val="center"/>
           </w:tcPr>
           <w:p>
@@ -3924,7 +3435,7 @@
               <w:pStyle w:val="Normal"/>
               <w:jc w:val="center"/>
               <w:rPr>
-                <w:rFonts w:eastAsia="Tahoma" w:cs="Tahoma" w:ascii="Tahoma" w:hAnsi="Tahoma"/>
+                <w:rFonts w:ascii="Tahoma" w:hAnsi="Tahoma" w:eastAsia="Tahoma" w:cs="Tahoma"/>
                 <w:sz w:val="16"/>
                 <w:szCs w:val="16"/>
               </w:rPr>
@@ -3935,7 +3446,7 @@
                 <w:sz w:val="16"/>
                 <w:szCs w:val="16"/>
               </w:rPr>
-              <w:t>02/25</w:t>
+              <w:t>02/27</w:t>
             </w:r>
           </w:p>
         </w:tc>
@@ -3943,7 +3454,6 @@
       <w:tr>
         <w:trPr>
           <w:trHeight w:val="454" w:hRule="atLeast"/>
-          <w:cantSplit w:val="false"/>
         </w:trPr>
         <w:tc>
           <w:tcPr>
@@ -3953,14 +3463,9 @@
               <w:top w:val="single" w:sz="4" w:space="0" w:color="000001"/>
               <w:left w:val="single" w:sz="4" w:space="0" w:color="000001"/>
               <w:bottom w:val="single" w:sz="4" w:space="0" w:color="000001"/>
-              <w:insideH w:val="single" w:sz="4" w:space="0" w:color="000001"/>
               <w:right w:val="single" w:sz="4" w:space="0" w:color="000001"/>
-              <w:insideV w:val="single" w:sz="4" w:space="0" w:color="000001"/>
-            </w:tcBorders>
-            <w:shd w:fill="FFFFFF" w:val="clear"/>
-            <w:tcMar>
-              <w:left w:w="88" w:type="dxa"/>
-            </w:tcMar>
+            </w:tcBorders>
+            <w:shd w:fill="FFFFFF" w:val="clear"/>
             <w:vAlign w:val="center"/>
           </w:tcPr>
           <w:p>
@@ -3968,7 +3473,7 @@
               <w:pStyle w:val="Normal"/>
               <w:jc w:val="right"/>
               <w:rPr>
-                <w:rFonts w:eastAsia="Tahoma" w:cs="Tahoma" w:ascii="Tahoma" w:hAnsi="Tahoma"/>
+                <w:rFonts w:ascii="Tahoma" w:hAnsi="Tahoma" w:eastAsia="Tahoma" w:cs="Tahoma"/>
                 <w:sz w:val="20"/>
                 <w:szCs w:val="20"/>
               </w:rPr>
@@ -3985,20 +3490,15 @@
         </w:tc>
         <w:tc>
           <w:tcPr>
-            <w:tcW w:w="1014" w:type="dxa"/>
+            <w:tcW w:w="1013" w:type="dxa"/>
             <w:gridSpan w:val="2"/>
             <w:tcBorders>
               <w:top w:val="single" w:sz="4" w:space="0" w:color="000001"/>
               <w:left w:val="single" w:sz="4" w:space="0" w:color="000001"/>
               <w:bottom w:val="single" w:sz="4" w:space="0" w:color="000001"/>
-              <w:insideH w:val="single" w:sz="4" w:space="0" w:color="000001"/>
               <w:right w:val="single" w:sz="4" w:space="0" w:color="000001"/>
-              <w:insideV w:val="single" w:sz="4" w:space="0" w:color="000001"/>
-            </w:tcBorders>
-            <w:shd w:fill="FFFFFF" w:val="clear"/>
-            <w:tcMar>
-              <w:left w:w="88" w:type="dxa"/>
-            </w:tcMar>
+            </w:tcBorders>
+            <w:shd w:fill="FFFFFF" w:val="clear"/>
             <w:vAlign w:val="center"/>
           </w:tcPr>
           <w:p>
@@ -4006,7 +3506,7 @@
               <w:pStyle w:val="Normal"/>
               <w:jc w:val="center"/>
               <w:rPr>
-                <w:rFonts w:eastAsia="Tahoma" w:cs="Tahoma" w:ascii="Tahoma" w:hAnsi="Tahoma"/>
+                <w:rFonts w:ascii="Tahoma" w:hAnsi="Tahoma" w:eastAsia="Tahoma" w:cs="Tahoma"/>
                 <w:sz w:val="20"/>
                 <w:szCs w:val="20"/>
               </w:rPr>
@@ -4029,14 +3529,9 @@
               <w:top w:val="single" w:sz="4" w:space="0" w:color="000001"/>
               <w:left w:val="single" w:sz="4" w:space="0" w:color="000001"/>
               <w:bottom w:val="single" w:sz="4" w:space="0" w:color="000001"/>
-              <w:insideH w:val="single" w:sz="4" w:space="0" w:color="000001"/>
               <w:right w:val="single" w:sz="4" w:space="0" w:color="000001"/>
-              <w:insideV w:val="single" w:sz="4" w:space="0" w:color="000001"/>
-            </w:tcBorders>
-            <w:shd w:fill="FFFFFF" w:val="clear"/>
-            <w:tcMar>
-              <w:left w:w="88" w:type="dxa"/>
-            </w:tcMar>
+            </w:tcBorders>
+            <w:shd w:fill="FFFFFF" w:val="clear"/>
             <w:vAlign w:val="center"/>
           </w:tcPr>
           <w:p>
@@ -4044,7 +3539,7 @@
               <w:pStyle w:val="Normal"/>
               <w:jc w:val="center"/>
               <w:rPr>
-                <w:rFonts w:eastAsia="Tahoma" w:cs="Tahoma" w:ascii="Tahoma" w:hAnsi="Tahoma"/>
+                <w:rFonts w:ascii="Tahoma" w:hAnsi="Tahoma" w:eastAsia="Tahoma" w:cs="Tahoma"/>
                 <w:sz w:val="20"/>
                 <w:szCs w:val="20"/>
               </w:rPr>
@@ -4062,17 +3557,11 @@
           <w:tcPr>
             <w:tcW w:w="1567" w:type="dxa"/>
             <w:tcBorders>
-              <w:top w:val="nil"/>
               <w:left w:val="single" w:sz="4" w:space="0" w:color="000001"/>
               <w:bottom w:val="single" w:sz="4" w:space="0" w:color="000001"/>
-              <w:insideH w:val="single" w:sz="4" w:space="0" w:color="000001"/>
               <w:right w:val="single" w:sz="4" w:space="0" w:color="000001"/>
-              <w:insideV w:val="single" w:sz="4" w:space="0" w:color="000001"/>
-            </w:tcBorders>
-            <w:shd w:fill="FFFFFF" w:val="clear"/>
-            <w:tcMar>
-              <w:left w:w="88" w:type="dxa"/>
-            </w:tcMar>
+            </w:tcBorders>
+            <w:shd w:fill="FFFFFF" w:val="clear"/>
             <w:vAlign w:val="center"/>
           </w:tcPr>
           <w:p>
@@ -4080,7 +3569,7 @@
               <w:pStyle w:val="Normal"/>
               <w:jc w:val="center"/>
               <w:rPr>
-                <w:rFonts w:eastAsia="Tahoma" w:cs="Tahoma" w:ascii="Tahoma" w:hAnsi="Tahoma"/>
+                <w:rFonts w:ascii="Tahoma" w:hAnsi="Tahoma" w:eastAsia="Tahoma" w:cs="Tahoma"/>
                 <w:sz w:val="20"/>
                 <w:szCs w:val="20"/>
               </w:rPr>
@@ -4102,28 +3591,31 @@
         <w:pStyle w:val="Normal"/>
         <w:jc w:val="both"/>
         <w:rPr>
+          <w:rFonts w:ascii="Tahoma" w:hAnsi="Tahoma" w:eastAsia="Tahoma" w:cs="Tahoma"/>
+          <w:b/>
+          <w:sz w:val="20"/>
+          <w:szCs w:val="20"/>
+        </w:rPr>
+      </w:pPr>
+      <w:r>
+        <w:rPr>
           <w:rFonts w:eastAsia="Tahoma" w:cs="Tahoma" w:ascii="Tahoma" w:hAnsi="Tahoma"/>
           <w:b/>
           <w:sz w:val="20"/>
           <w:szCs w:val="20"/>
         </w:rPr>
-      </w:pPr>
+      </w:r>
       <w:r>
-        <w:rPr>
-          <w:rFonts w:eastAsia="Tahoma" w:cs="Tahoma" w:ascii="Tahoma" w:hAnsi="Tahoma"/>
-          <w:b/>
-          <w:sz w:val="20"/>
-          <w:szCs w:val="20"/>
-        </w:rPr>
+        <w:br w:type="page"/>
       </w:r>
     </w:p>
     <w:p>
       <w:pPr>
         <w:pStyle w:val="Normal"/>
-        <w:pageBreakBefore/>
+        <w:spacing w:before="0" w:after="0"/>
         <w:jc w:val="both"/>
         <w:rPr>
-          <w:rFonts w:eastAsia="Tahoma" w:cs="Tahoma" w:ascii="Tahoma" w:hAnsi="Tahoma"/>
+          <w:rFonts w:ascii="Tahoma" w:hAnsi="Tahoma" w:eastAsia="Tahoma" w:cs="Tahoma"/>
           <w:b/>
           <w:sz w:val="20"/>
           <w:szCs w:val="20"/>
@@ -4143,7 +3635,7 @@
         <w:pStyle w:val="Normal"/>
         <w:jc w:val="both"/>
         <w:rPr>
-          <w:rFonts w:eastAsia="Tahoma" w:cs="Tahoma" w:ascii="Tahoma" w:hAnsi="Tahoma"/>
+          <w:rFonts w:ascii="Tahoma" w:hAnsi="Tahoma" w:eastAsia="Tahoma" w:cs="Tahoma"/>
           <w:b/>
           <w:sz w:val="20"/>
           <w:szCs w:val="20"/>
@@ -4165,10 +3657,10 @@
           <w:ilvl w:val="0"/>
           <w:numId w:val="1"/>
         </w:numPr>
-        <w:ind w:left="360" w:right="0" w:hanging="360"/>
+        <w:ind w:hanging="360" w:left="360" w:right="0"/>
         <w:jc w:val="both"/>
         <w:rPr>
-          <w:rFonts w:eastAsia="Tahoma" w:cs="Tahoma" w:ascii="Tahoma" w:hAnsi="Tahoma"/>
+          <w:rFonts w:ascii="Tahoma" w:hAnsi="Tahoma" w:eastAsia="Tahoma" w:cs="Tahoma"/>
           <w:b/>
           <w:sz w:val="20"/>
           <w:szCs w:val="20"/>
@@ -4186,16 +3678,10 @@
     </w:p>
     <w:tbl>
       <w:tblPr>
+        <w:tblW w:w="10466" w:type="dxa"/>
         <w:jc w:val="left"/>
-        <w:tblInd w:w="45" w:type="dxa"/>
-        <w:tblBorders>
-          <w:top w:val="single" w:sz="2" w:space="0" w:color="000001"/>
-          <w:left w:val="single" w:sz="2" w:space="0" w:color="000001"/>
-          <w:bottom w:val="single" w:sz="2" w:space="0" w:color="000001"/>
-          <w:insideH w:val="single" w:sz="2" w:space="0" w:color="000001"/>
-          <w:right w:val="nil"/>
-          <w:insideV w:val="nil"/>
-        </w:tblBorders>
+        <w:tblInd w:w="89" w:type="dxa"/>
+        <w:tblLayout w:type="fixed"/>
         <w:tblCellMar>
           <w:top w:w="55" w:type="dxa"/>
           <w:left w:w="42" w:type="dxa"/>
@@ -4209,9 +3695,7 @@
         <w:gridCol w:w="892"/>
       </w:tblGrid>
       <w:tr>
-        <w:trPr>
-          <w:cantSplit w:val="false"/>
-        </w:trPr>
+        <w:trPr/>
         <w:tc>
           <w:tcPr>
             <w:tcW w:w="1356" w:type="dxa"/>
@@ -4219,21 +3703,15 @@
               <w:top w:val="single" w:sz="2" w:space="0" w:color="000001"/>
               <w:left w:val="single" w:sz="2" w:space="0" w:color="000001"/>
               <w:bottom w:val="single" w:sz="2" w:space="0" w:color="000001"/>
-              <w:insideH w:val="single" w:sz="2" w:space="0" w:color="000001"/>
-              <w:right w:val="nil"/>
-              <w:insideV w:val="nil"/>
-            </w:tcBorders>
-            <w:shd w:fill="FFFFFF" w:val="clear"/>
-            <w:tcMar>
-              <w:left w:w="42" w:type="dxa"/>
-            </w:tcMar>
+            </w:tcBorders>
+            <w:shd w:fill="FFFFFF" w:val="clear"/>
           </w:tcPr>
           <w:p>
             <w:pPr>
               <w:pStyle w:val="Normal"/>
               <w:jc w:val="center"/>
               <w:rPr>
-                <w:rFonts w:eastAsia="Tahoma" w:cs="Tahoma" w:ascii="Tahoma" w:hAnsi="Tahoma"/>
+                <w:rFonts w:ascii="Tahoma" w:hAnsi="Tahoma" w:eastAsia="Tahoma" w:cs="Tahoma"/>
                 <w:b/>
                 <w:sz w:val="20"/>
                 <w:szCs w:val="20"/>
@@ -4257,21 +3735,15 @@
               <w:top w:val="single" w:sz="2" w:space="0" w:color="000001"/>
               <w:left w:val="single" w:sz="2" w:space="0" w:color="000001"/>
               <w:bottom w:val="single" w:sz="2" w:space="0" w:color="000001"/>
-              <w:insideH w:val="single" w:sz="2" w:space="0" w:color="000001"/>
-              <w:right w:val="nil"/>
-              <w:insideV w:val="nil"/>
-            </w:tcBorders>
-            <w:shd w:fill="FFFFFF" w:val="clear"/>
-            <w:tcMar>
-              <w:left w:w="42" w:type="dxa"/>
-            </w:tcMar>
+            </w:tcBorders>
+            <w:shd w:fill="FFFFFF" w:val="clear"/>
           </w:tcPr>
           <w:p>
             <w:pPr>
               <w:pStyle w:val="Normal"/>
               <w:jc w:val="center"/>
               <w:rPr>
-                <w:rFonts w:eastAsia="Tahoma" w:cs="Tahoma" w:ascii="Tahoma" w:hAnsi="Tahoma"/>
+                <w:rFonts w:ascii="Tahoma" w:hAnsi="Tahoma" w:eastAsia="Tahoma" w:cs="Tahoma"/>
                 <w:b/>
                 <w:sz w:val="20"/>
                 <w:szCs w:val="20"/>
@@ -4295,21 +3767,16 @@
               <w:top w:val="single" w:sz="2" w:space="0" w:color="000001"/>
               <w:left w:val="single" w:sz="2" w:space="0" w:color="000001"/>
               <w:bottom w:val="single" w:sz="2" w:space="0" w:color="000001"/>
-              <w:insideH w:val="single" w:sz="2" w:space="0" w:color="000001"/>
               <w:right w:val="single" w:sz="2" w:space="0" w:color="000001"/>
-              <w:insideV w:val="single" w:sz="2" w:space="0" w:color="000001"/>
-            </w:tcBorders>
-            <w:shd w:fill="FFFFFF" w:val="clear"/>
-            <w:tcMar>
-              <w:left w:w="42" w:type="dxa"/>
-            </w:tcMar>
+            </w:tcBorders>
+            <w:shd w:fill="FFFFFF" w:val="clear"/>
           </w:tcPr>
           <w:p>
             <w:pPr>
               <w:pStyle w:val="Normal"/>
               <w:jc w:val="center"/>
               <w:rPr>
-                <w:rFonts w:eastAsia="Tahoma" w:cs="Tahoma" w:ascii="Tahoma" w:hAnsi="Tahoma"/>
+                <w:rFonts w:ascii="Tahoma" w:hAnsi="Tahoma" w:eastAsia="Tahoma" w:cs="Tahoma"/>
                 <w:b/>
                 <w:sz w:val="20"/>
                 <w:szCs w:val="20"/>
@@ -4328,32 +3795,23 @@
         </w:tc>
       </w:tr>
       <w:tr>
-        <w:trPr>
-          <w:cantSplit w:val="false"/>
-        </w:trPr>
+        <w:trPr/>
         <w:tc>
           <w:tcPr>
             <w:tcW w:w="1356" w:type="dxa"/>
             <w:vMerge w:val="restart"/>
             <w:tcBorders>
-              <w:top w:val="nil"/>
               <w:left w:val="single" w:sz="2" w:space="0" w:color="000001"/>
               <w:bottom w:val="single" w:sz="2" w:space="0" w:color="000001"/>
-              <w:insideH w:val="single" w:sz="2" w:space="0" w:color="000001"/>
-              <w:right w:val="nil"/>
-              <w:insideV w:val="nil"/>
-            </w:tcBorders>
-            <w:shd w:fill="FFFFFF" w:val="clear"/>
-            <w:tcMar>
-              <w:left w:w="42" w:type="dxa"/>
-            </w:tcMar>
+            </w:tcBorders>
+            <w:shd w:fill="FFFFFF" w:val="clear"/>
           </w:tcPr>
           <w:p>
             <w:pPr>
               <w:pStyle w:val="Normal"/>
               <w:jc w:val="center"/>
               <w:rPr>
-                <w:rFonts w:eastAsia="Tahoma" w:cs="Tahoma" w:ascii="Tahoma" w:hAnsi="Tahoma"/>
+                <w:rFonts w:ascii="Tahoma" w:hAnsi="Tahoma" w:eastAsia="Tahoma" w:cs="Tahoma"/>
                 <w:sz w:val="20"/>
                 <w:szCs w:val="20"/>
               </w:rPr>
@@ -4372,24 +3830,17 @@
           <w:tcPr>
             <w:tcW w:w="8218" w:type="dxa"/>
             <w:tcBorders>
-              <w:top w:val="nil"/>
               <w:left w:val="single" w:sz="2" w:space="0" w:color="000001"/>
               <w:bottom w:val="single" w:sz="2" w:space="0" w:color="000001"/>
-              <w:insideH w:val="single" w:sz="2" w:space="0" w:color="000001"/>
-              <w:right w:val="nil"/>
-              <w:insideV w:val="nil"/>
-            </w:tcBorders>
-            <w:shd w:fill="FFFFFF" w:val="clear"/>
-            <w:tcMar>
-              <w:left w:w="42" w:type="dxa"/>
-            </w:tcMar>
+            </w:tcBorders>
+            <w:shd w:fill="FFFFFF" w:val="clear"/>
           </w:tcPr>
           <w:p>
             <w:pPr>
               <w:pStyle w:val="Normal"/>
               <w:jc w:val="both"/>
               <w:rPr>
-                <w:rFonts w:eastAsia="Tahoma" w:cs="Tahoma" w:ascii="Tahoma" w:hAnsi="Tahoma"/>
+                <w:rFonts w:ascii="Tahoma" w:hAnsi="Tahoma" w:eastAsia="Tahoma" w:cs="Tahoma"/>
                 <w:sz w:val="20"/>
                 <w:szCs w:val="20"/>
                 <w:lang w:val="ca-ES"/>
@@ -4402,7 +3853,7 @@
                 <w:szCs w:val="20"/>
                 <w:lang w:val="ca-ES"/>
               </w:rPr>
-              <w:t xml:space="preserve">1 control. </w:t>
+              <w:t>1 control.</w:t>
             </w:r>
           </w:p>
         </w:tc>
@@ -4410,17 +3861,11 @@
           <w:tcPr>
             <w:tcW w:w="892" w:type="dxa"/>
             <w:tcBorders>
-              <w:top w:val="nil"/>
               <w:left w:val="single" w:sz="2" w:space="0" w:color="000001"/>
               <w:bottom w:val="single" w:sz="2" w:space="0" w:color="000001"/>
-              <w:insideH w:val="single" w:sz="2" w:space="0" w:color="000001"/>
               <w:right w:val="single" w:sz="2" w:space="0" w:color="000001"/>
-              <w:insideV w:val="single" w:sz="2" w:space="0" w:color="000001"/>
-            </w:tcBorders>
-            <w:shd w:fill="FFFFFF" w:val="clear"/>
-            <w:tcMar>
-              <w:left w:w="42" w:type="dxa"/>
-            </w:tcMar>
+            </w:tcBorders>
+            <w:shd w:fill="FFFFFF" w:val="clear"/>
           </w:tcPr>
           <w:p>
             <w:pPr>
@@ -4436,25 +3881,16 @@
         </w:tc>
       </w:tr>
       <w:tr>
-        <w:trPr>
-          <w:cantSplit w:val="false"/>
-        </w:trPr>
+        <w:trPr/>
         <w:tc>
           <w:tcPr>
             <w:tcW w:w="1356" w:type="dxa"/>
             <w:vMerge w:val="continue"/>
             <w:tcBorders>
-              <w:top w:val="nil"/>
               <w:left w:val="single" w:sz="2" w:space="0" w:color="000001"/>
               <w:bottom w:val="single" w:sz="2" w:space="0" w:color="000001"/>
-              <w:insideH w:val="single" w:sz="2" w:space="0" w:color="000001"/>
-              <w:right w:val="nil"/>
-              <w:insideV w:val="nil"/>
-            </w:tcBorders>
-            <w:shd w:fill="FFFFFF" w:val="clear"/>
-            <w:tcMar>
-              <w:left w:w="42" w:type="dxa"/>
-            </w:tcMar>
+            </w:tcBorders>
+            <w:shd w:fill="FFFFFF" w:val="clear"/>
           </w:tcPr>
           <w:p>
             <w:pPr>
@@ -4471,24 +3907,17 @@
           <w:tcPr>
             <w:tcW w:w="8218" w:type="dxa"/>
             <w:tcBorders>
-              <w:top w:val="nil"/>
               <w:left w:val="single" w:sz="2" w:space="0" w:color="000001"/>
               <w:bottom w:val="single" w:sz="2" w:space="0" w:color="000001"/>
-              <w:insideH w:val="single" w:sz="2" w:space="0" w:color="000001"/>
-              <w:right w:val="nil"/>
-              <w:insideV w:val="nil"/>
-            </w:tcBorders>
-            <w:shd w:fill="FFFFFF" w:val="clear"/>
-            <w:tcMar>
-              <w:left w:w="42" w:type="dxa"/>
-            </w:tcMar>
+            </w:tcBorders>
+            <w:shd w:fill="FFFFFF" w:val="clear"/>
           </w:tcPr>
           <w:p>
             <w:pPr>
               <w:pStyle w:val="Normal"/>
               <w:jc w:val="both"/>
               <w:rPr>
-                <w:rFonts w:eastAsia="Tahoma" w:cs="Tahoma" w:ascii="Tahoma" w:hAnsi="Tahoma"/>
+                <w:rFonts w:ascii="Tahoma" w:hAnsi="Tahoma" w:eastAsia="Tahoma" w:cs="Tahoma"/>
                 <w:sz w:val="20"/>
                 <w:szCs w:val="20"/>
                 <w:lang w:val="ca-ES"/>
@@ -4501,7 +3930,7 @@
                 <w:szCs w:val="20"/>
                 <w:lang w:val="ca-ES"/>
               </w:rPr>
-              <w:t>1 Examen de tot el Bloc.</w:t>
+              <w:t>1 Examen de tot el Bloc. Examen final 1ª avaluació</w:t>
             </w:r>
           </w:p>
         </w:tc>
@@ -4509,17 +3938,11 @@
           <w:tcPr>
             <w:tcW w:w="892" w:type="dxa"/>
             <w:tcBorders>
-              <w:top w:val="nil"/>
               <w:left w:val="single" w:sz="2" w:space="0" w:color="000001"/>
               <w:bottom w:val="single" w:sz="2" w:space="0" w:color="000001"/>
-              <w:insideH w:val="single" w:sz="2" w:space="0" w:color="000001"/>
               <w:right w:val="single" w:sz="2" w:space="0" w:color="000001"/>
-              <w:insideV w:val="single" w:sz="2" w:space="0" w:color="000001"/>
-            </w:tcBorders>
-            <w:shd w:fill="FFFFFF" w:val="clear"/>
-            <w:tcMar>
-              <w:left w:w="42" w:type="dxa"/>
-            </w:tcMar>
+            </w:tcBorders>
+            <w:shd w:fill="FFFFFF" w:val="clear"/>
           </w:tcPr>
           <w:p>
             <w:pPr>
@@ -4535,32 +3958,23 @@
         </w:tc>
       </w:tr>
       <w:tr>
-        <w:trPr>
-          <w:cantSplit w:val="false"/>
-        </w:trPr>
+        <w:trPr/>
         <w:tc>
           <w:tcPr>
             <w:tcW w:w="1356" w:type="dxa"/>
             <w:vMerge w:val="restart"/>
             <w:tcBorders>
-              <w:top w:val="nil"/>
               <w:left w:val="single" w:sz="2" w:space="0" w:color="000001"/>
               <w:bottom w:val="single" w:sz="2" w:space="0" w:color="000001"/>
-              <w:insideH w:val="single" w:sz="2" w:space="0" w:color="000001"/>
-              <w:right w:val="nil"/>
-              <w:insideV w:val="nil"/>
-            </w:tcBorders>
-            <w:shd w:fill="FFFFFF" w:val="clear"/>
-            <w:tcMar>
-              <w:left w:w="42" w:type="dxa"/>
-            </w:tcMar>
+            </w:tcBorders>
+            <w:shd w:fill="FFFFFF" w:val="clear"/>
           </w:tcPr>
           <w:p>
             <w:pPr>
               <w:pStyle w:val="Normal"/>
               <w:jc w:val="center"/>
               <w:rPr>
-                <w:rFonts w:eastAsia="Tahoma" w:cs="Tahoma" w:ascii="Tahoma" w:hAnsi="Tahoma"/>
+                <w:rFonts w:ascii="Tahoma" w:hAnsi="Tahoma" w:eastAsia="Tahoma" w:cs="Tahoma"/>
                 <w:sz w:val="20"/>
                 <w:szCs w:val="20"/>
               </w:rPr>
@@ -4579,24 +3993,17 @@
           <w:tcPr>
             <w:tcW w:w="8218" w:type="dxa"/>
             <w:tcBorders>
-              <w:top w:val="nil"/>
               <w:left w:val="single" w:sz="2" w:space="0" w:color="000001"/>
               <w:bottom w:val="single" w:sz="2" w:space="0" w:color="000001"/>
-              <w:insideH w:val="single" w:sz="2" w:space="0" w:color="000001"/>
-              <w:right w:val="nil"/>
-              <w:insideV w:val="nil"/>
-            </w:tcBorders>
-            <w:shd w:fill="FFFFFF" w:val="clear"/>
-            <w:tcMar>
-              <w:left w:w="42" w:type="dxa"/>
-            </w:tcMar>
+            </w:tcBorders>
+            <w:shd w:fill="FFFFFF" w:val="clear"/>
           </w:tcPr>
           <w:p>
             <w:pPr>
               <w:pStyle w:val="Normal"/>
               <w:jc w:val="both"/>
               <w:rPr>
-                <w:rFonts w:eastAsia="Tahoma" w:cs="Tahoma" w:ascii="Tahoma" w:hAnsi="Tahoma"/>
+                <w:rFonts w:ascii="Tahoma" w:hAnsi="Tahoma" w:eastAsia="Tahoma" w:cs="Tahoma"/>
                 <w:sz w:val="20"/>
                 <w:szCs w:val="20"/>
                 <w:lang w:val="ca-ES"/>
@@ -4611,7 +4018,7 @@
                 <w:szCs w:val="20"/>
                 <w:lang w:val="ca-ES"/>
               </w:rPr>
-              <w:t xml:space="preserve">1 control. </w:t>
+              <w:t>1 control.</w:t>
             </w:r>
           </w:p>
         </w:tc>
@@ -4619,17 +4026,11 @@
           <w:tcPr>
             <w:tcW w:w="892" w:type="dxa"/>
             <w:tcBorders>
-              <w:top w:val="nil"/>
               <w:left w:val="single" w:sz="2" w:space="0" w:color="000001"/>
               <w:bottom w:val="single" w:sz="2" w:space="0" w:color="000001"/>
-              <w:insideH w:val="single" w:sz="2" w:space="0" w:color="000001"/>
               <w:right w:val="single" w:sz="2" w:space="0" w:color="000001"/>
-              <w:insideV w:val="single" w:sz="2" w:space="0" w:color="000001"/>
-            </w:tcBorders>
-            <w:shd w:fill="FFFFFF" w:val="clear"/>
-            <w:tcMar>
-              <w:left w:w="42" w:type="dxa"/>
-            </w:tcMar>
+            </w:tcBorders>
+            <w:shd w:fill="FFFFFF" w:val="clear"/>
           </w:tcPr>
           <w:p>
             <w:pPr>
@@ -4645,25 +4046,16 @@
         </w:tc>
       </w:tr>
       <w:tr>
-        <w:trPr>
-          <w:cantSplit w:val="false"/>
-        </w:trPr>
+        <w:trPr/>
         <w:tc>
           <w:tcPr>
             <w:tcW w:w="1356" w:type="dxa"/>
             <w:vMerge w:val="continue"/>
             <w:tcBorders>
-              <w:top w:val="nil"/>
               <w:left w:val="single" w:sz="2" w:space="0" w:color="000001"/>
               <w:bottom w:val="single" w:sz="2" w:space="0" w:color="000001"/>
-              <w:insideH w:val="single" w:sz="2" w:space="0" w:color="000001"/>
-              <w:right w:val="nil"/>
-              <w:insideV w:val="nil"/>
-            </w:tcBorders>
-            <w:shd w:fill="FFFFFF" w:val="clear"/>
-            <w:tcMar>
-              <w:left w:w="42" w:type="dxa"/>
-            </w:tcMar>
+            </w:tcBorders>
+            <w:shd w:fill="FFFFFF" w:val="clear"/>
           </w:tcPr>
           <w:p>
             <w:pPr>
@@ -4680,24 +4072,17 @@
           <w:tcPr>
             <w:tcW w:w="8218" w:type="dxa"/>
             <w:tcBorders>
-              <w:top w:val="nil"/>
               <w:left w:val="single" w:sz="2" w:space="0" w:color="000001"/>
               <w:bottom w:val="single" w:sz="2" w:space="0" w:color="000001"/>
-              <w:insideH w:val="single" w:sz="2" w:space="0" w:color="000001"/>
-              <w:right w:val="nil"/>
-              <w:insideV w:val="nil"/>
-            </w:tcBorders>
-            <w:shd w:fill="FFFFFF" w:val="clear"/>
-            <w:tcMar>
-              <w:left w:w="42" w:type="dxa"/>
-            </w:tcMar>
+            </w:tcBorders>
+            <w:shd w:fill="FFFFFF" w:val="clear"/>
           </w:tcPr>
           <w:p>
             <w:pPr>
               <w:pStyle w:val="Normal"/>
               <w:jc w:val="both"/>
               <w:rPr>
-                <w:rFonts w:eastAsia="Tahoma" w:cs="Tahoma" w:ascii="Tahoma" w:hAnsi="Tahoma"/>
+                <w:rFonts w:ascii="Tahoma" w:hAnsi="Tahoma" w:eastAsia="Tahoma" w:cs="Tahoma"/>
                 <w:sz w:val="20"/>
                 <w:szCs w:val="20"/>
                 <w:lang w:val="ca-ES"/>
@@ -4712,7 +4097,7 @@
                 <w:szCs w:val="20"/>
                 <w:lang w:val="ca-ES"/>
               </w:rPr>
-              <w:t>1 Examen de tot el Bloc.</w:t>
+              <w:t>1 Examen de tot el Bloc. Examen final 2ª avaluació</w:t>
             </w:r>
           </w:p>
         </w:tc>
@@ -4720,17 +4105,11 @@
           <w:tcPr>
             <w:tcW w:w="892" w:type="dxa"/>
             <w:tcBorders>
-              <w:top w:val="nil"/>
               <w:left w:val="single" w:sz="2" w:space="0" w:color="000001"/>
               <w:bottom w:val="single" w:sz="2" w:space="0" w:color="000001"/>
-              <w:insideH w:val="single" w:sz="2" w:space="0" w:color="000001"/>
               <w:right w:val="single" w:sz="2" w:space="0" w:color="000001"/>
-              <w:insideV w:val="single" w:sz="2" w:space="0" w:color="000001"/>
-            </w:tcBorders>
-            <w:shd w:fill="FFFFFF" w:val="clear"/>
-            <w:tcMar>
-              <w:left w:w="42" w:type="dxa"/>
-            </w:tcMar>
+            </w:tcBorders>
+            <w:shd w:fill="FFFFFF" w:val="clear"/>
           </w:tcPr>
           <w:p>
             <w:pPr>
@@ -4771,7 +4150,7 @@
         <w:pStyle w:val="Normal"/>
         <w:jc w:val="both"/>
         <w:rPr>
-          <w:rFonts w:eastAsia="Tahoma" w:cs="Tahoma" w:ascii="Tahoma" w:hAnsi="Tahoma"/>
+          <w:rFonts w:ascii="Tahoma" w:hAnsi="Tahoma" w:eastAsia="Tahoma" w:cs="Tahoma"/>
           <w:b/>
           <w:sz w:val="20"/>
           <w:szCs w:val="20"/>
@@ -4789,20 +4168,10 @@
     <w:p>
       <w:pPr>
         <w:pStyle w:val="Normal"/>
+        <w:ind w:hanging="360" w:left="360" w:right="0"/>
         <w:jc w:val="both"/>
-        <w:rPr/>
-      </w:pPr>
-      <w:r>
-        <w:rPr/>
-      </w:r>
-    </w:p>
-    <w:p>
-      <w:pPr>
-        <w:pStyle w:val="Normal"/>
-        <w:ind w:left="360" w:right="0" w:hanging="360"/>
-        <w:jc w:val="both"/>
-        <w:rPr>
-          <w:rFonts w:eastAsia="Tahoma" w:cs="Tahoma" w:ascii="Tahoma" w:hAnsi="Tahoma"/>
+        <w:rPr>
+          <w:rFonts w:ascii="Tahoma" w:hAnsi="Tahoma" w:eastAsia="Tahoma" w:cs="Tahoma"/>
           <w:sz w:val="20"/>
           <w:szCs w:val="20"/>
         </w:rPr>
@@ -4822,10 +4191,10 @@
           <w:ilvl w:val="0"/>
           <w:numId w:val="1"/>
         </w:numPr>
-        <w:ind w:left="360" w:right="0" w:hanging="360"/>
+        <w:ind w:hanging="360" w:left="360" w:right="0"/>
         <w:jc w:val="both"/>
         <w:rPr>
-          <w:rFonts w:eastAsia="Tahoma" w:cs="Tahoma" w:ascii="Tahoma" w:hAnsi="Tahoma"/>
+          <w:rFonts w:ascii="Tahoma" w:hAnsi="Tahoma" w:eastAsia="Tahoma" w:cs="Tahoma"/>
           <w:b/>
           <w:sz w:val="20"/>
           <w:szCs w:val="20"/>
@@ -4858,7 +4227,7 @@
         <w:spacing w:before="0" w:after="240"/>
         <w:jc w:val="both"/>
         <w:rPr>
-          <w:rFonts w:eastAsia="Tahoma" w:cs="Tahoma" w:ascii="Tahoma" w:hAnsi="Tahoma"/>
+          <w:rFonts w:ascii="Tahoma" w:hAnsi="Tahoma" w:eastAsia="Tahoma" w:cs="Tahoma"/>
           <w:sz w:val="20"/>
           <w:szCs w:val="20"/>
           <w:lang w:val="ca-ES"/>
@@ -4871,7 +4240,7 @@
           <w:szCs w:val="20"/>
           <w:lang w:val="ca-ES"/>
         </w:rPr>
-        <w:t xml:space="preserve">El mòdul es divideix en dues avaluacions. Al llarg de cada avaluació es farà un examen control a mitjans trimestre i un examen d’avaluació. </w:t>
+        <w:t xml:space="preserve">El mòdul es divideix en dues avaluacions. Al llarg de cada avaluació es farà un examen de control a mitjans trimestre i un examen final. </w:t>
       </w:r>
     </w:p>
     <w:p>
@@ -4880,7 +4249,7 @@
         <w:spacing w:before="0" w:after="240"/>
         <w:jc w:val="both"/>
         <w:rPr>
-          <w:rFonts w:eastAsia="Tahoma" w:cs="Tahoma" w:ascii="Tahoma" w:hAnsi="Tahoma"/>
+          <w:rFonts w:ascii="Tahoma" w:hAnsi="Tahoma" w:eastAsia="Tahoma" w:cs="Tahoma"/>
           <w:sz w:val="20"/>
           <w:szCs w:val="20"/>
           <w:lang w:val="ca-ES"/>
@@ -4902,7 +4271,7 @@
         <w:spacing w:before="0" w:after="240"/>
         <w:jc w:val="both"/>
         <w:rPr>
-          <w:rFonts w:eastAsia="Tahoma" w:cs="Tahoma" w:ascii="Tahoma" w:hAnsi="Tahoma"/>
+          <w:rFonts w:ascii="Tahoma" w:hAnsi="Tahoma" w:eastAsia="Tahoma" w:cs="Tahoma"/>
           <w:sz w:val="20"/>
           <w:szCs w:val="20"/>
           <w:u w:val="none"/>
@@ -4926,7 +4295,7 @@
         <w:spacing w:before="0" w:after="240"/>
         <w:jc w:val="both"/>
         <w:rPr>
-          <w:rFonts w:eastAsia="Tahoma" w:cs="Tahoma" w:ascii="Tahoma" w:hAnsi="Tahoma"/>
+          <w:rFonts w:ascii="Tahoma" w:hAnsi="Tahoma" w:eastAsia="Tahoma" w:cs="Tahoma"/>
           <w:sz w:val="20"/>
           <w:szCs w:val="20"/>
           <w:lang w:val="ca-ES"/>
@@ -4948,7 +4317,7 @@
         <w:spacing w:before="0" w:after="240"/>
         <w:jc w:val="both"/>
         <w:rPr>
-          <w:rFonts w:eastAsia="Tahoma" w:cs="Tahoma" w:ascii="Tahoma" w:hAnsi="Tahoma"/>
+          <w:rFonts w:ascii="Tahoma" w:hAnsi="Tahoma" w:eastAsia="Tahoma" w:cs="Tahoma"/>
           <w:sz w:val="20"/>
           <w:szCs w:val="20"/>
           <w:lang w:val="ca-ES"/>
@@ -4961,7 +4330,7 @@
           <w:szCs w:val="20"/>
           <w:lang w:val="ca-ES"/>
         </w:rPr>
-        <w:t>Si es suspèn l'examen de control, es podrà recuperar durant l'examen d'avaluació.</w:t>
+        <w:t>Si es suspèn l'examen de control, es podrà recuperar durant l'examen final d'avaluació.</w:t>
       </w:r>
     </w:p>
     <w:p>
@@ -4970,7 +4339,7 @@
         <w:spacing w:before="0" w:after="240"/>
         <w:jc w:val="both"/>
         <w:rPr>
-          <w:rFonts w:eastAsia="Tahoma" w:cs="Tahoma" w:ascii="Tahoma" w:hAnsi="Tahoma"/>
+          <w:rFonts w:ascii="Tahoma" w:hAnsi="Tahoma" w:eastAsia="Tahoma" w:cs="Tahoma"/>
           <w:sz w:val="20"/>
           <w:szCs w:val="20"/>
           <w:lang w:val="ca-ES"/>
@@ -4983,7 +4352,7 @@
           <w:szCs w:val="20"/>
           <w:lang w:val="ca-ES"/>
         </w:rPr>
-        <w:t>L’examen de control comptarà un 40% el d’avaluació un 60% per la nota de coneixements teórics de l’avaluació.</w:t>
+        <w:t>L’examen de control comptarà un 40% el final d’avaluació un 60% per la nota de coneixements teórics de l’avaluació.</w:t>
       </w:r>
     </w:p>
     <w:p>
@@ -4991,7 +4360,7 @@
         <w:pStyle w:val="Normal"/>
         <w:jc w:val="both"/>
         <w:rPr>
-          <w:rFonts w:eastAsia="Tahoma" w:cs="Tahoma" w:ascii="Tahoma" w:hAnsi="Tahoma"/>
+          <w:rFonts w:ascii="Tahoma" w:hAnsi="Tahoma" w:eastAsia="Tahoma" w:cs="Tahoma"/>
           <w:sz w:val="20"/>
           <w:szCs w:val="20"/>
           <w:lang w:val="ca-ES"/>
@@ -5012,7 +4381,7 @@
         <w:pStyle w:val="Normal"/>
         <w:jc w:val="both"/>
         <w:rPr>
-          <w:rFonts w:eastAsia="Tahoma" w:cs="Tahoma" w:ascii="Tahoma" w:hAnsi="Tahoma"/>
+          <w:rFonts w:ascii="Tahoma" w:hAnsi="Tahoma" w:eastAsia="Tahoma" w:cs="Tahoma"/>
           <w:sz w:val="20"/>
           <w:szCs w:val="20"/>
           <w:u w:val="none"/>
@@ -5032,10 +4401,10 @@
     <w:p>
       <w:pPr>
         <w:pStyle w:val="Normal"/>
-        <w:ind w:left="0" w:right="0" w:hanging="0"/>
+        <w:ind w:hanging="0" w:left="0" w:right="0"/>
         <w:jc w:val="both"/>
         <w:rPr>
-          <w:rFonts w:eastAsia="Tahoma" w:cs="Tahoma" w:ascii="Tahoma" w:hAnsi="Tahoma"/>
+          <w:rFonts w:ascii="Tahoma" w:hAnsi="Tahoma" w:eastAsia="Tahoma" w:cs="Tahoma"/>
           <w:sz w:val="22"/>
           <w:szCs w:val="22"/>
         </w:rPr>
@@ -5054,7 +4423,7 @@
         <w:pStyle w:val="Normal"/>
         <w:jc w:val="both"/>
         <w:rPr>
-          <w:rFonts w:eastAsia="Tahoma" w:cs="Tahoma" w:ascii="Tahoma" w:hAnsi="Tahoma"/>
+          <w:rFonts w:ascii="Tahoma" w:hAnsi="Tahoma" w:eastAsia="Tahoma" w:cs="Tahoma"/>
           <w:sz w:val="20"/>
           <w:szCs w:val="20"/>
           <w:u w:val="none"/>
@@ -5076,7 +4445,7 @@
         <w:pStyle w:val="Normal"/>
         <w:jc w:val="both"/>
         <w:rPr>
-          <w:rFonts w:eastAsia="Tahoma" w:cs="Tahoma" w:ascii="Tahoma" w:hAnsi="Tahoma"/>
+          <w:rFonts w:ascii="Tahoma" w:hAnsi="Tahoma" w:eastAsia="Tahoma" w:cs="Tahoma"/>
           <w:sz w:val="20"/>
           <w:szCs w:val="20"/>
           <w:u w:val="none"/>
@@ -5099,7 +4468,7 @@
         <w:pStyle w:val="Normal"/>
         <w:jc w:val="both"/>
         <w:rPr>
-          <w:rFonts w:eastAsia="Tahoma" w:cs="Tahoma" w:ascii="Tahoma" w:hAnsi="Tahoma"/>
+          <w:rFonts w:ascii="Tahoma" w:hAnsi="Tahoma" w:eastAsia="Tahoma" w:cs="Tahoma"/>
           <w:sz w:val="20"/>
           <w:szCs w:val="20"/>
           <w:u w:val="none"/>
@@ -5122,7 +4491,7 @@
         <w:spacing w:lineRule="auto" w:line="276"/>
         <w:jc w:val="both"/>
         <w:rPr>
-          <w:rFonts w:eastAsia="Tahoma" w:cs="Tahoma" w:ascii="Tahoma" w:hAnsi="Tahoma"/>
+          <w:rFonts w:ascii="Tahoma" w:hAnsi="Tahoma" w:eastAsia="Tahoma" w:cs="Tahoma"/>
           <w:w w:val="100"/>
           <w:position w:val="0"/>
           <w:sz w:val="22"/>
@@ -5169,7 +4538,7 @@
         <w:spacing w:lineRule="auto" w:line="276"/>
         <w:jc w:val="both"/>
         <w:rPr>
-          <w:rFonts w:eastAsia="Tahoma" w:cs="Tahoma" w:ascii="Tahoma" w:hAnsi="Tahoma"/>
+          <w:rFonts w:ascii="Tahoma" w:hAnsi="Tahoma" w:eastAsia="Tahoma" w:cs="Tahoma"/>
           <w:sz w:val="20"/>
           <w:szCs w:val="20"/>
         </w:rPr>
@@ -5180,7 +4549,7 @@
           <w:sz w:val="20"/>
           <w:szCs w:val="20"/>
         </w:rPr>
-        <w:t>La qualificació final del mòdul professional està formada per la qualificació de la part de centre i la de la part de formació en empresa. És a dir, la qualificació final del mòdul serà la mitjana ponderada segons el pes de cada un dels RAs, segons s’hagin establit els percentatges de tots els RAs, tant de la part de centre i com de la part de FEMPO.</w:t>
+        <w:t>La qualificació final del mòdul professional està formada per la qualificació de la part de centre i la de la part de formació en empresa. És a dir, la qualificació final del mòdul serà la mitjana ponderada segons el pes de cada un dels resultats d’aprenentatge (RAs), segons s’hagin establit els percentatges de tots els RAs, tant de la part de centre i com de la part de FEMPO.</w:t>
       </w:r>
     </w:p>
     <w:p>
@@ -5189,7 +4558,7 @@
         <w:spacing w:lineRule="auto" w:line="276"/>
         <w:jc w:val="both"/>
         <w:rPr>
-          <w:rFonts w:eastAsia="Tahoma" w:cs="Tahoma" w:ascii="Tahoma" w:hAnsi="Tahoma"/>
+          <w:rFonts w:ascii="Tahoma" w:hAnsi="Tahoma" w:eastAsia="Tahoma" w:cs="Tahoma"/>
           <w:sz w:val="20"/>
           <w:szCs w:val="20"/>
         </w:rPr>
@@ -5208,7 +4577,7 @@
         <w:spacing w:lineRule="auto" w:line="276"/>
         <w:jc w:val="both"/>
         <w:rPr>
-          <w:rFonts w:eastAsia="Tahoma" w:cs="Tahoma" w:ascii="Tahoma" w:hAnsi="Tahoma"/>
+          <w:rFonts w:ascii="Tahoma" w:hAnsi="Tahoma" w:eastAsia="Tahoma" w:cs="Tahoma"/>
           <w:sz w:val="20"/>
           <w:szCs w:val="20"/>
         </w:rPr>
@@ -5219,95 +4588,7 @@
           <w:sz w:val="20"/>
           <w:szCs w:val="20"/>
         </w:rPr>
-        <w:t>A més, per poder superar el mòdul, s’han d’haver superat tots els resultats d’aprenentatge. Un mòdul es considera superat quan la seva qualificació de centre és igual o superior a 5 punts i la formació en empresa o organisme equiparat sigui APTE.</w:t>
-      </w:r>
-    </w:p>
-    <w:p>
-      <w:pPr>
-        <w:pStyle w:val="Normal"/>
-        <w:spacing w:lineRule="auto" w:line="276"/>
-        <w:jc w:val="both"/>
-        <w:rPr>
-          <w:rFonts w:eastAsia="Tahoma" w:cs="Tahoma" w:ascii="Tahoma" w:hAnsi="Tahoma"/>
-          <w:sz w:val="20"/>
-          <w:szCs w:val="20"/>
-        </w:rPr>
-      </w:pPr>
-      <w:r>
-        <w:rPr>
-          <w:rFonts w:eastAsia="Tahoma" w:cs="Tahoma" w:ascii="Tahoma" w:hAnsi="Tahoma"/>
-          <w:sz w:val="20"/>
-          <w:szCs w:val="20"/>
-        </w:rPr>
-      </w:r>
-    </w:p>
-    <w:p>
-      <w:pPr>
-        <w:pStyle w:val="Normal"/>
-        <w:spacing w:lineRule="auto" w:line="276"/>
-        <w:jc w:val="both"/>
-        <w:rPr/>
-      </w:pPr>
-      <w:r>
-        <w:rPr/>
-      </w:r>
-    </w:p>
-    <w:p>
-      <w:pPr>
-        <w:pStyle w:val="Normal"/>
-        <w:spacing w:lineRule="auto" w:line="276"/>
-        <w:jc w:val="both"/>
-        <w:rPr>
-          <w:rFonts w:eastAsia="Tahoma" w:cs="Tahoma" w:ascii="Tahoma" w:hAnsi="Tahoma"/>
-          <w:sz w:val="20"/>
-          <w:szCs w:val="20"/>
-        </w:rPr>
-      </w:pPr>
-      <w:r>
-        <w:rPr>
-          <w:rFonts w:eastAsia="Tahoma" w:cs="Tahoma" w:ascii="Tahoma" w:hAnsi="Tahoma"/>
-          <w:sz w:val="20"/>
-          <w:szCs w:val="20"/>
-        </w:rPr>
-      </w:r>
-    </w:p>
-    <w:p>
-      <w:pPr>
-        <w:pStyle w:val="Normal"/>
-        <w:pageBreakBefore/>
-        <w:spacing w:lineRule="auto" w:line="276"/>
-        <w:jc w:val="both"/>
-        <w:rPr>
-          <w:rFonts w:eastAsia="Tahoma" w:cs="Tahoma" w:ascii="Tahoma" w:hAnsi="Tahoma"/>
-          <w:sz w:val="20"/>
-          <w:szCs w:val="20"/>
-        </w:rPr>
-      </w:pPr>
-      <w:r>
-        <w:rPr>
-          <w:rFonts w:eastAsia="Tahoma" w:cs="Tahoma" w:ascii="Tahoma" w:hAnsi="Tahoma"/>
-          <w:sz w:val="20"/>
-          <w:szCs w:val="20"/>
-        </w:rPr>
-      </w:r>
-    </w:p>
-    <w:p>
-      <w:pPr>
-        <w:pStyle w:val="Normal"/>
-        <w:ind w:left="360" w:right="0" w:hanging="360"/>
-        <w:jc w:val="both"/>
-        <w:rPr>
-          <w:rFonts w:eastAsia="Tahoma" w:cs="Tahoma" w:ascii="Tahoma" w:hAnsi="Tahoma"/>
-          <w:sz w:val="22"/>
-          <w:szCs w:val="22"/>
-        </w:rPr>
-      </w:pPr>
-      <w:r>
-        <w:rPr>
-          <w:rFonts w:eastAsia="Tahoma" w:cs="Tahoma" w:ascii="Tahoma" w:hAnsi="Tahoma"/>
-          <w:sz w:val="22"/>
-          <w:szCs w:val="22"/>
-        </w:rPr>
+        <w:t>A més, per poder superar el mòdul, s’han d’haver superat tots els RAs. Un mòdul es considera superat quan la seva qualificació de centre és igual o superior a 5 punts i la formació en empresa o organisme equiparat sigui APTE.</w:t>
       </w:r>
     </w:p>
     <w:p>
@@ -5317,10 +4598,10 @@
           <w:ilvl w:val="0"/>
           <w:numId w:val="1"/>
         </w:numPr>
-        <w:ind w:left="360" w:right="0" w:hanging="360"/>
+        <w:ind w:hanging="360" w:left="360" w:right="0"/>
         <w:jc w:val="both"/>
         <w:rPr>
-          <w:rFonts w:eastAsia="Tahoma" w:cs="Tahoma" w:ascii="Tahoma" w:hAnsi="Tahoma"/>
+          <w:rFonts w:ascii="Tahoma" w:hAnsi="Tahoma" w:eastAsia="Tahoma" w:cs="Tahoma"/>
           <w:b/>
           <w:sz w:val="20"/>
           <w:szCs w:val="20"/>
@@ -5341,7 +4622,7 @@
         <w:pStyle w:val="Normal"/>
         <w:jc w:val="both"/>
         <w:rPr>
-          <w:rFonts w:eastAsia="Tahoma" w:cs="Tahoma" w:ascii="Tahoma" w:hAnsi="Tahoma"/>
+          <w:rFonts w:ascii="Tahoma" w:hAnsi="Tahoma" w:eastAsia="Tahoma" w:cs="Tahoma"/>
           <w:sz w:val="20"/>
           <w:szCs w:val="20"/>
         </w:rPr>
@@ -5360,7 +4641,7 @@
         <w:spacing w:before="0" w:after="240"/>
         <w:jc w:val="both"/>
         <w:rPr>
-          <w:rFonts w:eastAsia="Tahoma" w:cs="Tahoma" w:ascii="Tahoma" w:hAnsi="Tahoma"/>
+          <w:rFonts w:ascii="Tahoma" w:hAnsi="Tahoma" w:eastAsia="Tahoma" w:cs="Tahoma"/>
           <w:sz w:val="20"/>
           <w:szCs w:val="20"/>
           <w:lang w:val="ca-ES"/>
@@ -5373,7 +4654,7 @@
           <w:szCs w:val="20"/>
           <w:lang w:val="ca-ES"/>
         </w:rPr>
-        <w:t xml:space="preserve">El mòdul es desenvoluparà a l’aula 1 i al taller de fred. </w:t>
+        <w:t xml:space="preserve">El mòdul es desenvoluparà a l’aula ? i al taller de fred. </w:t>
       </w:r>
     </w:p>
     <w:p>
@@ -5382,7 +4663,7 @@
         <w:spacing w:before="0" w:after="240"/>
         <w:jc w:val="both"/>
         <w:rPr>
-          <w:rFonts w:eastAsia="Tahoma" w:cs="Tahoma" w:ascii="Tahoma" w:hAnsi="Tahoma"/>
+          <w:rFonts w:ascii="Tahoma" w:hAnsi="Tahoma" w:eastAsia="Tahoma" w:cs="Tahoma"/>
           <w:sz w:val="20"/>
           <w:szCs w:val="20"/>
           <w:lang w:val="ca-ES"/>
@@ -5400,7 +4681,7 @@
       <w:hyperlink r:id="rId2">
         <w:r>
           <w:rPr>
-            <w:rStyle w:val="InternetLink"/>
+            <w:rStyle w:val="Hyperlink"/>
             <w:rFonts w:eastAsia="Tahoma" w:cs="Tahoma" w:ascii="Tahoma" w:hAnsi="Tahoma"/>
             <w:sz w:val="20"/>
             <w:szCs w:val="20"/>
@@ -5425,7 +4706,7 @@
         <w:spacing w:before="0" w:after="240"/>
         <w:jc w:val="both"/>
         <w:rPr>
-          <w:rFonts w:eastAsia="Tahoma" w:cs="Tahoma" w:ascii="Tahoma" w:hAnsi="Tahoma"/>
+          <w:rFonts w:ascii="Tahoma" w:hAnsi="Tahoma" w:eastAsia="Tahoma" w:cs="Tahoma"/>
           <w:sz w:val="20"/>
           <w:szCs w:val="20"/>
           <w:lang w:val="ca-ES"/>
@@ -5438,7 +4719,7 @@
           <w:szCs w:val="20"/>
           <w:lang w:val="ca-ES"/>
         </w:rPr>
-        <w:t>https://paulinoposada.github.io/web_fred/web_fred_25_26/GM/index_fred_GM_2526.html</w:t>
+        <w:t>https://paulinoposada.github.io/web_fred/web_fred_26_27/GM/index_fred_GM_2627.html</w:t>
       </w:r>
     </w:p>
     <w:p>
@@ -5447,7 +4728,7 @@
         <w:spacing w:before="0" w:after="240"/>
         <w:jc w:val="both"/>
         <w:rPr>
-          <w:rFonts w:eastAsia="Tahoma" w:cs="Tahoma" w:ascii="Tahoma" w:hAnsi="Tahoma"/>
+          <w:rFonts w:ascii="Tahoma" w:hAnsi="Tahoma" w:eastAsia="Tahoma" w:cs="Tahoma"/>
           <w:sz w:val="20"/>
           <w:szCs w:val="20"/>
           <w:lang w:val="ca-ES"/>
@@ -5469,7 +4750,7 @@
         <w:spacing w:before="0" w:after="240"/>
         <w:jc w:val="both"/>
         <w:rPr>
-          <w:rFonts w:eastAsia="Tahoma" w:cs="Tahoma" w:ascii="Tahoma" w:hAnsi="Tahoma"/>
+          <w:rFonts w:ascii="Tahoma" w:hAnsi="Tahoma" w:eastAsia="Tahoma" w:cs="Tahoma"/>
           <w:sz w:val="20"/>
           <w:szCs w:val="20"/>
           <w:lang w:val="ca-ES"/>
@@ -5492,10 +4773,10 @@
           <w:ilvl w:val="0"/>
           <w:numId w:val="1"/>
         </w:numPr>
-        <w:ind w:left="360" w:right="0" w:hanging="360"/>
+        <w:ind w:hanging="360" w:left="360" w:right="0"/>
         <w:jc w:val="both"/>
         <w:rPr>
-          <w:rFonts w:eastAsia="Tahoma" w:cs="Tahoma" w:ascii="Tahoma" w:hAnsi="Tahoma"/>
+          <w:rFonts w:ascii="Tahoma" w:hAnsi="Tahoma" w:eastAsia="Tahoma" w:cs="Tahoma"/>
           <w:b/>
           <w:sz w:val="20"/>
           <w:szCs w:val="20"/>
@@ -5516,7 +4797,7 @@
         <w:pStyle w:val="Normal"/>
         <w:jc w:val="both"/>
         <w:rPr>
-          <w:rFonts w:eastAsia="Tahoma" w:cs="Tahoma" w:ascii="Tahoma" w:hAnsi="Tahoma"/>
+          <w:rFonts w:ascii="Tahoma" w:hAnsi="Tahoma" w:eastAsia="Tahoma" w:cs="Tahoma"/>
           <w:sz w:val="20"/>
           <w:szCs w:val="20"/>
         </w:rPr>
@@ -5534,7 +4815,7 @@
         <w:pStyle w:val="Normal"/>
         <w:jc w:val="both"/>
         <w:rPr>
-          <w:rFonts w:eastAsia="Tahoma" w:cs="Tahoma" w:ascii="Tahoma" w:hAnsi="Tahoma"/>
+          <w:rFonts w:ascii="Tahoma" w:hAnsi="Tahoma" w:eastAsia="Tahoma" w:cs="Tahoma"/>
           <w:sz w:val="20"/>
           <w:szCs w:val="20"/>
           <w:lang w:val="ca-ES"/>
@@ -5555,7 +4836,7 @@
         <w:pStyle w:val="Normal"/>
         <w:jc w:val="both"/>
         <w:rPr>
-          <w:rFonts w:eastAsia="Tahoma" w:cs="Tahoma" w:ascii="Tahoma" w:hAnsi="Tahoma"/>
+          <w:rFonts w:ascii="Tahoma" w:hAnsi="Tahoma" w:eastAsia="Tahoma" w:cs="Tahoma"/>
           <w:sz w:val="20"/>
           <w:szCs w:val="20"/>
           <w:lang w:val="ca-ES"/>
@@ -5577,10 +4858,10 @@
           <w:ilvl w:val="0"/>
           <w:numId w:val="1"/>
         </w:numPr>
-        <w:ind w:left="360" w:right="0" w:hanging="360"/>
+        <w:ind w:hanging="360" w:left="360" w:right="0"/>
         <w:jc w:val="both"/>
         <w:rPr>
-          <w:rFonts w:eastAsia="Tahoma" w:cs="Tahoma" w:ascii="Tahoma" w:hAnsi="Tahoma"/>
+          <w:rFonts w:ascii="Tahoma" w:hAnsi="Tahoma" w:eastAsia="Tahoma" w:cs="Tahoma"/>
           <w:b/>
           <w:sz w:val="20"/>
           <w:szCs w:val="20"/>
@@ -5613,7 +4894,7 @@
         <w:spacing w:lineRule="auto" w:line="276"/>
         <w:jc w:val="both"/>
         <w:rPr>
-          <w:rFonts w:eastAsia="Tahoma" w:cs="Tahoma" w:ascii="Tahoma" w:hAnsi="Tahoma"/>
+          <w:rFonts w:ascii="Tahoma" w:hAnsi="Tahoma" w:eastAsia="Tahoma" w:cs="Tahoma"/>
           <w:sz w:val="20"/>
           <w:szCs w:val="20"/>
           <w:lang w:val="ca-ES"/>
@@ -5631,7 +4912,7 @@
       <w:hyperlink r:id="rId3">
         <w:r>
           <w:rPr>
-            <w:rStyle w:val="InternetLink"/>
+            <w:rStyle w:val="Hyperlink"/>
             <w:rFonts w:eastAsia="Tahoma" w:cs="Tahoma" w:ascii="Tahoma" w:hAnsi="Tahoma"/>
             <w:sz w:val="20"/>
             <w:szCs w:val="20"/>
@@ -5651,40 +4932,51 @@
       </w:r>
     </w:p>
     <w:sectPr>
-      <w:headerReference w:type="default" r:id="rId4"/>
+      <w:headerReference w:type="even" r:id="rId4"/>
+      <w:headerReference w:type="default" r:id="rId5"/>
+      <w:headerReference w:type="first" r:id="rId6"/>
       <w:type w:val="nextPage"/>
       <w:pgSz w:w="11906" w:h="16838"/>
-      <w:pgMar w:left="720" w:right="720" w:header="284" w:top="341" w:footer="0" w:bottom="720" w:gutter="0"/>
+      <w:pgMar w:left="720" w:right="720" w:gutter="0" w:header="284" w:top="341" w:footer="0" w:bottom="720"/>
       <w:pgNumType w:start="1" w:fmt="decimal"/>
       <w:formProt w:val="false"/>
       <w:textDirection w:val="lrTb"/>
-      <w:docGrid w:type="default" w:linePitch="240" w:charSpace="4294961151"/>
+      <w:docGrid w:type="default" w:linePitch="240" w:charSpace="0"/>
     </w:sectPr>
   </w:body>
 </w:document>
 </file>
 
 <file path=word/header1.xml><?xml version="1.0" encoding="utf-8"?>
-<w:hdr xmlns:o="urn:schemas-microsoft-com:office:office" xmlns:r="http://schemas.openxmlformats.org/officeDocument/2006/relationships" xmlns:v="urn:schemas-microsoft-com:vml" xmlns:w="http://schemas.openxmlformats.org/wordprocessingml/2006/main" xmlns:w10="urn:schemas-microsoft-com:office:word" xmlns:wp="http://schemas.openxmlformats.org/drawingml/2006/wordprocessingDrawing">
+<w:hdr xmlns:o="urn:schemas-microsoft-com:office:office" xmlns:r="http://schemas.openxmlformats.org/officeDocument/2006/relationships" xmlns:v="urn:schemas-microsoft-com:vml" xmlns:w="http://schemas.openxmlformats.org/wordprocessingml/2006/main" xmlns:w10="urn:schemas-microsoft-com:office:word" xmlns:wp="http://schemas.openxmlformats.org/drawingml/2006/wordprocessingDrawing" xmlns:wps="http://schemas.microsoft.com/office/word/2010/wordprocessingShape" xmlns:wpg="http://schemas.microsoft.com/office/word/2010/wordprocessingGroup" xmlns:mc="http://schemas.openxmlformats.org/markup-compatibility/2006" xmlns:wp14="http://schemas.microsoft.com/office/word/2010/wordprocessingDrawing" xmlns:w14="http://schemas.microsoft.com/office/word/2010/wordml" xmlns:w15="http://schemas.microsoft.com/office/word/2012/wordml" mc:Ignorable="w14 wp14 w15">
+  <w:p>
+    <w:pPr>
+      <w:pStyle w:val="Header"/>
+      <w:rPr/>
+    </w:pPr>
+    <w:r>
+      <w:rPr/>
+    </w:r>
+  </w:p>
+</w:hdr>
+</file>
+
+<file path=word/header2.xml><?xml version="1.0" encoding="utf-8"?>
+<w:hdr xmlns:o="urn:schemas-microsoft-com:office:office" xmlns:r="http://schemas.openxmlformats.org/officeDocument/2006/relationships" xmlns:v="urn:schemas-microsoft-com:vml" xmlns:w="http://schemas.openxmlformats.org/wordprocessingml/2006/main" xmlns:w10="urn:schemas-microsoft-com:office:word" xmlns:wp="http://schemas.openxmlformats.org/drawingml/2006/wordprocessingDrawing" xmlns:wps="http://schemas.microsoft.com/office/word/2010/wordprocessingShape" xmlns:wpg="http://schemas.microsoft.com/office/word/2010/wordprocessingGroup" xmlns:mc="http://schemas.openxmlformats.org/markup-compatibility/2006" xmlns:wp14="http://schemas.microsoft.com/office/word/2010/wordprocessingDrawing" xmlns:w14="http://schemas.microsoft.com/office/word/2010/wordml" xmlns:w15="http://schemas.microsoft.com/office/word/2012/wordml" mc:Ignorable="w14 wp14 w15">
   <w:p>
     <w:pPr>
       <w:pStyle w:val="Normal"/>
-      <w:keepNext/>
+      <w:keepNext w:val="true"/>
       <w:keepLines w:val="false"/>
       <w:widowControl w:val="false"/>
-      <w:pBdr>
-        <w:top w:val="nil"/>
-        <w:left w:val="nil"/>
-        <w:bottom w:val="nil"/>
-        <w:right w:val="nil"/>
-      </w:pBdr>
-      <w:shd w:fill="FFFFFF" w:val="clear"/>
+      <w:shd w:val="clear" w:fill="FFFFFF"/>
       <w:spacing w:lineRule="auto" w:line="276" w:before="0" w:after="0"/>
-      <w:ind w:left="0" w:right="0" w:hanging="0"/>
+      <w:ind w:hanging="0" w:left="0" w:right="0"/>
       <w:jc w:val="left"/>
       <w:rPr>
-        <w:rFonts w:eastAsia="Tahoma" w:cs="Tahoma" w:ascii="Tahoma" w:hAnsi="Tahoma"/>
+        <w:rFonts w:ascii="Tahoma" w:hAnsi="Tahoma" w:eastAsia="Tahoma" w:cs="Tahoma"/>
         <w:b/>
+        <w:i/>
         <w:i/>
         <w:sz w:val="22"/>
         <w:szCs w:val="22"/>
@@ -5700,18 +4992,57 @@
       </w:rPr>
     </w:r>
   </w:p>
+  <w:p>
+    <w:pPr>
+      <w:pStyle w:val="Header"/>
+      <w:rPr/>
+    </w:pPr>
+    <w:r>
+      <w:rPr/>
+    </w:r>
+  </w:p>
+  <w:p>
+    <w:pPr>
+      <w:pStyle w:val="Header"/>
+      <w:rPr/>
+    </w:pPr>
+    <w:r>
+      <w:rPr/>
+    </w:r>
+  </w:p>
+  <w:p>
+    <w:pPr>
+      <w:pStyle w:val="Header"/>
+      <w:rPr/>
+    </w:pPr>
+    <w:r>
+      <w:rPr/>
+    </w:r>
+  </w:p>
+  <w:p>
+    <w:pPr>
+      <w:pStyle w:val="Header"/>
+      <w:rPr/>
+    </w:pPr>
+    <w:r>
+      <w:rPr/>
+    </w:r>
+  </w:p>
+  <w:p>
+    <w:pPr>
+      <w:pStyle w:val="Header"/>
+      <w:rPr/>
+    </w:pPr>
+    <w:r>
+      <w:rPr/>
+    </w:r>
+  </w:p>
   <w:tbl>
     <w:tblPr>
+      <w:tblW w:w="10259" w:type="dxa"/>
       <w:jc w:val="center"/>
       <w:tblInd w:w="0" w:type="dxa"/>
-      <w:tblBorders>
-        <w:top w:val="single" w:sz="4" w:space="0" w:color="000001"/>
-        <w:left w:val="single" w:sz="4" w:space="0" w:color="000001"/>
-        <w:bottom w:val="single" w:sz="4" w:space="0" w:color="000001"/>
-        <w:insideH w:val="single" w:sz="4" w:space="0" w:color="000001"/>
-        <w:right w:val="single" w:sz="4" w:space="0" w:color="000001"/>
-        <w:insideV w:val="single" w:sz="4" w:space="0" w:color="000001"/>
-      </w:tblBorders>
+      <w:tblLayout w:type="fixed"/>
       <w:tblCellMar>
         <w:top w:w="0" w:type="dxa"/>
         <w:left w:w="88" w:type="dxa"/>
@@ -5720,8 +5051,8 @@
       </w:tblCellMar>
     </w:tblPr>
     <w:tblGrid>
-      <w:gridCol w:w="1181"/>
-      <w:gridCol w:w="7076"/>
+      <w:gridCol w:w="1176"/>
+      <w:gridCol w:w="7081"/>
       <w:gridCol w:w="2002"/>
     </w:tblGrid>
     <w:tr>
@@ -5731,19 +5062,14 @@
       </w:trPr>
       <w:tc>
         <w:tcPr>
-          <w:tcW w:w="1181" w:type="dxa"/>
+          <w:tcW w:w="1176" w:type="dxa"/>
           <w:tcBorders>
             <w:top w:val="single" w:sz="4" w:space="0" w:color="000001"/>
             <w:left w:val="single" w:sz="4" w:space="0" w:color="000001"/>
             <w:bottom w:val="single" w:sz="4" w:space="0" w:color="000001"/>
-            <w:insideH w:val="single" w:sz="4" w:space="0" w:color="000001"/>
             <w:right w:val="single" w:sz="4" w:space="0" w:color="000001"/>
-            <w:insideV w:val="single" w:sz="4" w:space="0" w:color="000001"/>
           </w:tcBorders>
           <w:shd w:fill="FFFFFF" w:val="clear"/>
-          <w:tcMar>
-            <w:left w:w="88" w:type="dxa"/>
-          </w:tcMar>
           <w:vAlign w:val="center"/>
         </w:tcPr>
         <w:p>
@@ -5751,8 +5077,8 @@
             <w:pStyle w:val="Normal"/>
             <w:rPr/>
           </w:pPr>
-          <w:bookmarkStart w:id="6" w:name="bookmark=id.cpyvmzqf65gg"/>
-          <w:bookmarkStart w:id="7" w:name="bookmark=id.n7p5lwhtmrag"/>
+          <w:bookmarkStart w:id="6" w:name="bookmark=id.n7p5lwhtmrag"/>
+          <w:bookmarkStart w:id="7" w:name="bookmark=id.cpyvmzqf65gg"/>
           <w:bookmarkEnd w:id="6"/>
           <w:bookmarkEnd w:id="7"/>
           <w:r>
@@ -5761,7 +5087,7 @@
               <wp:inline distT="0" distB="0" distL="0" distR="0">
                 <wp:extent cx="552450" cy="639445"/>
                 <wp:effectExtent l="0" t="0" r="0" b="0"/>
-                <wp:docPr id="0" name="Picture" descr="150x130"/>
+                <wp:docPr id="1" name="Picture" descr="150x130"/>
                 <wp:cNvGraphicFramePr>
                   <a:graphicFrameLocks xmlns:a="http://schemas.openxmlformats.org/drawingml/2006/main" noChangeAspect="1"/>
                 </wp:cNvGraphicFramePr>
@@ -5769,7 +5095,7 @@
                   <a:graphicData uri="http://schemas.openxmlformats.org/drawingml/2006/picture">
                     <pic:pic xmlns:pic="http://schemas.openxmlformats.org/drawingml/2006/picture">
                       <pic:nvPicPr>
-                        <pic:cNvPr id="0" name="Picture" descr="150x130"/>
+                        <pic:cNvPr id="1" name="Picture" descr="150x130"/>
                         <pic:cNvPicPr>
                           <a:picLocks noChangeAspect="1" noChangeArrowheads="1"/>
                         </pic:cNvPicPr>
@@ -5788,13 +5114,6 @@
                         <a:prstGeom prst="rect">
                           <a:avLst/>
                         </a:prstGeom>
-                        <a:noFill/>
-                        <a:ln w="9525">
-                          <a:noFill/>
-                          <a:miter lim="800000"/>
-                          <a:headEnd/>
-                          <a:tailEnd/>
-                        </a:ln>
                       </pic:spPr>
                     </pic:pic>
                   </a:graphicData>
@@ -5806,19 +5125,14 @@
       </w:tc>
       <w:tc>
         <w:tcPr>
-          <w:tcW w:w="7076" w:type="dxa"/>
+          <w:tcW w:w="7081" w:type="dxa"/>
           <w:tcBorders>
             <w:top w:val="single" w:sz="4" w:space="0" w:color="000001"/>
             <w:left w:val="single" w:sz="4" w:space="0" w:color="000001"/>
             <w:bottom w:val="single" w:sz="4" w:space="0" w:color="000001"/>
-            <w:insideH w:val="single" w:sz="4" w:space="0" w:color="000001"/>
             <w:right w:val="single" w:sz="4" w:space="0" w:color="000001"/>
-            <w:insideV w:val="single" w:sz="4" w:space="0" w:color="000001"/>
           </w:tcBorders>
           <w:shd w:fill="FFFFFF" w:val="clear"/>
-          <w:tcMar>
-            <w:left w:w="88" w:type="dxa"/>
-          </w:tcMar>
           <w:vAlign w:val="center"/>
         </w:tcPr>
         <w:p>
@@ -5826,7 +5140,7 @@
             <w:pStyle w:val="Normal"/>
             <w:jc w:val="center"/>
             <w:rPr>
-              <w:rFonts w:eastAsia="Tahoma" w:cs="Tahoma" w:ascii="Tahoma" w:hAnsi="Tahoma"/>
+              <w:rFonts w:ascii="Tahoma" w:hAnsi="Tahoma" w:eastAsia="Tahoma" w:cs="Tahoma"/>
               <w:b/>
             </w:rPr>
           </w:pPr>
@@ -5855,14 +5169,9 @@
             <w:top w:val="single" w:sz="4" w:space="0" w:color="000001"/>
             <w:left w:val="single" w:sz="4" w:space="0" w:color="000001"/>
             <w:bottom w:val="single" w:sz="4" w:space="0" w:color="000001"/>
-            <w:insideH w:val="single" w:sz="4" w:space="0" w:color="000001"/>
             <w:right w:val="single" w:sz="4" w:space="0" w:color="000001"/>
-            <w:insideV w:val="single" w:sz="4" w:space="0" w:color="000001"/>
           </w:tcBorders>
           <w:shd w:fill="FFFFFF" w:val="clear"/>
-          <w:tcMar>
-            <w:left w:w="88" w:type="dxa"/>
-          </w:tcMar>
           <w:vAlign w:val="center"/>
         </w:tcPr>
         <w:p>
@@ -5870,7 +5179,7 @@
             <w:pStyle w:val="Normal"/>
             <w:spacing w:lineRule="auto" w:line="300"/>
             <w:rPr>
-              <w:rFonts w:eastAsia="Tahoma" w:cs="Tahoma" w:ascii="Tahoma" w:hAnsi="Tahoma"/>
+              <w:rFonts w:ascii="Tahoma" w:hAnsi="Tahoma" w:eastAsia="Tahoma" w:cs="Tahoma"/>
               <w:b/>
               <w:sz w:val="20"/>
               <w:szCs w:val="20"/>
@@ -5883,7 +5192,7 @@
               <w:sz w:val="20"/>
               <w:szCs w:val="20"/>
             </w:rPr>
-            <w:t>CURS 2025/2026</w:t>
+            <w:t>CURS 2026/2027</w:t>
           </w:r>
         </w:p>
         <w:p>
@@ -5891,7 +5200,7 @@
             <w:pStyle w:val="Normal"/>
             <w:spacing w:lineRule="auto" w:line="300"/>
             <w:rPr>
-              <w:rFonts w:eastAsia="Tahoma" w:cs="Tahoma" w:ascii="Tahoma" w:hAnsi="Tahoma"/>
+              <w:rFonts w:ascii="Tahoma" w:hAnsi="Tahoma" w:eastAsia="Tahoma" w:cs="Tahoma"/>
               <w:sz w:val="20"/>
               <w:szCs w:val="20"/>
             </w:rPr>
@@ -5905,23 +5214,23 @@
             <w:t xml:space="preserve">Pàgina </w:t>
           </w:r>
           <w:r>
-            <w:rPr>
-              <w:rFonts w:eastAsia="Tahoma" w:cs="Tahoma" w:ascii="Tahoma" w:hAnsi="Tahoma"/>
-              <w:sz w:val="20"/>
-              <w:szCs w:val="20"/>
-            </w:rPr>
+            <w:rPr/>
             <w:fldChar w:fldCharType="begin"/>
           </w:r>
           <w:r>
-            <w:instrText> PAGE </w:instrText>
+            <w:rPr/>
+            <w:instrText xml:space="preserve"> PAGE </w:instrText>
           </w:r>
           <w:r>
+            <w:rPr/>
             <w:fldChar w:fldCharType="separate"/>
           </w:r>
           <w:r>
+            <w:rPr/>
             <w:t>4</w:t>
           </w:r>
           <w:r>
+            <w:rPr/>
             <w:fldChar w:fldCharType="end"/>
           </w:r>
           <w:r>
@@ -5933,23 +5242,23 @@
             <w:t xml:space="preserve"> de </w:t>
           </w:r>
           <w:r>
-            <w:rPr>
-              <w:rFonts w:eastAsia="Tahoma" w:cs="Tahoma" w:ascii="Tahoma" w:hAnsi="Tahoma"/>
-              <w:sz w:val="20"/>
-              <w:szCs w:val="20"/>
-            </w:rPr>
+            <w:rPr/>
             <w:fldChar w:fldCharType="begin"/>
           </w:r>
           <w:r>
-            <w:instrText> NUMPAGES </w:instrText>
+            <w:rPr/>
+            <w:instrText xml:space="preserve"> NUMPAGES </w:instrText>
           </w:r>
           <w:r>
+            <w:rPr/>
             <w:fldChar w:fldCharType="separate"/>
           </w:r>
           <w:r>
+            <w:rPr/>
             <w:t>4</w:t>
           </w:r>
           <w:r>
+            <w:rPr/>
             <w:fldChar w:fldCharType="end"/>
           </w:r>
         </w:p>
@@ -5959,26 +5268,383 @@
   <w:p>
     <w:pPr>
       <w:pStyle w:val="Normal"/>
-      <w:keepNext/>
+      <w:keepNext w:val="true"/>
       <w:keepLines w:val="false"/>
       <w:widowControl/>
-      <w:pBdr>
-        <w:top w:val="nil"/>
-        <w:left w:val="nil"/>
-        <w:bottom w:val="nil"/>
-        <w:right w:val="nil"/>
-      </w:pBdr>
-      <w:shd w:fill="FFFFFF" w:val="clear"/>
+      <w:shd w:val="clear" w:fill="FFFFFF"/>
       <w:tabs>
+        <w:tab w:val="clear" w:pos="720"/>
         <w:tab w:val="center" w:pos="4252" w:leader="none"/>
         <w:tab w:val="right" w:pos="8504" w:leader="none"/>
       </w:tabs>
       <w:spacing w:lineRule="auto" w:line="240" w:before="0" w:after="0"/>
-      <w:ind w:left="0" w:right="0" w:hanging="0"/>
+      <w:ind w:hanging="0" w:left="0" w:right="0"/>
       <w:jc w:val="left"/>
       <w:rPr>
         <w:rFonts w:eastAsia="Arial" w:cs="Arial"/>
         <w:b w:val="false"/>
+        <w:i w:val="false"/>
+        <w:i w:val="false"/>
+        <w:caps w:val="false"/>
+        <w:smallCaps w:val="false"/>
+        <w:strike w:val="false"/>
+        <w:dstrike w:val="false"/>
+        <w:color w:val="000000"/>
+        <w:position w:val="0"/>
+        <w:sz w:val="10"/>
+        <w:sz w:val="10"/>
+        <w:szCs w:val="10"/>
+        <w:u w:val="none"/>
+        <w:shd w:fill="FFFFFF" w:val="clear"/>
+        <w:vertAlign w:val="baseline"/>
+      </w:rPr>
+    </w:pPr>
+    <w:r>
+      <w:rPr>
+        <w:rFonts w:eastAsia="Arial" w:cs="Arial"/>
+        <w:b w:val="false"/>
+        <w:i w:val="false"/>
+        <w:caps w:val="false"/>
+        <w:smallCaps w:val="false"/>
+        <w:strike w:val="false"/>
+        <w:dstrike w:val="false"/>
+        <w:color w:val="000000"/>
+        <w:position w:val="0"/>
+        <w:sz w:val="10"/>
+        <w:sz w:val="10"/>
+        <w:szCs w:val="10"/>
+        <w:u w:val="none"/>
+        <w:shd w:fill="FFFFFF" w:val="clear"/>
+        <w:vertAlign w:val="baseline"/>
+      </w:rPr>
+    </w:r>
+  </w:p>
+</w:hdr>
+</file>
+
+<file path=word/header3.xml><?xml version="1.0" encoding="utf-8"?>
+<w:hdr xmlns:o="urn:schemas-microsoft-com:office:office" xmlns:r="http://schemas.openxmlformats.org/officeDocument/2006/relationships" xmlns:v="urn:schemas-microsoft-com:vml" xmlns:w="http://schemas.openxmlformats.org/wordprocessingml/2006/main" xmlns:w10="urn:schemas-microsoft-com:office:word" xmlns:wp="http://schemas.openxmlformats.org/drawingml/2006/wordprocessingDrawing" xmlns:wps="http://schemas.microsoft.com/office/word/2010/wordprocessingShape" xmlns:wpg="http://schemas.microsoft.com/office/word/2010/wordprocessingGroup" xmlns:mc="http://schemas.openxmlformats.org/markup-compatibility/2006" xmlns:wp14="http://schemas.microsoft.com/office/word/2010/wordprocessingDrawing" xmlns:w14="http://schemas.microsoft.com/office/word/2010/wordml" xmlns:w15="http://schemas.microsoft.com/office/word/2012/wordml" mc:Ignorable="w14 wp14 w15">
+  <w:p>
+    <w:pPr>
+      <w:pStyle w:val="Normal"/>
+      <w:keepNext w:val="true"/>
+      <w:keepLines w:val="false"/>
+      <w:widowControl w:val="false"/>
+      <w:shd w:val="clear" w:fill="FFFFFF"/>
+      <w:spacing w:lineRule="auto" w:line="276" w:before="0" w:after="0"/>
+      <w:ind w:hanging="0" w:left="0" w:right="0"/>
+      <w:jc w:val="left"/>
+      <w:rPr>
+        <w:rFonts w:ascii="Tahoma" w:hAnsi="Tahoma" w:eastAsia="Tahoma" w:cs="Tahoma"/>
+        <w:b/>
+        <w:i/>
+        <w:i/>
+        <w:sz w:val="22"/>
+        <w:szCs w:val="22"/>
+      </w:rPr>
+    </w:pPr>
+    <w:r>
+      <w:rPr>
+        <w:rFonts w:eastAsia="Tahoma" w:cs="Tahoma" w:ascii="Tahoma" w:hAnsi="Tahoma"/>
+        <w:b/>
+        <w:i/>
+        <w:sz w:val="22"/>
+        <w:szCs w:val="22"/>
+      </w:rPr>
+    </w:r>
+  </w:p>
+  <w:p>
+    <w:pPr>
+      <w:pStyle w:val="Header"/>
+      <w:rPr/>
+    </w:pPr>
+    <w:r>
+      <w:rPr/>
+    </w:r>
+  </w:p>
+  <w:p>
+    <w:pPr>
+      <w:pStyle w:val="Header"/>
+      <w:rPr/>
+    </w:pPr>
+    <w:r>
+      <w:rPr/>
+    </w:r>
+  </w:p>
+  <w:p>
+    <w:pPr>
+      <w:pStyle w:val="Header"/>
+      <w:rPr/>
+    </w:pPr>
+    <w:r>
+      <w:rPr/>
+    </w:r>
+  </w:p>
+  <w:p>
+    <w:pPr>
+      <w:pStyle w:val="Header"/>
+      <w:rPr/>
+    </w:pPr>
+    <w:r>
+      <w:rPr/>
+    </w:r>
+  </w:p>
+  <w:p>
+    <w:pPr>
+      <w:pStyle w:val="Header"/>
+      <w:rPr/>
+    </w:pPr>
+    <w:r>
+      <w:rPr/>
+    </w:r>
+  </w:p>
+  <w:tbl>
+    <w:tblPr>
+      <w:tblW w:w="10259" w:type="dxa"/>
+      <w:jc w:val="center"/>
+      <w:tblInd w:w="0" w:type="dxa"/>
+      <w:tblLayout w:type="fixed"/>
+      <w:tblCellMar>
+        <w:top w:w="0" w:type="dxa"/>
+        <w:left w:w="88" w:type="dxa"/>
+        <w:bottom w:w="0" w:type="dxa"/>
+        <w:right w:w="108" w:type="dxa"/>
+      </w:tblCellMar>
+    </w:tblPr>
+    <w:tblGrid>
+      <w:gridCol w:w="1176"/>
+      <w:gridCol w:w="7081"/>
+      <w:gridCol w:w="2002"/>
+    </w:tblGrid>
+    <w:tr>
+      <w:trPr>
+        <w:trHeight w:val="1119" w:hRule="atLeast"/>
+        <w:cantSplit w:val="true"/>
+      </w:trPr>
+      <w:tc>
+        <w:tcPr>
+          <w:tcW w:w="1176" w:type="dxa"/>
+          <w:tcBorders>
+            <w:top w:val="single" w:sz="4" w:space="0" w:color="000001"/>
+            <w:left w:val="single" w:sz="4" w:space="0" w:color="000001"/>
+            <w:bottom w:val="single" w:sz="4" w:space="0" w:color="000001"/>
+            <w:right w:val="single" w:sz="4" w:space="0" w:color="000001"/>
+          </w:tcBorders>
+          <w:shd w:fill="FFFFFF" w:val="clear"/>
+          <w:vAlign w:val="center"/>
+        </w:tcPr>
+        <w:p>
+          <w:pPr>
+            <w:pStyle w:val="Normal"/>
+            <w:rPr/>
+          </w:pPr>
+          <w:bookmarkStart w:id="8" w:name="bookmark=id.n7p5lwhtmrag"/>
+          <w:bookmarkStart w:id="9" w:name="bookmark=id.cpyvmzqf65gg"/>
+          <w:bookmarkEnd w:id="8"/>
+          <w:bookmarkEnd w:id="9"/>
+          <w:r>
+            <w:rPr/>
+            <w:drawing>
+              <wp:inline distT="0" distB="0" distL="0" distR="0">
+                <wp:extent cx="552450" cy="639445"/>
+                <wp:effectExtent l="0" t="0" r="0" b="0"/>
+                <wp:docPr id="2" name="Picture" descr="150x130"/>
+                <wp:cNvGraphicFramePr>
+                  <a:graphicFrameLocks xmlns:a="http://schemas.openxmlformats.org/drawingml/2006/main" noChangeAspect="1"/>
+                </wp:cNvGraphicFramePr>
+                <a:graphic xmlns:a="http://schemas.openxmlformats.org/drawingml/2006/main">
+                  <a:graphicData uri="http://schemas.openxmlformats.org/drawingml/2006/picture">
+                    <pic:pic xmlns:pic="http://schemas.openxmlformats.org/drawingml/2006/picture">
+                      <pic:nvPicPr>
+                        <pic:cNvPr id="2" name="Picture" descr="150x130"/>
+                        <pic:cNvPicPr>
+                          <a:picLocks noChangeAspect="1" noChangeArrowheads="1"/>
+                        </pic:cNvPicPr>
+                      </pic:nvPicPr>
+                      <pic:blipFill>
+                        <a:blip r:embed="rId1"/>
+                        <a:stretch>
+                          <a:fillRect/>
+                        </a:stretch>
+                      </pic:blipFill>
+                      <pic:spPr bwMode="auto">
+                        <a:xfrm>
+                          <a:off x="0" y="0"/>
+                          <a:ext cx="552450" cy="639445"/>
+                        </a:xfrm>
+                        <a:prstGeom prst="rect">
+                          <a:avLst/>
+                        </a:prstGeom>
+                      </pic:spPr>
+                    </pic:pic>
+                  </a:graphicData>
+                </a:graphic>
+              </wp:inline>
+            </w:drawing>
+          </w:r>
+        </w:p>
+      </w:tc>
+      <w:tc>
+        <w:tcPr>
+          <w:tcW w:w="7081" w:type="dxa"/>
+          <w:tcBorders>
+            <w:top w:val="single" w:sz="4" w:space="0" w:color="000001"/>
+            <w:left w:val="single" w:sz="4" w:space="0" w:color="000001"/>
+            <w:bottom w:val="single" w:sz="4" w:space="0" w:color="000001"/>
+            <w:right w:val="single" w:sz="4" w:space="0" w:color="000001"/>
+          </w:tcBorders>
+          <w:shd w:fill="FFFFFF" w:val="clear"/>
+          <w:vAlign w:val="center"/>
+        </w:tcPr>
+        <w:p>
+          <w:pPr>
+            <w:pStyle w:val="Normal"/>
+            <w:jc w:val="center"/>
+            <w:rPr>
+              <w:rFonts w:ascii="Tahoma" w:hAnsi="Tahoma" w:eastAsia="Tahoma" w:cs="Tahoma"/>
+              <w:b/>
+            </w:rPr>
+          </w:pPr>
+          <w:r>
+            <w:rPr>
+              <w:rFonts w:eastAsia="Tahoma" w:cs="Tahoma" w:ascii="Tahoma" w:hAnsi="Tahoma"/>
+              <w:b/>
+              <w:sz w:val="28"/>
+              <w:szCs w:val="28"/>
+            </w:rPr>
+            <w:t xml:space="preserve"> </w:t>
+          </w:r>
+          <w:r>
+            <w:rPr>
+              <w:rFonts w:eastAsia="Tahoma" w:cs="Tahoma" w:ascii="Tahoma" w:hAnsi="Tahoma"/>
+              <w:b/>
+            </w:rPr>
+            <w:t>PRESENTACIÓ DEL MÒDUL</w:t>
+          </w:r>
+        </w:p>
+      </w:tc>
+      <w:tc>
+        <w:tcPr>
+          <w:tcW w:w="2002" w:type="dxa"/>
+          <w:tcBorders>
+            <w:top w:val="single" w:sz="4" w:space="0" w:color="000001"/>
+            <w:left w:val="single" w:sz="4" w:space="0" w:color="000001"/>
+            <w:bottom w:val="single" w:sz="4" w:space="0" w:color="000001"/>
+            <w:right w:val="single" w:sz="4" w:space="0" w:color="000001"/>
+          </w:tcBorders>
+          <w:shd w:fill="FFFFFF" w:val="clear"/>
+          <w:vAlign w:val="center"/>
+        </w:tcPr>
+        <w:p>
+          <w:pPr>
+            <w:pStyle w:val="Normal"/>
+            <w:spacing w:lineRule="auto" w:line="300"/>
+            <w:rPr>
+              <w:rFonts w:ascii="Tahoma" w:hAnsi="Tahoma" w:eastAsia="Tahoma" w:cs="Tahoma"/>
+              <w:b/>
+              <w:sz w:val="20"/>
+              <w:szCs w:val="20"/>
+            </w:rPr>
+          </w:pPr>
+          <w:r>
+            <w:rPr>
+              <w:rFonts w:eastAsia="Tahoma" w:cs="Tahoma" w:ascii="Tahoma" w:hAnsi="Tahoma"/>
+              <w:b/>
+              <w:sz w:val="20"/>
+              <w:szCs w:val="20"/>
+            </w:rPr>
+            <w:t>CURS 2026/2027</w:t>
+          </w:r>
+        </w:p>
+        <w:p>
+          <w:pPr>
+            <w:pStyle w:val="Normal"/>
+            <w:spacing w:lineRule="auto" w:line="300"/>
+            <w:rPr>
+              <w:rFonts w:ascii="Tahoma" w:hAnsi="Tahoma" w:eastAsia="Tahoma" w:cs="Tahoma"/>
+              <w:sz w:val="20"/>
+              <w:szCs w:val="20"/>
+            </w:rPr>
+          </w:pPr>
+          <w:r>
+            <w:rPr>
+              <w:rFonts w:eastAsia="Tahoma" w:cs="Tahoma" w:ascii="Tahoma" w:hAnsi="Tahoma"/>
+              <w:sz w:val="20"/>
+              <w:szCs w:val="20"/>
+            </w:rPr>
+            <w:t xml:space="preserve">Pàgina </w:t>
+          </w:r>
+          <w:r>
+            <w:rPr/>
+            <w:fldChar w:fldCharType="begin"/>
+          </w:r>
+          <w:r>
+            <w:rPr/>
+            <w:instrText xml:space="preserve"> PAGE </w:instrText>
+          </w:r>
+          <w:r>
+            <w:rPr/>
+            <w:fldChar w:fldCharType="separate"/>
+          </w:r>
+          <w:r>
+            <w:rPr/>
+            <w:t>4</w:t>
+          </w:r>
+          <w:r>
+            <w:rPr/>
+            <w:fldChar w:fldCharType="end"/>
+          </w:r>
+          <w:r>
+            <w:rPr>
+              <w:rFonts w:eastAsia="Tahoma" w:cs="Tahoma" w:ascii="Tahoma" w:hAnsi="Tahoma"/>
+              <w:sz w:val="20"/>
+              <w:szCs w:val="20"/>
+            </w:rPr>
+            <w:t xml:space="preserve"> de </w:t>
+          </w:r>
+          <w:r>
+            <w:rPr/>
+            <w:fldChar w:fldCharType="begin"/>
+          </w:r>
+          <w:r>
+            <w:rPr/>
+            <w:instrText xml:space="preserve"> NUMPAGES </w:instrText>
+          </w:r>
+          <w:r>
+            <w:rPr/>
+            <w:fldChar w:fldCharType="separate"/>
+          </w:r>
+          <w:r>
+            <w:rPr/>
+            <w:t>4</w:t>
+          </w:r>
+          <w:r>
+            <w:rPr/>
+            <w:fldChar w:fldCharType="end"/>
+          </w:r>
+        </w:p>
+      </w:tc>
+    </w:tr>
+  </w:tbl>
+  <w:p>
+    <w:pPr>
+      <w:pStyle w:val="Normal"/>
+      <w:keepNext w:val="true"/>
+      <w:keepLines w:val="false"/>
+      <w:widowControl/>
+      <w:shd w:val="clear" w:fill="FFFFFF"/>
+      <w:tabs>
+        <w:tab w:val="clear" w:pos="720"/>
+        <w:tab w:val="center" w:pos="4252" w:leader="none"/>
+        <w:tab w:val="right" w:pos="8504" w:leader="none"/>
+      </w:tabs>
+      <w:spacing w:lineRule="auto" w:line="240" w:before="0" w:after="0"/>
+      <w:ind w:hanging="0" w:left="0" w:right="0"/>
+      <w:jc w:val="left"/>
+      <w:rPr>
+        <w:rFonts w:eastAsia="Arial" w:cs="Arial"/>
+        <w:b w:val="false"/>
+        <w:i w:val="false"/>
         <w:i w:val="false"/>
         <w:caps w:val="false"/>
         <w:smallCaps w:val="false"/>
@@ -6018,7 +5684,7 @@
 </file>
 
 <file path=word/numbering.xml><?xml version="1.0" encoding="utf-8"?>
-<w:numbering xmlns:w="http://schemas.openxmlformats.org/wordprocessingml/2006/main" xmlns:o="urn:schemas-microsoft-com:office:office" xmlns:r="http://schemas.openxmlformats.org/officeDocument/2006/relationships" xmlns:v="urn:schemas-microsoft-com:vml">
+<w:numbering xmlns:w="http://schemas.openxmlformats.org/wordprocessingml/2006/main" xmlns:o="urn:schemas-microsoft-com:office:office" xmlns:r="http://schemas.openxmlformats.org/officeDocument/2006/relationships" xmlns:v="urn:schemas-microsoft-com:vml" xmlns:mc="http://schemas.openxmlformats.org/markup-compatibility/2006" xmlns:w14="http://schemas.microsoft.com/office/word/2010/wordml" mc:Ignorable="w14">
   <w:abstractNum w:abstractNumId="1">
     <w:lvl w:ilvl="0">
       <w:start w:val="1"/>
@@ -6026,6 +5692,9 @@
       <w:lvlText w:val="%1."/>
       <w:lvlJc w:val="left"/>
       <w:pPr>
+        <w:tabs>
+          <w:tab w:val="num" w:pos="0"/>
+        </w:tabs>
         <w:ind w:left="720" w:hanging="360"/>
       </w:pPr>
       <w:rPr>
@@ -6038,8 +5707,12 @@
       <w:lvlText w:val="%2."/>
       <w:lvlJc w:val="left"/>
       <w:pPr>
+        <w:tabs>
+          <w:tab w:val="num" w:pos="0"/>
+        </w:tabs>
         <w:ind w:left="1440" w:hanging="360"/>
       </w:pPr>
+      <w:rPr/>
     </w:lvl>
     <w:lvl w:ilvl="2">
       <w:start w:val="1"/>
@@ -6047,8 +5720,12 @@
       <w:lvlText w:val="%3."/>
       <w:lvlJc w:val="right"/>
       <w:pPr>
+        <w:tabs>
+          <w:tab w:val="num" w:pos="0"/>
+        </w:tabs>
         <w:ind w:left="2160" w:hanging="180"/>
       </w:pPr>
+      <w:rPr/>
     </w:lvl>
     <w:lvl w:ilvl="3">
       <w:start w:val="1"/>
@@ -6056,8 +5733,12 @@
       <w:lvlText w:val="%4."/>
       <w:lvlJc w:val="left"/>
       <w:pPr>
+        <w:tabs>
+          <w:tab w:val="num" w:pos="0"/>
+        </w:tabs>
         <w:ind w:left="2880" w:hanging="360"/>
       </w:pPr>
+      <w:rPr/>
     </w:lvl>
     <w:lvl w:ilvl="4">
       <w:start w:val="1"/>
@@ -6065,8 +5746,12 @@
       <w:lvlText w:val="%5."/>
       <w:lvlJc w:val="left"/>
       <w:pPr>
+        <w:tabs>
+          <w:tab w:val="num" w:pos="0"/>
+        </w:tabs>
         <w:ind w:left="3600" w:hanging="360"/>
       </w:pPr>
+      <w:rPr/>
     </w:lvl>
     <w:lvl w:ilvl="5">
       <w:start w:val="1"/>
@@ -6074,8 +5759,12 @@
       <w:lvlText w:val="%6."/>
       <w:lvlJc w:val="right"/>
       <w:pPr>
+        <w:tabs>
+          <w:tab w:val="num" w:pos="0"/>
+        </w:tabs>
         <w:ind w:left="4320" w:hanging="180"/>
       </w:pPr>
+      <w:rPr/>
     </w:lvl>
     <w:lvl w:ilvl="6">
       <w:start w:val="1"/>
@@ -6083,8 +5772,12 @@
       <w:lvlText w:val="%7."/>
       <w:lvlJc w:val="left"/>
       <w:pPr>
+        <w:tabs>
+          <w:tab w:val="num" w:pos="0"/>
+        </w:tabs>
         <w:ind w:left="5040" w:hanging="360"/>
       </w:pPr>
+      <w:rPr/>
     </w:lvl>
     <w:lvl w:ilvl="7">
       <w:start w:val="1"/>
@@ -6092,8 +5785,12 @@
       <w:lvlText w:val="%8."/>
       <w:lvlJc w:val="left"/>
       <w:pPr>
+        <w:tabs>
+          <w:tab w:val="num" w:pos="0"/>
+        </w:tabs>
         <w:ind w:left="5760" w:hanging="360"/>
       </w:pPr>
+      <w:rPr/>
     </w:lvl>
     <w:lvl w:ilvl="8">
       <w:start w:val="1"/>
@@ -6101,8 +5798,12 @@
       <w:lvlText w:val="%9."/>
       <w:lvlJc w:val="right"/>
       <w:pPr>
+        <w:tabs>
+          <w:tab w:val="num" w:pos="0"/>
+        </w:tabs>
         <w:ind w:left="6480" w:hanging="180"/>
       </w:pPr>
+      <w:rPr/>
     </w:lvl>
   </w:abstractNum>
   <w:abstractNum w:abstractNumId="2">
@@ -6114,9 +5815,9 @@
       <w:lvlJc w:val="left"/>
       <w:pPr>
         <w:tabs>
-          <w:tab w:val="num" w:pos="432"/>
+          <w:tab w:val="num" w:pos="0"/>
         </w:tabs>
-        <w:ind w:left="432" w:hanging="432"/>
+        <w:ind w:left="0" w:hanging="0"/>
       </w:pPr>
     </w:lvl>
     <w:lvl w:ilvl="1">
@@ -6127,9 +5828,9 @@
       <w:lvlJc w:val="left"/>
       <w:pPr>
         <w:tabs>
-          <w:tab w:val="num" w:pos="576"/>
+          <w:tab w:val="num" w:pos="0"/>
         </w:tabs>
-        <w:ind w:left="576" w:hanging="576"/>
+        <w:ind w:left="0" w:hanging="0"/>
       </w:pPr>
     </w:lvl>
     <w:lvl w:ilvl="2">
@@ -6140,9 +5841,9 @@
       <w:lvlJc w:val="left"/>
       <w:pPr>
         <w:tabs>
-          <w:tab w:val="num" w:pos="720"/>
+          <w:tab w:val="num" w:pos="0"/>
         </w:tabs>
-        <w:ind w:left="720" w:hanging="720"/>
+        <w:ind w:left="0" w:hanging="0"/>
       </w:pPr>
     </w:lvl>
     <w:lvl w:ilvl="3">
@@ -6153,9 +5854,9 @@
       <w:lvlJc w:val="left"/>
       <w:pPr>
         <w:tabs>
-          <w:tab w:val="num" w:pos="864"/>
+          <w:tab w:val="num" w:pos="0"/>
         </w:tabs>
-        <w:ind w:left="864" w:hanging="864"/>
+        <w:ind w:left="0" w:hanging="0"/>
       </w:pPr>
     </w:lvl>
     <w:lvl w:ilvl="4">
@@ -6166,9 +5867,9 @@
       <w:lvlJc w:val="left"/>
       <w:pPr>
         <w:tabs>
-          <w:tab w:val="num" w:pos="1008"/>
+          <w:tab w:val="num" w:pos="0"/>
         </w:tabs>
-        <w:ind w:left="1008" w:hanging="1008"/>
+        <w:ind w:left="0" w:hanging="0"/>
       </w:pPr>
     </w:lvl>
     <w:lvl w:ilvl="5">
@@ -6179,9 +5880,9 @@
       <w:lvlJc w:val="left"/>
       <w:pPr>
         <w:tabs>
-          <w:tab w:val="num" w:pos="1152"/>
+          <w:tab w:val="num" w:pos="0"/>
         </w:tabs>
-        <w:ind w:left="1152" w:hanging="1152"/>
+        <w:ind w:left="0" w:hanging="0"/>
       </w:pPr>
     </w:lvl>
     <w:lvl w:ilvl="6">
@@ -6192,9 +5893,9 @@
       <w:lvlJc w:val="left"/>
       <w:pPr>
         <w:tabs>
-          <w:tab w:val="num" w:pos="1296"/>
+          <w:tab w:val="num" w:pos="0"/>
         </w:tabs>
-        <w:ind w:left="1296" w:hanging="1296"/>
+        <w:ind w:left="0" w:hanging="0"/>
       </w:pPr>
     </w:lvl>
     <w:lvl w:ilvl="7">
@@ -6205,9 +5906,9 @@
       <w:lvlJc w:val="left"/>
       <w:pPr>
         <w:tabs>
-          <w:tab w:val="num" w:pos="1440"/>
+          <w:tab w:val="num" w:pos="0"/>
         </w:tabs>
-        <w:ind w:left="1440" w:hanging="1440"/>
+        <w:ind w:left="0" w:hanging="0"/>
       </w:pPr>
     </w:lvl>
     <w:lvl w:ilvl="8">
@@ -6218,9 +5919,9 @@
       <w:lvlJc w:val="left"/>
       <w:pPr>
         <w:tabs>
-          <w:tab w:val="num" w:pos="1584"/>
+          <w:tab w:val="num" w:pos="0"/>
         </w:tabs>
-        <w:ind w:left="1584" w:hanging="1584"/>
+        <w:ind w:left="0" w:hanging="0"/>
       </w:pPr>
     </w:lvl>
   </w:abstractNum>
@@ -6234,42 +5935,48 @@
 </file>
 
 <file path=word/styles.xml><?xml version="1.0" encoding="utf-8"?>
-<w:styles xmlns:w="http://schemas.openxmlformats.org/wordprocessingml/2006/main">
+<w:styles xmlns:w="http://schemas.openxmlformats.org/wordprocessingml/2006/main" xmlns:w14="http://schemas.microsoft.com/office/word/2010/wordml" xmlns:mc="http://schemas.openxmlformats.org/markup-compatibility/2006" mc:Ignorable="w14">
   <w:docDefaults>
     <w:rPrDefault>
       <w:rPr>
         <w:rFonts w:ascii="Arial" w:hAnsi="Arial" w:eastAsia="Arial" w:cs="Arial"/>
         <w:sz w:val="24"/>
         <w:szCs w:val="24"/>
-        <w:lang w:val="es" w:eastAsia="zh-CN" w:bidi="hi-IN"/>
+        <w:lang w:val="es-ES" w:eastAsia="zh-CN" w:bidi="hi-IN"/>
       </w:rPr>
     </w:rPrDefault>
     <w:pPrDefault>
-      <w:pPr/>
+      <w:pPr>
+        <w:suppressAutoHyphens w:val="true"/>
+      </w:pPr>
     </w:pPrDefault>
   </w:docDefaults>
   <w:style w:type="paragraph" w:styleId="Normal">
     <w:name w:val="Normal"/>
+    <w:qFormat/>
     <w:pPr>
       <w:widowControl w:val="false"/>
       <w:suppressAutoHyphens w:val="true"/>
       <w:bidi w:val="0"/>
+      <w:spacing w:before="0" w:after="0"/>
       <w:jc w:val="left"/>
     </w:pPr>
     <w:rPr>
       <w:rFonts w:ascii="Arial" w:hAnsi="Arial" w:eastAsia="Arial" w:cs="Arial"/>
       <w:color w:val="00000A"/>
+      <w:kern w:val="0"/>
       <w:sz w:val="24"/>
       <w:szCs w:val="24"/>
-      <w:lang w:val="es" w:eastAsia="zh-CN" w:bidi="hi-IN"/>
+      <w:lang w:val="es-ES" w:eastAsia="zh-CN" w:bidi="hi-IN"/>
     </w:rPr>
   </w:style>
   <w:style w:type="paragraph" w:styleId="Heading1">
     <w:name w:val="Heading 1"/>
     <w:basedOn w:val="Heading"/>
     <w:next w:val="Normal"/>
+    <w:qFormat/>
     <w:pPr>
-      <w:keepNext/>
+      <w:keepNext w:val="true"/>
       <w:keepLines/>
       <w:widowControl w:val="false"/>
       <w:suppressAutoHyphens w:val="true"/>
@@ -6283,15 +5990,16 @@
       <w:color w:val="00000A"/>
       <w:sz w:val="48"/>
       <w:szCs w:val="48"/>
-      <w:lang w:val="es" w:eastAsia="zh-CN" w:bidi="hi-IN"/>
+      <w:lang w:val="es-ES" w:eastAsia="zh-CN" w:bidi="hi-IN"/>
     </w:rPr>
   </w:style>
   <w:style w:type="paragraph" w:styleId="Heading2">
     <w:name w:val="Heading 2"/>
     <w:basedOn w:val="Heading"/>
     <w:next w:val="Normal"/>
+    <w:qFormat/>
     <w:pPr>
-      <w:keepNext/>
+      <w:keepNext w:val="true"/>
       <w:keepLines/>
       <w:widowControl w:val="false"/>
       <w:suppressAutoHyphens w:val="true"/>
@@ -6305,15 +6013,16 @@
       <w:color w:val="00000A"/>
       <w:sz w:val="36"/>
       <w:szCs w:val="36"/>
-      <w:lang w:val="es" w:eastAsia="zh-CN" w:bidi="hi-IN"/>
+      <w:lang w:val="es-ES" w:eastAsia="zh-CN" w:bidi="hi-IN"/>
     </w:rPr>
   </w:style>
   <w:style w:type="paragraph" w:styleId="Heading3">
     <w:name w:val="Heading 3"/>
     <w:basedOn w:val="Heading"/>
     <w:next w:val="Normal"/>
+    <w:qFormat/>
     <w:pPr>
-      <w:keepNext/>
+      <w:keepNext w:val="true"/>
       <w:keepLines/>
       <w:widowControl w:val="false"/>
       <w:suppressAutoHyphens w:val="true"/>
@@ -6327,15 +6036,16 @@
       <w:color w:val="00000A"/>
       <w:sz w:val="28"/>
       <w:szCs w:val="28"/>
-      <w:lang w:val="es" w:eastAsia="zh-CN" w:bidi="hi-IN"/>
+      <w:lang w:val="es-ES" w:eastAsia="zh-CN" w:bidi="hi-IN"/>
     </w:rPr>
   </w:style>
   <w:style w:type="paragraph" w:styleId="Heading4">
     <w:name w:val="Heading 4"/>
     <w:basedOn w:val="Heading"/>
     <w:next w:val="Normal"/>
+    <w:qFormat/>
     <w:pPr>
-      <w:keepNext/>
+      <w:keepNext w:val="true"/>
       <w:keepLines/>
       <w:widowControl w:val="false"/>
       <w:suppressAutoHyphens w:val="true"/>
@@ -6349,15 +6059,16 @@
       <w:color w:val="00000A"/>
       <w:sz w:val="24"/>
       <w:szCs w:val="24"/>
-      <w:lang w:val="es" w:eastAsia="zh-CN" w:bidi="hi-IN"/>
+      <w:lang w:val="es-ES" w:eastAsia="zh-CN" w:bidi="hi-IN"/>
     </w:rPr>
   </w:style>
   <w:style w:type="paragraph" w:styleId="Heading5">
     <w:name w:val="Heading 5"/>
     <w:basedOn w:val="Heading"/>
     <w:next w:val="Normal"/>
+    <w:qFormat/>
     <w:pPr>
-      <w:keepNext/>
+      <w:keepNext w:val="true"/>
       <w:keepLines/>
       <w:widowControl w:val="false"/>
       <w:suppressAutoHyphens w:val="true"/>
@@ -6371,15 +6082,16 @@
       <w:color w:val="00000A"/>
       <w:sz w:val="22"/>
       <w:szCs w:val="22"/>
-      <w:lang w:val="es" w:eastAsia="zh-CN" w:bidi="hi-IN"/>
+      <w:lang w:val="es-ES" w:eastAsia="zh-CN" w:bidi="hi-IN"/>
     </w:rPr>
   </w:style>
   <w:style w:type="paragraph" w:styleId="Heading6">
     <w:name w:val="Heading 6"/>
     <w:basedOn w:val="Heading"/>
     <w:next w:val="Normal"/>
+    <w:qFormat/>
     <w:pPr>
-      <w:keepNext/>
+      <w:keepNext w:val="true"/>
       <w:keepLines/>
       <w:widowControl w:val="false"/>
       <w:suppressAutoHyphens w:val="true"/>
@@ -6393,7 +6105,7 @@
       <w:color w:val="00000A"/>
       <w:sz w:val="20"/>
       <w:szCs w:val="20"/>
-      <w:lang w:val="es" w:eastAsia="zh-CN" w:bidi="hi-IN"/>
+      <w:lang w:val="es-ES" w:eastAsia="zh-CN" w:bidi="hi-IN"/>
     </w:rPr>
   </w:style>
   <w:style w:type="character" w:styleId="DefaultParagraphFont" w:default="1">
@@ -6401,19 +6113,20 @@
     <w:uiPriority w:val="1"/>
     <w:semiHidden/>
     <w:unhideWhenUsed/>
+    <w:qFormat/>
     <w:rPr/>
   </w:style>
-  <w:style w:type="character" w:styleId="Pagenumber">
-    <w:name w:val="page number"/>
+  <w:style w:type="character" w:styleId="PageNumber">
+    <w:name w:val="Page Number"/>
+    <w:basedOn w:val="DefaultParagraphFont"/>
     <w:rsid w:val="0003552e"/>
-    <w:basedOn w:val="DefaultParagraphFont"/>
     <w:rPr/>
   </w:style>
   <w:style w:type="character" w:styleId="TextodegloboCar" w:customStyle="1">
     <w:name w:val="Texto de globo Car"/>
-    <w:link w:val="Textodeglobo"/>
+    <w:basedOn w:val="DefaultParagraphFont"/>
+    <w:qFormat/>
     <w:rsid w:val="00e14976"/>
-    <w:basedOn w:val="DefaultParagraphFont"/>
     <w:rPr>
       <w:rFonts w:ascii="Tahoma" w:hAnsi="Tahoma" w:cs="Tahoma"/>
       <w:sz w:val="16"/>
@@ -6422,9 +6135,10 @@
   </w:style>
   <w:style w:type="character" w:styleId="TablaCar" w:customStyle="1">
     <w:name w:val="Tabla Car"/>
+    <w:basedOn w:val="DefaultParagraphFont"/>
     <w:link w:val="Tabla"/>
+    <w:qFormat/>
     <w:rsid w:val="006f4a70"/>
-    <w:basedOn w:val="DefaultParagraphFont"/>
     <w:rPr>
       <w:rFonts w:cs=""/>
       <w:bCs/>
@@ -6432,69 +6146,21 @@
       <w:lang w:val="ca-ES" w:eastAsia="en-US"/>
     </w:rPr>
   </w:style>
-  <w:style w:type="character" w:styleId="ListLabel1">
-    <w:name w:val="ListLabel 1"/>
-    <w:rPr>
-      <w:b/>
-    </w:rPr>
-  </w:style>
-  <w:style w:type="character" w:styleId="ListLabel2">
-    <w:name w:val="ListLabel 2"/>
-    <w:rPr>
-      <w:b w:val="false"/>
-      <w:color w:val="000000"/>
-    </w:rPr>
-  </w:style>
-  <w:style w:type="character" w:styleId="ListLabel3">
-    <w:name w:val="ListLabel 3"/>
-    <w:rPr>
-      <w:rFonts w:eastAsia="Noto Sans Symbols" w:cs="Noto Sans Symbols"/>
-    </w:rPr>
-  </w:style>
-  <w:style w:type="character" w:styleId="ListLabel4">
-    <w:name w:val="ListLabel 4"/>
-    <w:rPr>
-      <w:rFonts w:eastAsia="Courier New" w:cs="Courier New"/>
-    </w:rPr>
-  </w:style>
-  <w:style w:type="character" w:styleId="InternetLink">
-    <w:name w:val="Internet Link"/>
+  <w:style w:type="character" w:styleId="Hyperlink">
+    <w:name w:val="Hyperlink"/>
     <w:rPr>
       <w:color w:val="000080"/>
       <w:u w:val="single"/>
       <w:lang w:val="zxx" w:eastAsia="zxx" w:bidi="zxx"/>
     </w:rPr>
   </w:style>
-  <w:style w:type="character" w:styleId="ListLabel5">
-    <w:name w:val="ListLabel 5"/>
-    <w:rPr>
-      <w:b/>
-    </w:rPr>
-  </w:style>
-  <w:style w:type="character" w:styleId="ListLabel6">
-    <w:name w:val="ListLabel 6"/>
-    <w:rPr>
-      <w:b/>
-    </w:rPr>
-  </w:style>
-  <w:style w:type="character" w:styleId="ListLabel7">
-    <w:name w:val="ListLabel 7"/>
-    <w:rPr>
-      <w:b/>
-    </w:rPr>
-  </w:style>
-  <w:style w:type="character" w:styleId="ListLabel8">
-    <w:name w:val="ListLabel 8"/>
-    <w:rPr>
-      <w:b/>
-    </w:rPr>
-  </w:style>
   <w:style w:type="paragraph" w:styleId="Heading">
     <w:name w:val="Heading"/>
     <w:basedOn w:val="Normal"/>
     <w:next w:val="TextBody"/>
+    <w:qFormat/>
     <w:pPr>
-      <w:keepNext/>
+      <w:keepNext w:val="true"/>
       <w:spacing w:before="240" w:after="120"/>
     </w:pPr>
     <w:rPr>
@@ -6503,11 +6169,11 @@
       <w:szCs w:val="28"/>
     </w:rPr>
   </w:style>
-  <w:style w:type="paragraph" w:styleId="TextBody">
-    <w:name w:val="Text Body"/>
+  <w:style w:type="paragraph" w:styleId="BodyText">
+    <w:name w:val="Body Text"/>
     <w:basedOn w:val="Normal"/>
     <w:pPr>
-      <w:spacing w:lineRule="auto" w:line="288" w:before="0" w:after="140"/>
+      <w:spacing w:lineRule="auto" w:line="276" w:before="0" w:after="140"/>
     </w:pPr>
     <w:rPr/>
   </w:style>
@@ -6522,6 +6188,7 @@
   <w:style w:type="paragraph" w:styleId="Caption">
     <w:name w:val="Caption"/>
     <w:basedOn w:val="Normal"/>
+    <w:qFormat/>
     <w:pPr>
       <w:suppressLineNumbers/>
       <w:spacing w:before="120" w:after="120"/>
@@ -6537,6 +6204,7 @@
   <w:style w:type="paragraph" w:styleId="Index">
     <w:name w:val="Index"/>
     <w:basedOn w:val="Normal"/>
+    <w:qFormat/>
     <w:pPr>
       <w:suppressLineNumbers/>
     </w:pPr>
@@ -6544,28 +6212,41 @@
       <w:rFonts w:cs="FreeSans"/>
     </w:rPr>
   </w:style>
-  <w:style w:type="paragraph" w:styleId="LOnormal" w:default="1">
+  <w:style w:type="paragraph" w:styleId="TextBody">
+    <w:name w:val="Text Body"/>
+    <w:basedOn w:val="Normal"/>
+    <w:qFormat/>
+    <w:pPr>
+      <w:spacing w:lineRule="auto" w:line="288" w:before="0" w:after="140"/>
+    </w:pPr>
+    <w:rPr/>
+  </w:style>
+  <w:style w:type="paragraph" w:styleId="LO-normal" w:default="1">
     <w:name w:val="LO-normal"/>
+    <w:qFormat/>
     <w:pPr>
       <w:widowControl/>
       <w:suppressAutoHyphens w:val="true"/>
       <w:bidi w:val="0"/>
+      <w:spacing w:before="0" w:after="0"/>
       <w:jc w:val="left"/>
     </w:pPr>
     <w:rPr>
       <w:rFonts w:ascii="Arial" w:hAnsi="Arial" w:eastAsia="Arial" w:cs="Arial"/>
       <w:color w:val="00000A"/>
+      <w:kern w:val="0"/>
       <w:sz w:val="24"/>
       <w:szCs w:val="24"/>
-      <w:lang w:val="es" w:eastAsia="zh-CN" w:bidi="hi-IN"/>
+      <w:lang w:val="es-ES" w:eastAsia="zh-CN" w:bidi="hi-IN"/>
     </w:rPr>
   </w:style>
   <w:style w:type="paragraph" w:styleId="Title">
     <w:name w:val="Title"/>
-    <w:basedOn w:val="LOnormal"/>
+    <w:basedOn w:val="LO-normal"/>
     <w:next w:val="Normal"/>
+    <w:qFormat/>
     <w:pPr>
-      <w:keepNext/>
+      <w:keepNext w:val="true"/>
       <w:keepLines/>
       <w:spacing w:lineRule="auto" w:line="240" w:before="480" w:after="120"/>
     </w:pPr>
@@ -6575,12 +6256,20 @@
       <w:szCs w:val="72"/>
     </w:rPr>
   </w:style>
+  <w:style w:type="paragraph" w:styleId="HeaderandFooter">
+    <w:name w:val="Header and Footer"/>
+    <w:basedOn w:val="Normal"/>
+    <w:qFormat/>
+    <w:pPr/>
+    <w:rPr/>
+  </w:style>
   <w:style w:type="paragraph" w:styleId="Header">
     <w:name w:val="Header"/>
+    <w:basedOn w:val="LO-normal"/>
     <w:rsid w:val="0003552e"/>
-    <w:basedOn w:val="LOnormal"/>
     <w:pPr>
       <w:tabs>
+        <w:tab w:val="clear" w:pos="720"/>
         <w:tab w:val="center" w:pos="4252" w:leader="none"/>
         <w:tab w:val="right" w:pos="8504" w:leader="none"/>
       </w:tabs>
@@ -6589,10 +6278,11 @@
   </w:style>
   <w:style w:type="paragraph" w:styleId="Footer">
     <w:name w:val="Footer"/>
+    <w:basedOn w:val="LO-normal"/>
     <w:rsid w:val="0003552e"/>
-    <w:basedOn w:val="LOnormal"/>
     <w:pPr>
       <w:tabs>
+        <w:tab w:val="clear" w:pos="720"/>
         <w:tab w:val="center" w:pos="4252" w:leader="none"/>
         <w:tab w:val="right" w:pos="8504" w:leader="none"/>
       </w:tabs>
@@ -6601,9 +6291,10 @@
   </w:style>
   <w:style w:type="paragraph" w:styleId="BalloonText">
     <w:name w:val="Balloon Text"/>
+    <w:basedOn w:val="LO-normal"/>
     <w:link w:val="TextodegloboCar"/>
+    <w:qFormat/>
     <w:rsid w:val="00e14976"/>
-    <w:basedOn w:val="LOnormal"/>
     <w:pPr/>
     <w:rPr>
       <w:rFonts w:ascii="Tahoma" w:hAnsi="Tahoma" w:cs="Tahoma"/>
@@ -6613,20 +6304,22 @@
   </w:style>
   <w:style w:type="paragraph" w:styleId="Tabla" w:customStyle="1">
     <w:name w:val="Tabla"/>
+    <w:next w:val="Normal"/>
+    <w:link w:val="TablaCar"/>
     <w:qFormat/>
-    <w:link w:val="TablaCar"/>
     <w:rsid w:val="006f4a70"/>
-    <w:next w:val="Normal"/>
     <w:pPr>
       <w:widowControl/>
       <w:suppressAutoHyphens w:val="true"/>
       <w:bidi w:val="0"/>
+      <w:spacing w:before="0" w:after="0"/>
       <w:jc w:val="left"/>
     </w:pPr>
     <w:rPr>
       <w:rFonts w:ascii="Arial" w:hAnsi="Arial" w:eastAsia="Arial" w:cs=""/>
       <w:bCs/>
       <w:color w:val="00000A"/>
+      <w:kern w:val="0"/>
       <w:sz w:val="24"/>
       <w:szCs w:val="26"/>
       <w:lang w:val="ca-ES" w:eastAsia="en-US" w:bidi="hi-IN"/>
@@ -6634,13 +6327,13 @@
   </w:style>
   <w:style w:type="paragraph" w:styleId="ListParagraph">
     <w:name w:val="List Paragraph"/>
+    <w:basedOn w:val="LO-normal"/>
     <w:uiPriority w:val="34"/>
     <w:qFormat/>
     <w:rsid w:val="00d7447b"/>
-    <w:basedOn w:val="LOnormal"/>
     <w:pPr>
       <w:suppressAutoHyphens w:val="true"/>
-      <w:ind w:left="708" w:right="0" w:hanging="0"/>
+      <w:ind w:hanging="0" w:left="708" w:right="0"/>
     </w:pPr>
     <w:rPr>
       <w:rFonts w:ascii="Times New Roman" w:hAnsi="Times New Roman" w:cs="Times New Roman"/>
@@ -6649,10 +6342,11 @@
   </w:style>
   <w:style w:type="paragraph" w:styleId="NormalWeb">
     <w:name w:val="Normal (Web)"/>
+    <w:basedOn w:val="LO-normal"/>
     <w:uiPriority w:val="99"/>
     <w:unhideWhenUsed/>
+    <w:qFormat/>
     <w:rsid w:val="00e63751"/>
-    <w:basedOn w:val="LOnormal"/>
     <w:pPr>
       <w:spacing w:before="0" w:after="280"/>
     </w:pPr>
@@ -6662,10 +6356,11 @@
   </w:style>
   <w:style w:type="paragraph" w:styleId="Subtitle">
     <w:name w:val="Subtitle"/>
-    <w:basedOn w:val="LOnormal"/>
+    <w:basedOn w:val="LO-normal"/>
     <w:next w:val="Normal"/>
+    <w:qFormat/>
     <w:pPr>
-      <w:keepNext/>
+      <w:keepNext w:val="true"/>
       <w:keepLines/>
       <w:spacing w:lineRule="auto" w:line="240" w:before="360" w:after="80"/>
     </w:pPr>
@@ -6680,12 +6375,14 @@
   <w:style w:type="paragraph" w:styleId="TableContents">
     <w:name w:val="Table Contents"/>
     <w:basedOn w:val="Normal"/>
+    <w:qFormat/>
     <w:pPr/>
     <w:rPr/>
   </w:style>
   <w:style w:type="paragraph" w:styleId="TableHeading">
     <w:name w:val="Table Heading"/>
     <w:basedOn w:val="TableContents"/>
+    <w:qFormat/>
     <w:pPr/>
     <w:rPr/>
   </w:style>
@@ -6694,6 +6391,7 @@
     <w:uiPriority w:val="99"/>
     <w:semiHidden/>
     <w:unhideWhenUsed/>
+    <w:qFormat/>
   </w:style>
   <w:style w:type="table" w:default="1" w:styleId="TableNormal">
     <w:name w:val="TableNormal"/>
@@ -6709,11 +6407,10 @@
   <w:style w:type="table" w:default="1" w:styleId="Tablanormal">
     <w:name w:val="Normal Table"/>
     <w:uiPriority w:val="99"/>
-    <w:qFormat/>
     <w:semiHidden/>
     <w:unhideWhenUsed/>
+    <w:qFormat/>
     <w:tblPr>
-      <w:tblInd w:type="dxa" w:w="0"/>
       <w:tblCellMar>
         <w:top w:w="0" w:type="dxa"/>
         <w:left w:w="108" w:type="dxa"/>
@@ -6728,14 +6425,13 @@
     <w:uiPriority w:val="59"/>
     <w:rsid w:val="004e28e4"/>
     <w:tblPr>
-      <w:tblInd w:type="dxa" w:w="0"/>
       <w:tblBorders>
-        <w:top w:space="0" w:sz="4" w:color="auto" w:val="single"/>
-        <w:left w:space="0" w:sz="4" w:color="auto" w:val="single"/>
-        <w:bottom w:space="0" w:sz="4" w:color="auto" w:val="single"/>
-        <w:right w:space="0" w:sz="4" w:color="auto" w:val="single"/>
-        <w:insideH w:space="0" w:sz="4" w:color="auto" w:val="single"/>
-        <w:insideV w:space="0" w:sz="4" w:color="auto" w:val="single"/>
+        <w:top w:val="single" w:color="auto" w:sz="4" w:space="0"/>
+        <w:left w:val="single" w:color="auto" w:sz="4" w:space="0"/>
+        <w:bottom w:val="single" w:color="auto" w:sz="4" w:space="0"/>
+        <w:right w:val="single" w:color="auto" w:sz="4" w:space="0"/>
+        <w:insideH w:val="single" w:color="auto" w:sz="4" w:space="0"/>
+        <w:insideV w:val="single" w:color="auto" w:sz="4" w:space="0"/>
       </w:tblBorders>
       <w:tblCellMar>
         <w:top w:w="0" w:type="dxa"/>
@@ -6749,41 +6445,41 @@
 </file>
 
 <file path=word/theme/theme1.xml><?xml version="1.0" encoding="utf-8"?>
-<a:theme xmlns:a="http://schemas.openxmlformats.org/drawingml/2006/main" name="Tema de Office">
+<a:theme xmlns:a="http://schemas.openxmlformats.org/drawingml/2006/main" xmlns:r="http://schemas.openxmlformats.org/officeDocument/2006/relationships" name="Tema de Office">
   <a:themeElements>
     <a:clrScheme name="Office">
       <a:dk1>
-        <a:sysClr val="windowText" lastClr="000000"/>
+        <a:srgbClr val="000000"/>
       </a:dk1>
       <a:lt1>
-        <a:sysClr val="window" lastClr="FFFFFF"/>
+        <a:srgbClr val="ffffff"/>
       </a:lt1>
       <a:dk2>
-        <a:srgbClr val="1F497D"/>
+        <a:srgbClr val="1f497d"/>
       </a:dk2>
       <a:lt2>
-        <a:srgbClr val="EEECE1"/>
+        <a:srgbClr val="eeece1"/>
       </a:lt2>
       <a:accent1>
-        <a:srgbClr val="4F81BD"/>
+        <a:srgbClr val="4f81bd"/>
       </a:accent1>
       <a:accent2>
-        <a:srgbClr val="C0504D"/>
+        <a:srgbClr val="c0504d"/>
       </a:accent2>
       <a:accent3>
-        <a:srgbClr val="9BBB59"/>
+        <a:srgbClr val="9bbb59"/>
       </a:accent3>
       <a:accent4>
-        <a:srgbClr val="8064A2"/>
+        <a:srgbClr val="8064a2"/>
       </a:accent4>
       <a:accent5>
-        <a:srgbClr val="4BACC6"/>
+        <a:srgbClr val="4bacc6"/>
       </a:accent5>
       <a:accent6>
-        <a:srgbClr val="F79646"/>
+        <a:srgbClr val="f79646"/>
       </a:accent6>
       <a:hlink>
-        <a:srgbClr val="0000FF"/>
+        <a:srgbClr val="0000ff"/>
       </a:hlink>
       <a:folHlink>
         <a:srgbClr val="800080"/>
@@ -6791,243 +6487,135 @@
     </a:clrScheme>
     <a:fontScheme name="Office">
       <a:majorFont>
-        <a:latin typeface="Cambria"/>
+        <a:latin typeface="Cambria" pitchFamily="0" charset="1"/>
         <a:ea typeface=""/>
         <a:cs typeface=""/>
-        <a:font script="Jpan" typeface="ＭＳ ゴシック"/>
-        <a:font script="Hang" typeface="맑은 고딕"/>
-        <a:font script="Hans" typeface="宋体"/>
-        <a:font script="Hant" typeface="新細明體"/>
-        <a:font script="Arab" typeface="Times New Roman"/>
-        <a:font script="Hebr" typeface="Times New Roman"/>
-        <a:font script="Thai" typeface="Angsana New"/>
-        <a:font script="Ethi" typeface="Nyala"/>
-        <a:font script="Beng" typeface="Vrinda"/>
-        <a:font script="Gujr" typeface="Shruti"/>
-        <a:font script="Khmr" typeface="MoolBoran"/>
-        <a:font script="Knda" typeface="Tunga"/>
-        <a:font script="Guru" typeface="Raavi"/>
-        <a:font script="Cans" typeface="Euphemia"/>
-        <a:font script="Cher" typeface="Plantagenet Cherokee"/>
-        <a:font script="Yiii" typeface="Microsoft Yi Baiti"/>
-        <a:font script="Tibt" typeface="Microsoft Himalaya"/>
-        <a:font script="Thaa" typeface="MV Boli"/>
-        <a:font script="Deva" typeface="Mangal"/>
-        <a:font script="Telu" typeface="Gautami"/>
-        <a:font script="Taml" typeface="Latha"/>
-        <a:font script="Syrc" typeface="Estrangelo Edessa"/>
-        <a:font script="Orya" typeface="Kalinga"/>
-        <a:font script="Mlym" typeface="Kartika"/>
-        <a:font script="Laoo" typeface="DokChampa"/>
-        <a:font script="Sinh" typeface="Iskoola Pota"/>
-        <a:font script="Mong" typeface="Mongolian Baiti"/>
-        <a:font script="Viet" typeface="Times New Roman"/>
-        <a:font script="Uigh" typeface="Microsoft Uighur"/>
       </a:majorFont>
       <a:minorFont>
-        <a:latin typeface="Calibri"/>
+        <a:latin typeface="Calibri" pitchFamily="0" charset="1"/>
         <a:ea typeface=""/>
         <a:cs typeface=""/>
-        <a:font script="Jpan" typeface="ＭＳ 明朝"/>
-        <a:font script="Hang" typeface="맑은 고딕"/>
-        <a:font script="Hans" typeface="宋体"/>
-        <a:font script="Hant" typeface="新細明體"/>
-        <a:font script="Arab" typeface="Arial"/>
-        <a:font script="Hebr" typeface="Arial"/>
-        <a:font script="Thai" typeface="Cordia New"/>
-        <a:font script="Ethi" typeface="Nyala"/>
-        <a:font script="Beng" typeface="Vrinda"/>
-        <a:font script="Gujr" typeface="Shruti"/>
-        <a:font script="Khmr" typeface="DaunPenh"/>
-        <a:font script="Knda" typeface="Tunga"/>
-        <a:font script="Guru" typeface="Raavi"/>
-        <a:font script="Cans" typeface="Euphemia"/>
-        <a:font script="Cher" typeface="Plantagenet Cherokee"/>
-        <a:font script="Yiii" typeface="Microsoft Yi Baiti"/>
-        <a:font script="Tibt" typeface="Microsoft Himalaya"/>
-        <a:font script="Thaa" typeface="MV Boli"/>
-        <a:font script="Deva" typeface="Mangal"/>
-        <a:font script="Telu" typeface="Gautami"/>
-        <a:font script="Taml" typeface="Latha"/>
-        <a:font script="Syrc" typeface="Estrangelo Edessa"/>
-        <a:font script="Orya" typeface="Kalinga"/>
-        <a:font script="Mlym" typeface="Kartika"/>
-        <a:font script="Laoo" typeface="DokChampa"/>
-        <a:font script="Sinh" typeface="Iskoola Pota"/>
-        <a:font script="Mong" typeface="Mongolian Baiti"/>
-        <a:font script="Viet" typeface="Arial"/>
-        <a:font script="Uigh" typeface="Microsoft Uighur"/>
       </a:minorFont>
     </a:fontScheme>
-    <a:fmtScheme name="Office">
+    <a:fmtScheme>
       <a:fillStyleLst>
         <a:solidFill>
           <a:schemeClr val="phClr"/>
         </a:solidFill>
-        <a:gradFill rotWithShape="1">
+        <a:gradFill>
           <a:gsLst>
             <a:gs pos="0">
               <a:schemeClr val="phClr">
                 <a:tint val="50000"/>
-                <a:satMod val="300000"/>
               </a:schemeClr>
             </a:gs>
             <a:gs pos="35000">
               <a:schemeClr val="phClr">
                 <a:tint val="37000"/>
-                <a:satMod val="300000"/>
               </a:schemeClr>
             </a:gs>
             <a:gs pos="100000">
               <a:schemeClr val="phClr">
                 <a:tint val="15000"/>
-                <a:satMod val="350000"/>
               </a:schemeClr>
             </a:gs>
           </a:gsLst>
           <a:lin ang="16200000" scaled="1"/>
+          <a:tileRect l="0" t="0" r="0" b="0"/>
         </a:gradFill>
-        <a:gradFill rotWithShape="1">
+        <a:gradFill>
           <a:gsLst>
             <a:gs pos="0">
               <a:schemeClr val="phClr">
                 <a:shade val="51000"/>
-                <a:satMod val="130000"/>
               </a:schemeClr>
             </a:gs>
             <a:gs pos="80000">
               <a:schemeClr val="phClr">
                 <a:shade val="93000"/>
-                <a:satMod val="130000"/>
               </a:schemeClr>
             </a:gs>
             <a:gs pos="100000">
               <a:schemeClr val="phClr">
                 <a:shade val="94000"/>
-                <a:satMod val="135000"/>
               </a:schemeClr>
             </a:gs>
           </a:gsLst>
           <a:lin ang="16200000" scaled="0"/>
+          <a:tileRect l="0" t="0" r="0" b="0"/>
         </a:gradFill>
       </a:fillStyleLst>
       <a:lnStyleLst>
         <a:ln w="9525" cap="flat" cmpd="sng" algn="ctr">
-          <a:solidFill>
-            <a:schemeClr val="phClr">
-              <a:shade val="95000"/>
-              <a:satMod val="105000"/>
-            </a:schemeClr>
-          </a:solidFill>
           <a:prstDash val="solid"/>
         </a:ln>
         <a:ln w="25400" cap="flat" cmpd="sng" algn="ctr">
-          <a:solidFill>
-            <a:schemeClr val="phClr"/>
-          </a:solidFill>
           <a:prstDash val="solid"/>
         </a:ln>
         <a:ln w="38100" cap="flat" cmpd="sng" algn="ctr">
-          <a:solidFill>
-            <a:schemeClr val="phClr"/>
-          </a:solidFill>
           <a:prstDash val="solid"/>
         </a:ln>
       </a:lnStyleLst>
       <a:effectStyleLst>
         <a:effectStyle>
-          <a:effectLst>
-            <a:outerShdw blurRad="40000" dist="20000" dir="5400000" rotWithShape="0">
-              <a:srgbClr val="000000">
-                <a:alpha val="38000"/>
-              </a:srgbClr>
-            </a:outerShdw>
-          </a:effectLst>
+          <a:effectLst/>
         </a:effectStyle>
         <a:effectStyle>
-          <a:effectLst>
-            <a:outerShdw blurRad="40000" dist="23000" dir="5400000" rotWithShape="0">
-              <a:srgbClr val="000000">
-                <a:alpha val="35000"/>
-              </a:srgbClr>
-            </a:outerShdw>
-          </a:effectLst>
+          <a:effectLst/>
         </a:effectStyle>
         <a:effectStyle>
-          <a:effectLst>
-            <a:outerShdw blurRad="40000" dist="23000" dir="5400000" rotWithShape="0">
-              <a:srgbClr val="000000">
-                <a:alpha val="35000"/>
-              </a:srgbClr>
-            </a:outerShdw>
-          </a:effectLst>
-          <a:scene3d>
-            <a:camera prst="orthographicFront">
-              <a:rot lat="0" lon="0" rev="0"/>
-            </a:camera>
-            <a:lightRig rig="threePt" dir="t">
-              <a:rot lat="0" lon="0" rev="1200000"/>
-            </a:lightRig>
-          </a:scene3d>
-          <a:sp3d>
-            <a:bevelT w="63500" h="25400"/>
-          </a:sp3d>
+          <a:effectLst/>
         </a:effectStyle>
       </a:effectStyleLst>
       <a:bgFillStyleLst>
         <a:solidFill>
           <a:schemeClr val="phClr"/>
         </a:solidFill>
-        <a:gradFill rotWithShape="1">
+        <a:gradFill>
           <a:gsLst>
             <a:gs pos="0">
               <a:schemeClr val="phClr">
                 <a:tint val="40000"/>
-                <a:satMod val="350000"/>
               </a:schemeClr>
             </a:gs>
             <a:gs pos="40000">
               <a:schemeClr val="phClr">
                 <a:tint val="45000"/>
                 <a:shade val="99000"/>
-                <a:satMod val="350000"/>
               </a:schemeClr>
             </a:gs>
             <a:gs pos="100000">
               <a:schemeClr val="phClr">
                 <a:shade val="20000"/>
-                <a:satMod val="255000"/>
               </a:schemeClr>
             </a:gs>
           </a:gsLst>
           <a:path path="circle">
             <a:fillToRect l="50000" t="-80000" r="50000" b="180000"/>
           </a:path>
+          <a:tileRect l="0" t="0" r="0" b="0"/>
         </a:gradFill>
-        <a:gradFill rotWithShape="1">
+        <a:gradFill>
           <a:gsLst>
             <a:gs pos="0">
               <a:schemeClr val="phClr">
                 <a:tint val="80000"/>
-                <a:satMod val="300000"/>
               </a:schemeClr>
             </a:gs>
             <a:gs pos="100000">
               <a:schemeClr val="phClr">
                 <a:shade val="30000"/>
-                <a:satMod val="200000"/>
               </a:schemeClr>
             </a:gs>
           </a:gsLst>
           <a:path path="circle">
             <a:fillToRect l="50000" t="50000" r="50000" b="50000"/>
           </a:path>
+          <a:tileRect l="0" t="0" r="0" b="0"/>
         </a:gradFill>
       </a:bgFillStyleLst>
     </a:fmtScheme>
   </a:themeElements>
-  <a:objectDefaults/>
-  <a:extraClrSchemeLst/>
 </a:theme>
 </file>
 
